--- a/word_files/Annex/Q1-Poster.docx
+++ b/word_files/Annex/Q1-Poster.docx
@@ -1,6 +1,6 @@
 
 <file path=word/document.xml><?xml version="1.0" encoding="utf-8"?>
-<w:document xmlns:wpc="http://schemas.microsoft.com/office/word/2010/wordprocessingCanvas" xmlns:cx="http://schemas.microsoft.com/office/drawing/2014/chartex" xmlns:cx1="http://schemas.microsoft.com/office/drawing/2015/9/8/chartex" xmlns:cx2="http://schemas.microsoft.com/office/drawing/2015/10/21/chartex" xmlns:cx3="http://schemas.microsoft.com/office/drawing/2016/5/9/chartex" xmlns:cx4="http://schemas.microsoft.com/office/drawing/2016/5/10/chartex" xmlns:cx5="http://schemas.microsoft.com/office/drawing/2016/5/11/chartex" xmlns:cx6="http://schemas.microsoft.com/office/drawing/2016/5/12/chartex" xmlns:cx7="http://schemas.microsoft.com/office/drawing/2016/5/13/chartex" xmlns:cx8="http://schemas.microsoft.com/office/drawing/2016/5/14/chartex" xmlns:mc="http://schemas.openxmlformats.org/markup-compatibility/2006" xmlns:aink="http://schemas.microsoft.com/office/drawing/2016/ink" xmlns:am3d="http://schemas.microsoft.com/office/drawing/2017/model3d" xmlns:o="urn:schemas-microsoft-com:office:office" xmlns:oel="http://schemas.microsoft.com/office/2019/extlst" xmlns:r="http://schemas.openxmlformats.org/officeDocument/2006/relationships" xmlns:m="http://schemas.openxmlformats.org/officeDocument/2006/math" xmlns:v="urn:schemas-microsoft-com:vml" xmlns:wp14="http://schemas.microsoft.com/office/word/2010/wordprocessingDrawing" xmlns:wp="http://schemas.openxmlformats.org/drawingml/2006/wordprocessingDrawing" xmlns:w10="urn:schemas-microsoft-com:office:word" xmlns:w="http://schemas.openxmlformats.org/wordprocessingml/2006/main" xmlns:w14="http://schemas.microsoft.com/office/word/2010/wordml" xmlns:w15="http://schemas.microsoft.com/office/word/2012/wordml" xmlns:w16cex="http://schemas.microsoft.com/office/word/2018/wordml/cex" xmlns:w16cid="http://schemas.microsoft.com/office/word/2016/wordml/cid" xmlns:w16="http://schemas.microsoft.com/office/word/2018/wordml" xmlns:w16sdtdh="http://schemas.microsoft.com/office/word/2020/wordml/sdtdatahash" xmlns:w16se="http://schemas.microsoft.com/office/word/2015/wordml/symex" xmlns:wpg="http://schemas.microsoft.com/office/word/2010/wordprocessingGroup" xmlns:wpi="http://schemas.microsoft.com/office/word/2010/wordprocessingInk" xmlns:wne="http://schemas.microsoft.com/office/word/2006/wordml" xmlns:wps="http://schemas.microsoft.com/office/word/2010/wordprocessingShape" mc:Ignorable="w14 w15 w16se w16cid w16 w16cex w16sdtdh wp14">
+<w:document xmlns:wpc="http://schemas.microsoft.com/office/word/2010/wordprocessingCanvas" xmlns:cx="http://schemas.microsoft.com/office/drawing/2014/chartex" xmlns:cx1="http://schemas.microsoft.com/office/drawing/2015/9/8/chartex" xmlns:cx2="http://schemas.microsoft.com/office/drawing/2015/10/21/chartex" xmlns:cx3="http://schemas.microsoft.com/office/drawing/2016/5/9/chartex" xmlns:cx4="http://schemas.microsoft.com/office/drawing/2016/5/10/chartex" xmlns:cx5="http://schemas.microsoft.com/office/drawing/2016/5/11/chartex" xmlns:cx6="http://schemas.microsoft.com/office/drawing/2016/5/12/chartex" xmlns:cx7="http://schemas.microsoft.com/office/drawing/2016/5/13/chartex" xmlns:cx8="http://schemas.microsoft.com/office/drawing/2016/5/14/chartex" xmlns:mc="http://schemas.openxmlformats.org/markup-compatibility/2006" xmlns:aink="http://schemas.microsoft.com/office/drawing/2016/ink" xmlns:am3d="http://schemas.microsoft.com/office/drawing/2017/model3d" xmlns:o="urn:schemas-microsoft-com:office:office" xmlns:oel="http://schemas.microsoft.com/office/2019/extlst" xmlns:r="http://schemas.openxmlformats.org/officeDocument/2006/relationships" xmlns:m="http://schemas.openxmlformats.org/officeDocument/2006/math" xmlns:v="urn:schemas-microsoft-com:vml" xmlns:wp14="http://schemas.microsoft.com/office/word/2010/wordprocessingDrawing" xmlns:wp="http://schemas.openxmlformats.org/drawingml/2006/wordprocessingDrawing" xmlns:w10="urn:schemas-microsoft-com:office:word" xmlns:w="http://schemas.openxmlformats.org/wordprocessingml/2006/main" xmlns:w14="http://schemas.microsoft.com/office/word/2010/wordml" xmlns:w15="http://schemas.microsoft.com/office/word/2012/wordml" xmlns:w16cex="http://schemas.microsoft.com/office/word/2018/wordml/cex" xmlns:w16cid="http://schemas.microsoft.com/office/word/2016/wordml/cid" xmlns:w16="http://schemas.microsoft.com/office/word/2018/wordml" xmlns:w16du="http://schemas.microsoft.com/office/word/2023/wordml/word16du" xmlns:w16sdtdh="http://schemas.microsoft.com/office/word/2020/wordml/sdtdatahash" xmlns:w16se="http://schemas.microsoft.com/office/word/2015/wordml/symex" xmlns:wpg="http://schemas.microsoft.com/office/word/2010/wordprocessingGroup" xmlns:wpi="http://schemas.microsoft.com/office/word/2010/wordprocessingInk" xmlns:wne="http://schemas.microsoft.com/office/word/2006/wordml" xmlns:wps="http://schemas.microsoft.com/office/word/2010/wordprocessingShape" mc:Ignorable="w14 w15 w16se w16cid w16 w16cex w16sdtdh w16du wp14">
   <w:body>
     <w:p>
       <w:pPr>
@@ -139,9 +139,22 @@
         </w:rPr>
       </w:pPr>
     </w:p>
+    <w:p>
+      <w:pPr>
+        <w:pStyle w:val="paragraph"/>
+        <w:spacing w:before="0" w:beforeAutospacing="0" w:after="0" w:afterAutospacing="0"/>
+        <w:textAlignment w:val="baseline"/>
+        <w:rPr>
+          <w:rFonts w:ascii="Segoe UI" w:hAnsi="Segoe UI" w:cs="Segoe UI"/>
+          <w:color w:val="2E74B5"/>
+          <w:sz w:val="18"/>
+          <w:szCs w:val="18"/>
+        </w:rPr>
+      </w:pPr>
+    </w:p>
     <w:tbl>
       <w:tblPr>
-        <w:tblW w:w="5000" w:type="pct"/>
+        <w:tblW w:w="4638" w:type="pct"/>
         <w:tblBorders>
           <w:top w:val="single" w:sz="4" w:space="0" w:color="000000"/>
           <w:left w:val="single" w:sz="4" w:space="0" w:color="000000"/>
@@ -165,7 +178,7 @@
         <w:gridCol w:w="2808"/>
         <w:gridCol w:w="2808"/>
         <w:gridCol w:w="2808"/>
-        <w:gridCol w:w="2808"/>
+        <w:gridCol w:w="1292"/>
       </w:tblGrid>
       <w:tr>
         <w:trPr>
@@ -173,7 +186,7 @@
         </w:trPr>
         <w:tc>
           <w:tcPr>
-            <w:tcW w:w="1285" w:type="dxa"/>
+            <w:tcW w:w="1286" w:type="dxa"/>
             <w:shd w:val="clear" w:color="auto" w:fill="auto"/>
             <w:hideMark/>
           </w:tcPr>
@@ -191,6 +204,52 @@
                 <w:rFonts w:ascii="Calibri" w:eastAsia="Times New Roman" w:hAnsi="Calibri" w:cs="Calibri"/>
               </w:rPr>
               <w:t> </w:t>
+            </w:r>
+          </w:p>
+        </w:tc>
+        <w:tc>
+          <w:tcPr>
+            <w:tcW w:w="2807" w:type="dxa"/>
+            <w:shd w:val="clear" w:color="auto" w:fill="auto"/>
+            <w:vAlign w:val="center"/>
+            <w:hideMark/>
+          </w:tcPr>
+          <w:p>
+            <w:pPr>
+              <w:jc w:val="center"/>
+              <w:textAlignment w:val="baseline"/>
+              <w:rPr>
+                <w:rFonts w:ascii="Calibri" w:eastAsia="Times New Roman" w:hAnsi="Calibri" w:cs="Calibri"/>
+                <w:sz w:val="18"/>
+                <w:szCs w:val="18"/>
+              </w:rPr>
+            </w:pPr>
+            <w:r>
+              <w:rPr>
+                <w:rFonts w:ascii="Calibri" w:eastAsia="Times New Roman" w:hAnsi="Calibri" w:cs="Calibri"/>
+                <w:sz w:val="18"/>
+                <w:szCs w:val="18"/>
+              </w:rPr>
+              <w:t xml:space="preserve">Learning Outcome </w:t>
+            </w:r>
+          </w:p>
+          <w:p>
+            <w:pPr>
+              <w:jc w:val="center"/>
+              <w:textAlignment w:val="baseline"/>
+              <w:rPr>
+                <w:rFonts w:ascii="Calibri" w:eastAsia="Times New Roman" w:hAnsi="Calibri" w:cs="Calibri"/>
+                <w:sz w:val="18"/>
+                <w:szCs w:val="18"/>
+              </w:rPr>
+            </w:pPr>
+            <w:r>
+              <w:rPr>
+                <w:rFonts w:ascii="Calibri" w:eastAsia="Times New Roman" w:hAnsi="Calibri" w:cs="Calibri"/>
+                <w:sz w:val="18"/>
+                <w:szCs w:val="18"/>
+              </w:rPr>
+              <w:t>(numbers based on overall outcomes)</w:t>
             </w:r>
           </w:p>
         </w:tc>
@@ -207,45 +266,45 @@
               <w:textAlignment w:val="baseline"/>
               <w:rPr>
                 <w:rFonts w:ascii="Calibri" w:eastAsia="Times New Roman" w:hAnsi="Calibri" w:cs="Calibri"/>
-                <w:sz w:val="18"/>
-                <w:szCs w:val="18"/>
-              </w:rPr>
-            </w:pPr>
-            <w:r>
-              <w:rPr>
-                <w:rFonts w:ascii="Calibri" w:eastAsia="Times New Roman" w:hAnsi="Calibri" w:cs="Calibri"/>
-                <w:sz w:val="18"/>
-                <w:szCs w:val="18"/>
-              </w:rPr>
-              <w:t xml:space="preserve">Learning Outcome </w:t>
-            </w:r>
-          </w:p>
+                <w:sz w:val="24"/>
+              </w:rPr>
+            </w:pPr>
+            <w:r>
+              <w:rPr>
+                <w:rFonts w:ascii="Calibri" w:eastAsia="Times New Roman" w:hAnsi="Calibri" w:cs="Calibri"/>
+                <w:sz w:val="24"/>
+              </w:rPr>
+              <w:t>Criteria</w:t>
+            </w:r>
+          </w:p>
+        </w:tc>
+        <w:tc>
+          <w:tcPr>
+            <w:tcW w:w="2808" w:type="dxa"/>
+            <w:vAlign w:val="center"/>
+          </w:tcPr>
           <w:p>
             <w:pPr>
               <w:jc w:val="center"/>
               <w:textAlignment w:val="baseline"/>
               <w:rPr>
                 <w:rFonts w:ascii="Calibri" w:eastAsia="Times New Roman" w:hAnsi="Calibri" w:cs="Calibri"/>
-                <w:sz w:val="18"/>
-                <w:szCs w:val="18"/>
-              </w:rPr>
-            </w:pPr>
-            <w:r>
-              <w:rPr>
-                <w:rFonts w:ascii="Calibri" w:eastAsia="Times New Roman" w:hAnsi="Calibri" w:cs="Calibri"/>
-                <w:sz w:val="18"/>
-                <w:szCs w:val="18"/>
-              </w:rPr>
-              <w:t>(numbers based on overall outcomes)</w:t>
-            </w:r>
-          </w:p>
-        </w:tc>
-        <w:tc>
-          <w:tcPr>
-            <w:tcW w:w="2809" w:type="dxa"/>
-            <w:shd w:val="clear" w:color="auto" w:fill="auto"/>
+                <w:sz w:val="24"/>
+              </w:rPr>
+            </w:pPr>
+            <w:r>
+              <w:rPr>
+                <w:rFonts w:ascii="Calibri" w:eastAsia="Times New Roman" w:hAnsi="Calibri" w:cs="Calibri"/>
+                <w:sz w:val="24"/>
+              </w:rPr>
+              <w:t>4-5 Insufficient</w:t>
+            </w:r>
+          </w:p>
+        </w:tc>
+        <w:tc>
+          <w:tcPr>
+            <w:tcW w:w="2808" w:type="dxa"/>
             <w:vAlign w:val="center"/>
-            <w:hideMark/>
           </w:tcPr>
           <w:p>
             <w:pPr>
@@ -261,13 +320,13 @@
                 <w:rFonts w:ascii="Calibri" w:eastAsia="Times New Roman" w:hAnsi="Calibri" w:cs="Calibri"/>
                 <w:sz w:val="24"/>
               </w:rPr>
-              <w:t>Criteria</w:t>
-            </w:r>
-          </w:p>
-        </w:tc>
-        <w:tc>
-          <w:tcPr>
-            <w:tcW w:w="2809" w:type="dxa"/>
+              <w:t>6 Sufficient</w:t>
+            </w:r>
+          </w:p>
+        </w:tc>
+        <w:tc>
+          <w:tcPr>
+            <w:tcW w:w="2808" w:type="dxa"/>
             <w:vAlign w:val="center"/>
           </w:tcPr>
           <w:p>
@@ -284,13 +343,13 @@
                 <w:rFonts w:ascii="Calibri" w:eastAsia="Times New Roman" w:hAnsi="Calibri" w:cs="Calibri"/>
                 <w:sz w:val="24"/>
               </w:rPr>
-              <w:t>4-5 Insufficient</w:t>
-            </w:r>
-          </w:p>
-        </w:tc>
-        <w:tc>
-          <w:tcPr>
-            <w:tcW w:w="2809" w:type="dxa"/>
+              <w:t>7-8 Good</w:t>
+            </w:r>
+          </w:p>
+        </w:tc>
+        <w:tc>
+          <w:tcPr>
+            <w:tcW w:w="2808" w:type="dxa"/>
             <w:vAlign w:val="center"/>
           </w:tcPr>
           <w:p>
@@ -307,59 +366,13 @@
                 <w:rFonts w:ascii="Calibri" w:eastAsia="Times New Roman" w:hAnsi="Calibri" w:cs="Calibri"/>
                 <w:sz w:val="24"/>
               </w:rPr>
-              <w:t>6 Sufficient</w:t>
-            </w:r>
-          </w:p>
-        </w:tc>
-        <w:tc>
-          <w:tcPr>
-            <w:tcW w:w="2809" w:type="dxa"/>
-            <w:vAlign w:val="center"/>
-          </w:tcPr>
-          <w:p>
-            <w:pPr>
-              <w:jc w:val="center"/>
-              <w:textAlignment w:val="baseline"/>
-              <w:rPr>
-                <w:rFonts w:ascii="Calibri" w:eastAsia="Times New Roman" w:hAnsi="Calibri" w:cs="Calibri"/>
-                <w:sz w:val="24"/>
-              </w:rPr>
-            </w:pPr>
-            <w:r>
-              <w:rPr>
-                <w:rFonts w:ascii="Calibri" w:eastAsia="Times New Roman" w:hAnsi="Calibri" w:cs="Calibri"/>
-                <w:sz w:val="24"/>
-              </w:rPr>
-              <w:t>7-8 Good</w:t>
-            </w:r>
-          </w:p>
-        </w:tc>
-        <w:tc>
-          <w:tcPr>
-            <w:tcW w:w="2809" w:type="dxa"/>
-            <w:vAlign w:val="center"/>
-          </w:tcPr>
-          <w:p>
-            <w:pPr>
-              <w:jc w:val="center"/>
-              <w:textAlignment w:val="baseline"/>
-              <w:rPr>
-                <w:rFonts w:ascii="Calibri" w:eastAsia="Times New Roman" w:hAnsi="Calibri" w:cs="Calibri"/>
-                <w:sz w:val="24"/>
-              </w:rPr>
-            </w:pPr>
-            <w:r>
-              <w:rPr>
-                <w:rFonts w:ascii="Calibri" w:eastAsia="Times New Roman" w:hAnsi="Calibri" w:cs="Calibri"/>
-                <w:sz w:val="24"/>
-              </w:rPr>
               <w:t>9-10 Excellent</w:t>
             </w:r>
           </w:p>
         </w:tc>
         <w:tc>
           <w:tcPr>
-            <w:tcW w:w="2809" w:type="dxa"/>
+            <w:tcW w:w="1292" w:type="dxa"/>
             <w:vAlign w:val="center"/>
           </w:tcPr>
           <w:p>
@@ -387,7 +400,7 @@
         </w:trPr>
         <w:tc>
           <w:tcPr>
-            <w:tcW w:w="1285" w:type="dxa"/>
+            <w:tcW w:w="1286" w:type="dxa"/>
             <w:vMerge w:val="restart"/>
             <w:shd w:val="clear" w:color="auto" w:fill="00B0F0"/>
             <w:vAlign w:val="center"/>
@@ -415,38 +428,38 @@
         </w:tc>
         <w:tc>
           <w:tcPr>
+            <w:tcW w:w="2807" w:type="dxa"/>
+            <w:shd w:val="clear" w:color="auto" w:fill="auto"/>
+            <w:hideMark/>
+          </w:tcPr>
+          <w:p>
+            <w:pPr>
+              <w:pStyle w:val="NoSpacing"/>
+            </w:pPr>
+            <w:r>
+              <w:rPr>
+                <w:rStyle w:val="eop"/>
+              </w:rPr>
+              <w:t>1</w:t>
+            </w:r>
+            <w:r>
+              <w:rPr>
+                <w:rFonts w:eastAsia="Calibri"/>
+                <w:kern w:val="2"/>
+                <w:lang w:eastAsia="en-GB"/>
+              </w:rPr>
+              <w:t>.a. Adapt a poster presentation to various audiences (peers, stakeholders and non-academics).</w:t>
+            </w:r>
+          </w:p>
+        </w:tc>
+        <w:tc>
+          <w:tcPr>
             <w:tcW w:w="2808" w:type="dxa"/>
             <w:shd w:val="clear" w:color="auto" w:fill="auto"/>
             <w:hideMark/>
           </w:tcPr>
           <w:p>
             <w:pPr>
-              <w:pStyle w:val="NoSpacing"/>
-            </w:pPr>
-            <w:r>
-              <w:rPr>
-                <w:rStyle w:val="eop"/>
-              </w:rPr>
-              <w:t>1</w:t>
-            </w:r>
-            <w:r>
-              <w:rPr>
-                <w:rFonts w:eastAsia="Calibri"/>
-                <w:kern w:val="2"/>
-                <w:lang w:eastAsia="en-GB"/>
-              </w:rPr>
-              <w:t>.a. Adapt a poster presentation to various audiences (peers, stakeholders and non-academics).</w:t>
-            </w:r>
-          </w:p>
-        </w:tc>
-        <w:tc>
-          <w:tcPr>
-            <w:tcW w:w="2809" w:type="dxa"/>
-            <w:shd w:val="clear" w:color="auto" w:fill="auto"/>
-            <w:hideMark/>
-          </w:tcPr>
-          <w:p>
-            <w:pPr>
               <w:tabs>
                 <w:tab w:val="left" w:pos="720"/>
               </w:tabs>
@@ -482,7 +495,7 @@
         </w:tc>
         <w:tc>
           <w:tcPr>
-            <w:tcW w:w="2809" w:type="dxa"/>
+            <w:tcW w:w="2808" w:type="dxa"/>
           </w:tcPr>
           <w:p>
             <w:pPr>
@@ -568,7 +581,7 @@
         </w:tc>
         <w:tc>
           <w:tcPr>
-            <w:tcW w:w="2809" w:type="dxa"/>
+            <w:tcW w:w="2808" w:type="dxa"/>
           </w:tcPr>
           <w:p>
             <w:pPr>
@@ -665,7 +678,7 @@
         </w:tc>
         <w:tc>
           <w:tcPr>
-            <w:tcW w:w="2809" w:type="dxa"/>
+            <w:tcW w:w="2808" w:type="dxa"/>
           </w:tcPr>
           <w:p>
             <w:pPr>
@@ -764,7 +777,7 @@
         </w:tc>
         <w:tc>
           <w:tcPr>
-            <w:tcW w:w="2809" w:type="dxa"/>
+            <w:tcW w:w="2808" w:type="dxa"/>
           </w:tcPr>
           <w:p>
             <w:pPr>
@@ -923,7 +936,7 @@
         </w:tc>
         <w:tc>
           <w:tcPr>
-            <w:tcW w:w="2809" w:type="dxa"/>
+            <w:tcW w:w="1292" w:type="dxa"/>
           </w:tcPr>
           <w:p>
             <w:pPr>
@@ -938,7 +951,7 @@
       <w:tr>
         <w:tc>
           <w:tcPr>
-            <w:tcW w:w="1285" w:type="dxa"/>
+            <w:tcW w:w="1286" w:type="dxa"/>
             <w:vMerge/>
             <w:vAlign w:val="center"/>
             <w:hideMark/>
@@ -955,7 +968,7 @@
         </w:tc>
         <w:tc>
           <w:tcPr>
-            <w:tcW w:w="2808" w:type="dxa"/>
+            <w:tcW w:w="2807" w:type="dxa"/>
             <w:vMerge w:val="restart"/>
             <w:shd w:val="clear" w:color="auto" w:fill="auto"/>
             <w:hideMark/>
@@ -999,7 +1012,7 @@
         </w:tc>
         <w:tc>
           <w:tcPr>
-            <w:tcW w:w="2809" w:type="dxa"/>
+            <w:tcW w:w="2808" w:type="dxa"/>
             <w:shd w:val="clear" w:color="auto" w:fill="auto"/>
             <w:hideMark/>
           </w:tcPr>
@@ -1050,7 +1063,7 @@
         </w:tc>
         <w:tc>
           <w:tcPr>
-            <w:tcW w:w="2809" w:type="dxa"/>
+            <w:tcW w:w="2808" w:type="dxa"/>
           </w:tcPr>
           <w:p>
             <w:pPr>
@@ -1090,7 +1103,7 @@
         </w:tc>
         <w:tc>
           <w:tcPr>
-            <w:tcW w:w="2809" w:type="dxa"/>
+            <w:tcW w:w="2808" w:type="dxa"/>
           </w:tcPr>
           <w:p>
             <w:pPr>
@@ -1142,7 +1155,7 @@
         </w:tc>
         <w:tc>
           <w:tcPr>
-            <w:tcW w:w="2809" w:type="dxa"/>
+            <w:tcW w:w="2808" w:type="dxa"/>
           </w:tcPr>
           <w:p>
             <w:pPr>
@@ -1209,7 +1222,7 @@
         </w:tc>
         <w:tc>
           <w:tcPr>
-            <w:tcW w:w="2809" w:type="dxa"/>
+            <w:tcW w:w="2808" w:type="dxa"/>
           </w:tcPr>
           <w:p>
             <w:pPr>
@@ -1268,7 +1281,7 @@
         </w:tc>
         <w:tc>
           <w:tcPr>
-            <w:tcW w:w="2809" w:type="dxa"/>
+            <w:tcW w:w="1292" w:type="dxa"/>
             <w:vMerge w:val="restart"/>
           </w:tcPr>
           <w:p>
@@ -1287,7 +1300,7 @@
         </w:trPr>
         <w:tc>
           <w:tcPr>
-            <w:tcW w:w="1285" w:type="dxa"/>
+            <w:tcW w:w="1286" w:type="dxa"/>
             <w:vMerge/>
             <w:vAlign w:val="center"/>
             <w:hideMark/>
@@ -1302,7 +1315,7 @@
         </w:tc>
         <w:tc>
           <w:tcPr>
-            <w:tcW w:w="2808" w:type="dxa"/>
+            <w:tcW w:w="2807" w:type="dxa"/>
             <w:vMerge/>
             <w:hideMark/>
           </w:tcPr>
@@ -1316,7 +1329,7 @@
         </w:tc>
         <w:tc>
           <w:tcPr>
-            <w:tcW w:w="2809" w:type="dxa"/>
+            <w:tcW w:w="2808" w:type="dxa"/>
             <w:shd w:val="clear" w:color="auto" w:fill="auto"/>
             <w:hideMark/>
           </w:tcPr>
@@ -1349,7 +1362,7 @@
         </w:tc>
         <w:tc>
           <w:tcPr>
-            <w:tcW w:w="2809" w:type="dxa"/>
+            <w:tcW w:w="2808" w:type="dxa"/>
           </w:tcPr>
           <w:p>
             <w:pPr>
@@ -1442,7 +1455,7 @@
         </w:tc>
         <w:tc>
           <w:tcPr>
-            <w:tcW w:w="2809" w:type="dxa"/>
+            <w:tcW w:w="2808" w:type="dxa"/>
           </w:tcPr>
           <w:p>
             <w:pPr>
@@ -1480,7 +1493,7 @@
         </w:tc>
         <w:tc>
           <w:tcPr>
-            <w:tcW w:w="2809" w:type="dxa"/>
+            <w:tcW w:w="2808" w:type="dxa"/>
           </w:tcPr>
           <w:p>
             <w:pPr>
@@ -1511,7 +1524,7 @@
         </w:tc>
         <w:tc>
           <w:tcPr>
-            <w:tcW w:w="2809" w:type="dxa"/>
+            <w:tcW w:w="2808" w:type="dxa"/>
           </w:tcPr>
           <w:p>
             <w:pPr>
@@ -1536,7 +1549,7 @@
         </w:tc>
         <w:tc>
           <w:tcPr>
-            <w:tcW w:w="2809" w:type="dxa"/>
+            <w:tcW w:w="1292" w:type="dxa"/>
             <w:vMerge/>
           </w:tcPr>
           <w:p>
@@ -1551,7 +1564,7 @@
       <w:tr>
         <w:tc>
           <w:tcPr>
-            <w:tcW w:w="1285" w:type="dxa"/>
+            <w:tcW w:w="1286" w:type="dxa"/>
             <w:vMerge/>
             <w:vAlign w:val="center"/>
             <w:hideMark/>
@@ -1568,7 +1581,7 @@
         </w:tc>
         <w:tc>
           <w:tcPr>
-            <w:tcW w:w="2808" w:type="dxa"/>
+            <w:tcW w:w="2807" w:type="dxa"/>
             <w:vMerge w:val="restart"/>
             <w:shd w:val="clear" w:color="auto" w:fill="auto"/>
             <w:hideMark/>
@@ -1593,7 +1606,7 @@
         </w:tc>
         <w:tc>
           <w:tcPr>
-            <w:tcW w:w="2809" w:type="dxa"/>
+            <w:tcW w:w="2808" w:type="dxa"/>
             <w:shd w:val="clear" w:color="auto" w:fill="auto"/>
             <w:hideMark/>
           </w:tcPr>
@@ -1644,7 +1657,7 @@
         </w:tc>
         <w:tc>
           <w:tcPr>
-            <w:tcW w:w="2809" w:type="dxa"/>
+            <w:tcW w:w="2808" w:type="dxa"/>
           </w:tcPr>
           <w:p>
             <w:pPr>
@@ -1705,7 +1718,7 @@
         </w:tc>
         <w:tc>
           <w:tcPr>
-            <w:tcW w:w="2809" w:type="dxa"/>
+            <w:tcW w:w="2808" w:type="dxa"/>
           </w:tcPr>
           <w:p>
             <w:pPr>
@@ -1823,7 +1836,7 @@
         </w:tc>
         <w:tc>
           <w:tcPr>
-            <w:tcW w:w="2809" w:type="dxa"/>
+            <w:tcW w:w="2808" w:type="dxa"/>
           </w:tcPr>
           <w:p>
             <w:pPr>
@@ -1888,7 +1901,7 @@
         </w:tc>
         <w:tc>
           <w:tcPr>
-            <w:tcW w:w="2809" w:type="dxa"/>
+            <w:tcW w:w="2808" w:type="dxa"/>
           </w:tcPr>
           <w:p>
             <w:pPr>
@@ -1935,7 +1948,7 @@
         </w:tc>
         <w:tc>
           <w:tcPr>
-            <w:tcW w:w="2809" w:type="dxa"/>
+            <w:tcW w:w="1292" w:type="dxa"/>
             <w:vMerge w:val="restart"/>
           </w:tcPr>
           <w:p>
@@ -1954,7 +1967,7 @@
         </w:trPr>
         <w:tc>
           <w:tcPr>
-            <w:tcW w:w="1285" w:type="dxa"/>
+            <w:tcW w:w="1286" w:type="dxa"/>
             <w:vMerge/>
             <w:vAlign w:val="center"/>
             <w:hideMark/>
@@ -1969,7 +1982,7 @@
         </w:tc>
         <w:tc>
           <w:tcPr>
-            <w:tcW w:w="2808" w:type="dxa"/>
+            <w:tcW w:w="2807" w:type="dxa"/>
             <w:vMerge/>
             <w:hideMark/>
           </w:tcPr>
@@ -1983,7 +1996,7 @@
         </w:tc>
         <w:tc>
           <w:tcPr>
-            <w:tcW w:w="2809" w:type="dxa"/>
+            <w:tcW w:w="2808" w:type="dxa"/>
             <w:shd w:val="clear" w:color="auto" w:fill="auto"/>
             <w:hideMark/>
           </w:tcPr>
@@ -2030,7 +2043,7 @@
         </w:tc>
         <w:tc>
           <w:tcPr>
-            <w:tcW w:w="2809" w:type="dxa"/>
+            <w:tcW w:w="2808" w:type="dxa"/>
           </w:tcPr>
           <w:p>
             <w:pPr>
@@ -2060,7 +2073,7 @@
         </w:tc>
         <w:tc>
           <w:tcPr>
-            <w:tcW w:w="2809" w:type="dxa"/>
+            <w:tcW w:w="2808" w:type="dxa"/>
           </w:tcPr>
           <w:p>
             <w:pPr>
@@ -2113,7 +2126,7 @@
         </w:tc>
         <w:tc>
           <w:tcPr>
-            <w:tcW w:w="2809" w:type="dxa"/>
+            <w:tcW w:w="2808" w:type="dxa"/>
           </w:tcPr>
           <w:p>
             <w:pPr>
@@ -2143,7 +2156,7 @@
         </w:tc>
         <w:tc>
           <w:tcPr>
-            <w:tcW w:w="2809" w:type="dxa"/>
+            <w:tcW w:w="2808" w:type="dxa"/>
           </w:tcPr>
           <w:p>
             <w:pPr>
@@ -2199,27 +2212,27 @@
               <w:rPr>
                 <w:rFonts w:ascii="Calibri" w:eastAsia="Times New Roman" w:hAnsi="Calibri" w:cs="Calibri"/>
               </w:rPr>
-              <w:t xml:space="preserve"> show to be in control of the situation (e.g., by strategic movement or responding </w:t>
+              <w:t xml:space="preserve"> show to be in control of the situation (e.g., by strategic </w:t>
             </w:r>
             <w:r>
               <w:rPr>
                 <w:rFonts w:ascii="Calibri" w:eastAsia="Times New Roman" w:hAnsi="Calibri" w:cs="Calibri"/>
               </w:rPr>
               <w:lastRenderedPageBreak/>
-              <w:t>unexpected / challenging situations)</w:t>
-            </w:r>
-          </w:p>
-          <w:p>
-            <w:pPr>
-              <w:rPr>
-                <w:rFonts w:ascii="Calibri" w:eastAsia="Times New Roman" w:hAnsi="Calibri" w:cs="Calibri"/>
-              </w:rPr>
-            </w:pPr>
-          </w:p>
-        </w:tc>
-        <w:tc>
-          <w:tcPr>
-            <w:tcW w:w="2809" w:type="dxa"/>
+              <w:t>movement or responding unexpected / challenging situations)</w:t>
+            </w:r>
+          </w:p>
+          <w:p>
+            <w:pPr>
+              <w:rPr>
+                <w:rFonts w:ascii="Calibri" w:eastAsia="Times New Roman" w:hAnsi="Calibri" w:cs="Calibri"/>
+              </w:rPr>
+            </w:pPr>
+          </w:p>
+        </w:tc>
+        <w:tc>
+          <w:tcPr>
+            <w:tcW w:w="1292" w:type="dxa"/>
             <w:vMerge/>
           </w:tcPr>
           <w:p>
@@ -2237,7 +2250,7 @@
         </w:trPr>
         <w:tc>
           <w:tcPr>
-            <w:tcW w:w="1285" w:type="dxa"/>
+            <w:tcW w:w="1286" w:type="dxa"/>
             <w:shd w:val="clear" w:color="auto" w:fill="DA32AE"/>
             <w:vAlign w:val="center"/>
             <w:hideMark/>
@@ -2261,33 +2274,33 @@
         </w:tc>
         <w:tc>
           <w:tcPr>
+            <w:tcW w:w="2807" w:type="dxa"/>
+            <w:shd w:val="clear" w:color="auto" w:fill="auto"/>
+            <w:hideMark/>
+          </w:tcPr>
+          <w:p>
+            <w:pPr>
+              <w:pStyle w:val="NoSpacing"/>
+              <w:rPr>
+                <w:lang w:val="en-US"/>
+              </w:rPr>
+            </w:pPr>
+            <w:r>
+              <w:rPr>
+                <w:rStyle w:val="normaltextrun"/>
+              </w:rPr>
+              <w:t>2.e. Provide constructive feedback and show openness to feedback from others.</w:t>
+            </w:r>
+          </w:p>
+        </w:tc>
+        <w:tc>
+          <w:tcPr>
             <w:tcW w:w="2808" w:type="dxa"/>
             <w:shd w:val="clear" w:color="auto" w:fill="auto"/>
             <w:hideMark/>
           </w:tcPr>
           <w:p>
             <w:pPr>
-              <w:pStyle w:val="NoSpacing"/>
-              <w:rPr>
-                <w:lang w:val="en-US"/>
-              </w:rPr>
-            </w:pPr>
-            <w:r>
-              <w:rPr>
-                <w:rStyle w:val="normaltextrun"/>
-              </w:rPr>
-              <w:t>2.e. Provide constructive feedback and show openness to feedback from others.</w:t>
-            </w:r>
-          </w:p>
-        </w:tc>
-        <w:tc>
-          <w:tcPr>
-            <w:tcW w:w="2809" w:type="dxa"/>
-            <w:shd w:val="clear" w:color="auto" w:fill="auto"/>
-            <w:hideMark/>
-          </w:tcPr>
-          <w:p>
-            <w:pPr>
               <w:textAlignment w:val="baseline"/>
               <w:rPr>
                 <w:rFonts w:ascii="Calibri" w:eastAsia="Times New Roman" w:hAnsi="Calibri" w:cs="Calibri"/>
@@ -2305,7 +2318,7 @@
         </w:tc>
         <w:tc>
           <w:tcPr>
-            <w:tcW w:w="2809" w:type="dxa"/>
+            <w:tcW w:w="2808" w:type="dxa"/>
           </w:tcPr>
           <w:p>
             <w:pPr>
@@ -2324,7 +2337,7 @@
         </w:tc>
         <w:tc>
           <w:tcPr>
-            <w:tcW w:w="2809" w:type="dxa"/>
+            <w:tcW w:w="2808" w:type="dxa"/>
           </w:tcPr>
           <w:p>
             <w:pPr>
@@ -2343,7 +2356,7 @@
         </w:tc>
         <w:tc>
           <w:tcPr>
-            <w:tcW w:w="2809" w:type="dxa"/>
+            <w:tcW w:w="2808" w:type="dxa"/>
           </w:tcPr>
           <w:p>
             <w:pPr>
@@ -2362,7 +2375,7 @@
         </w:tc>
         <w:tc>
           <w:tcPr>
-            <w:tcW w:w="2809" w:type="dxa"/>
+            <w:tcW w:w="2808" w:type="dxa"/>
           </w:tcPr>
           <w:p>
             <w:pPr>
@@ -2387,7 +2400,7 @@
         </w:tc>
         <w:tc>
           <w:tcPr>
-            <w:tcW w:w="2809" w:type="dxa"/>
+            <w:tcW w:w="1292" w:type="dxa"/>
           </w:tcPr>
           <w:p>
             <w:pPr>
@@ -2405,7 +2418,7 @@
         </w:trPr>
         <w:tc>
           <w:tcPr>
-            <w:tcW w:w="1285" w:type="dxa"/>
+            <w:tcW w:w="1286" w:type="dxa"/>
             <w:vMerge w:val="restart"/>
             <w:shd w:val="clear" w:color="auto" w:fill="92D050"/>
             <w:vAlign w:val="center"/>
@@ -2430,40 +2443,40 @@
         </w:tc>
         <w:tc>
           <w:tcPr>
+            <w:tcW w:w="2807" w:type="dxa"/>
+            <w:shd w:val="clear" w:color="auto" w:fill="auto"/>
+            <w:hideMark/>
+          </w:tcPr>
+          <w:p>
+            <w:pPr>
+              <w:pStyle w:val="NoSpacing"/>
+              <w:rPr>
+                <w:rFonts w:eastAsia="Times New Roman"/>
+                <w:lang w:val="en-US"/>
+              </w:rPr>
+            </w:pPr>
+            <w:r>
+              <w:rPr>
+                <w:rStyle w:val="normaltextrun"/>
+              </w:rPr>
+              <w:t>3.a. Develop a strategy to learn a body of information (current knowledge about a topic from multiple sources, perspectives and methodologies)</w:t>
+            </w:r>
+            <w:r>
+              <w:rPr>
+                <w:rStyle w:val="eop"/>
+              </w:rPr>
+              <w:t>.</w:t>
+            </w:r>
+          </w:p>
+        </w:tc>
+        <w:tc>
+          <w:tcPr>
             <w:tcW w:w="2808" w:type="dxa"/>
             <w:shd w:val="clear" w:color="auto" w:fill="auto"/>
             <w:hideMark/>
           </w:tcPr>
           <w:p>
             <w:pPr>
-              <w:pStyle w:val="NoSpacing"/>
-              <w:rPr>
-                <w:rFonts w:eastAsia="Times New Roman"/>
-                <w:lang w:val="en-US"/>
-              </w:rPr>
-            </w:pPr>
-            <w:r>
-              <w:rPr>
-                <w:rStyle w:val="normaltextrun"/>
-              </w:rPr>
-              <w:t>3.a. Develop a strategy to learn a body of information (current knowledge about a topic from multiple sources, perspectives and methodologies)</w:t>
-            </w:r>
-            <w:r>
-              <w:rPr>
-                <w:rStyle w:val="eop"/>
-              </w:rPr>
-              <w:t>.</w:t>
-            </w:r>
-          </w:p>
-        </w:tc>
-        <w:tc>
-          <w:tcPr>
-            <w:tcW w:w="2809" w:type="dxa"/>
-            <w:shd w:val="clear" w:color="auto" w:fill="auto"/>
-            <w:hideMark/>
-          </w:tcPr>
-          <w:p>
-            <w:pPr>
               <w:textAlignment w:val="baseline"/>
               <w:rPr>
                 <w:rFonts w:ascii="Calibri" w:eastAsia="Times New Roman" w:hAnsi="Calibri" w:cs="Calibri"/>
@@ -2481,7 +2494,7 @@
         </w:tc>
         <w:tc>
           <w:tcPr>
-            <w:tcW w:w="2809" w:type="dxa"/>
+            <w:tcW w:w="2808" w:type="dxa"/>
           </w:tcPr>
           <w:p>
             <w:pPr>
@@ -2525,7 +2538,7 @@
         </w:tc>
         <w:tc>
           <w:tcPr>
-            <w:tcW w:w="2809" w:type="dxa"/>
+            <w:tcW w:w="2808" w:type="dxa"/>
           </w:tcPr>
           <w:p>
             <w:pPr>
@@ -2553,7 +2566,7 @@
         </w:tc>
         <w:tc>
           <w:tcPr>
-            <w:tcW w:w="2809" w:type="dxa"/>
+            <w:tcW w:w="2808" w:type="dxa"/>
           </w:tcPr>
           <w:p>
             <w:pPr>
@@ -2581,7 +2594,7 @@
         </w:tc>
         <w:tc>
           <w:tcPr>
-            <w:tcW w:w="2809" w:type="dxa"/>
+            <w:tcW w:w="2808" w:type="dxa"/>
           </w:tcPr>
           <w:p>
             <w:pPr>
@@ -2609,7 +2622,7 @@
         </w:tc>
         <w:tc>
           <w:tcPr>
-            <w:tcW w:w="2809" w:type="dxa"/>
+            <w:tcW w:w="1292" w:type="dxa"/>
           </w:tcPr>
           <w:p>
             <w:pPr>
@@ -2627,7 +2640,7 @@
         </w:trPr>
         <w:tc>
           <w:tcPr>
-            <w:tcW w:w="1285" w:type="dxa"/>
+            <w:tcW w:w="1286" w:type="dxa"/>
             <w:vMerge/>
             <w:vAlign w:val="center"/>
             <w:hideMark/>
@@ -2646,27 +2659,27 @@
         </w:tc>
         <w:tc>
           <w:tcPr>
+            <w:tcW w:w="2807" w:type="dxa"/>
+            <w:shd w:val="clear" w:color="auto" w:fill="auto"/>
+            <w:hideMark/>
+          </w:tcPr>
+          <w:p>
+            <w:pPr>
+              <w:pStyle w:val="NoSpacing"/>
+            </w:pPr>
+            <w:r>
+              <w:t>3.b. Formulate an adequate research question.</w:t>
+            </w:r>
+          </w:p>
+        </w:tc>
+        <w:tc>
+          <w:tcPr>
             <w:tcW w:w="2808" w:type="dxa"/>
             <w:shd w:val="clear" w:color="auto" w:fill="auto"/>
             <w:hideMark/>
           </w:tcPr>
           <w:p>
             <w:pPr>
-              <w:pStyle w:val="NoSpacing"/>
-            </w:pPr>
-            <w:r>
-              <w:t>3.b. Formulate an adequate research question.</w:t>
-            </w:r>
-          </w:p>
-        </w:tc>
-        <w:tc>
-          <w:tcPr>
-            <w:tcW w:w="2809" w:type="dxa"/>
-            <w:shd w:val="clear" w:color="auto" w:fill="auto"/>
-            <w:hideMark/>
-          </w:tcPr>
-          <w:p>
-            <w:pPr>
               <w:textAlignment w:val="baseline"/>
               <w:rPr>
                 <w:rFonts w:ascii="Calibri" w:eastAsia="Times New Roman" w:hAnsi="Calibri" w:cs="Calibri"/>
@@ -2694,7 +2707,7 @@
         </w:tc>
         <w:tc>
           <w:tcPr>
-            <w:tcW w:w="2809" w:type="dxa"/>
+            <w:tcW w:w="2808" w:type="dxa"/>
           </w:tcPr>
           <w:p>
             <w:pPr>
@@ -2714,7 +2727,7 @@
         </w:tc>
         <w:tc>
           <w:tcPr>
-            <w:tcW w:w="2809" w:type="dxa"/>
+            <w:tcW w:w="2808" w:type="dxa"/>
           </w:tcPr>
           <w:p>
             <w:pPr>
@@ -2742,7 +2755,7 @@
         </w:tc>
         <w:tc>
           <w:tcPr>
-            <w:tcW w:w="2809" w:type="dxa"/>
+            <w:tcW w:w="2808" w:type="dxa"/>
           </w:tcPr>
           <w:p>
             <w:pPr>
@@ -2770,7 +2783,7 @@
         </w:tc>
         <w:tc>
           <w:tcPr>
-            <w:tcW w:w="2809" w:type="dxa"/>
+            <w:tcW w:w="2808" w:type="dxa"/>
           </w:tcPr>
           <w:p>
             <w:pPr>
@@ -2790,7 +2803,7 @@
         </w:tc>
         <w:tc>
           <w:tcPr>
-            <w:tcW w:w="2809" w:type="dxa"/>
+            <w:tcW w:w="1292" w:type="dxa"/>
           </w:tcPr>
           <w:p>
             <w:pPr>
@@ -2808,7 +2821,7 @@
         </w:trPr>
         <w:tc>
           <w:tcPr>
-            <w:tcW w:w="1285" w:type="dxa"/>
+            <w:tcW w:w="1286" w:type="dxa"/>
             <w:vMerge/>
             <w:vAlign w:val="center"/>
           </w:tcPr>
@@ -2824,31 +2837,31 @@
         </w:tc>
         <w:tc>
           <w:tcPr>
+            <w:tcW w:w="2807" w:type="dxa"/>
+            <w:shd w:val="clear" w:color="auto" w:fill="auto"/>
+          </w:tcPr>
+          <w:p>
+            <w:pPr>
+              <w:pStyle w:val="NoSpacing"/>
+              <w:rPr>
+                <w:rStyle w:val="normaltextrun"/>
+              </w:rPr>
+            </w:pPr>
+            <w:r>
+              <w:rPr>
+                <w:rStyle w:val="normaltextrun"/>
+              </w:rPr>
+              <w:t>3.i. Able to identify, integrate and analyse current knowledge about a topic including from multiple sources, perspectives and methodologies.</w:t>
+            </w:r>
+          </w:p>
+        </w:tc>
+        <w:tc>
+          <w:tcPr>
             <w:tcW w:w="2808" w:type="dxa"/>
             <w:shd w:val="clear" w:color="auto" w:fill="auto"/>
           </w:tcPr>
           <w:p>
             <w:pPr>
-              <w:pStyle w:val="NoSpacing"/>
-              <w:rPr>
-                <w:rStyle w:val="normaltextrun"/>
-              </w:rPr>
-            </w:pPr>
-            <w:r>
-              <w:rPr>
-                <w:rStyle w:val="normaltextrun"/>
-              </w:rPr>
-              <w:t>3.i. Able to identify, integrate and analyse current knowledge about a topic including from multiple sources, perspectives and methodologies.</w:t>
-            </w:r>
-          </w:p>
-        </w:tc>
-        <w:tc>
-          <w:tcPr>
-            <w:tcW w:w="2809" w:type="dxa"/>
-            <w:shd w:val="clear" w:color="auto" w:fill="auto"/>
-          </w:tcPr>
-          <w:p>
-            <w:pPr>
               <w:textAlignment w:val="baseline"/>
               <w:rPr>
                 <w:rFonts w:ascii="Calibri" w:eastAsia="Times New Roman" w:hAnsi="Calibri" w:cs="Calibri"/>
@@ -2864,7 +2877,7 @@
         </w:tc>
         <w:tc>
           <w:tcPr>
-            <w:tcW w:w="2809" w:type="dxa"/>
+            <w:tcW w:w="2808" w:type="dxa"/>
           </w:tcPr>
           <w:p>
             <w:pPr>
@@ -2899,7 +2912,7 @@
         </w:tc>
         <w:tc>
           <w:tcPr>
-            <w:tcW w:w="2809" w:type="dxa"/>
+            <w:tcW w:w="2808" w:type="dxa"/>
           </w:tcPr>
           <w:p>
             <w:pPr>
@@ -2935,7 +2948,7 @@
         </w:tc>
         <w:tc>
           <w:tcPr>
-            <w:tcW w:w="2809" w:type="dxa"/>
+            <w:tcW w:w="2808" w:type="dxa"/>
           </w:tcPr>
           <w:p>
             <w:pPr>
@@ -3020,7 +3033,7 @@
         </w:tc>
         <w:tc>
           <w:tcPr>
-            <w:tcW w:w="2809" w:type="dxa"/>
+            <w:tcW w:w="2808" w:type="dxa"/>
           </w:tcPr>
           <w:p>
             <w:pPr>
@@ -3095,7 +3108,7 @@
         </w:tc>
         <w:tc>
           <w:tcPr>
-            <w:tcW w:w="2809" w:type="dxa"/>
+            <w:tcW w:w="1292" w:type="dxa"/>
           </w:tcPr>
           <w:p>
             <w:pPr>
@@ -3113,7 +3126,7 @@
         </w:trPr>
         <w:tc>
           <w:tcPr>
-            <w:tcW w:w="1285" w:type="dxa"/>
+            <w:tcW w:w="1286" w:type="dxa"/>
             <w:shd w:val="clear" w:color="auto" w:fill="FFFF00"/>
             <w:vAlign w:val="center"/>
             <w:hideMark/>
@@ -3135,7 +3148,7 @@
         </w:tc>
         <w:tc>
           <w:tcPr>
-            <w:tcW w:w="2808" w:type="dxa"/>
+            <w:tcW w:w="2807" w:type="dxa"/>
             <w:shd w:val="clear" w:color="auto" w:fill="auto"/>
             <w:hideMark/>
           </w:tcPr>
@@ -3156,7 +3169,7 @@
         </w:tc>
         <w:tc>
           <w:tcPr>
-            <w:tcW w:w="2809" w:type="dxa"/>
+            <w:tcW w:w="2808" w:type="dxa"/>
             <w:shd w:val="clear" w:color="auto" w:fill="auto"/>
             <w:hideMark/>
           </w:tcPr>
@@ -3179,7 +3192,7 @@
         </w:tc>
         <w:tc>
           <w:tcPr>
-            <w:tcW w:w="2809" w:type="dxa"/>
+            <w:tcW w:w="2808" w:type="dxa"/>
           </w:tcPr>
           <w:p>
             <w:pPr>
@@ -3198,7 +3211,7 @@
         </w:tc>
         <w:tc>
           <w:tcPr>
-            <w:tcW w:w="11236" w:type="dxa"/>
+            <w:tcW w:w="9716" w:type="dxa"/>
             <w:gridSpan w:val="4"/>
           </w:tcPr>
           <w:p>
@@ -3243,7 +3256,7 @@
 </file>
 
 <file path=word/numbering.xml><?xml version="1.0" encoding="utf-8"?>
-<w:numbering xmlns:wpc="http://schemas.microsoft.com/office/word/2010/wordprocessingCanvas" xmlns:cx="http://schemas.microsoft.com/office/drawing/2014/chartex" xmlns:cx1="http://schemas.microsoft.com/office/drawing/2015/9/8/chartex" xmlns:cx2="http://schemas.microsoft.com/office/drawing/2015/10/21/chartex" xmlns:cx3="http://schemas.microsoft.com/office/drawing/2016/5/9/chartex" xmlns:cx4="http://schemas.microsoft.com/office/drawing/2016/5/10/chartex" xmlns:cx5="http://schemas.microsoft.com/office/drawing/2016/5/11/chartex" xmlns:cx6="http://schemas.microsoft.com/office/drawing/2016/5/12/chartex" xmlns:cx7="http://schemas.microsoft.com/office/drawing/2016/5/13/chartex" xmlns:cx8="http://schemas.microsoft.com/office/drawing/2016/5/14/chartex" xmlns:mc="http://schemas.openxmlformats.org/markup-compatibility/2006" xmlns:aink="http://schemas.microsoft.com/office/drawing/2016/ink" xmlns:am3d="http://schemas.microsoft.com/office/drawing/2017/model3d" xmlns:o="urn:schemas-microsoft-com:office:office" xmlns:oel="http://schemas.microsoft.com/office/2019/extlst" xmlns:r="http://schemas.openxmlformats.org/officeDocument/2006/relationships" xmlns:m="http://schemas.openxmlformats.org/officeDocument/2006/math" xmlns:v="urn:schemas-microsoft-com:vml" xmlns:wp14="http://schemas.microsoft.com/office/word/2010/wordprocessingDrawing" xmlns:wp="http://schemas.openxmlformats.org/drawingml/2006/wordprocessingDrawing" xmlns:w10="urn:schemas-microsoft-com:office:word" xmlns:w="http://schemas.openxmlformats.org/wordprocessingml/2006/main" xmlns:w14="http://schemas.microsoft.com/office/word/2010/wordml" xmlns:w15="http://schemas.microsoft.com/office/word/2012/wordml" xmlns:w16cex="http://schemas.microsoft.com/office/word/2018/wordml/cex" xmlns:w16cid="http://schemas.microsoft.com/office/word/2016/wordml/cid" xmlns:w16="http://schemas.microsoft.com/office/word/2018/wordml" xmlns:w16sdtdh="http://schemas.microsoft.com/office/word/2020/wordml/sdtdatahash" xmlns:w16se="http://schemas.microsoft.com/office/word/2015/wordml/symex" xmlns:wpg="http://schemas.microsoft.com/office/word/2010/wordprocessingGroup" xmlns:wpi="http://schemas.microsoft.com/office/word/2010/wordprocessingInk" xmlns:wne="http://schemas.microsoft.com/office/word/2006/wordml" xmlns:wps="http://schemas.microsoft.com/office/word/2010/wordprocessingShape" mc:Ignorable="w14 w15 w16se w16cid w16 w16cex w16sdtdh wp14">
+<w:numbering xmlns:wpc="http://schemas.microsoft.com/office/word/2010/wordprocessingCanvas" xmlns:cx="http://schemas.microsoft.com/office/drawing/2014/chartex" xmlns:cx1="http://schemas.microsoft.com/office/drawing/2015/9/8/chartex" xmlns:cx2="http://schemas.microsoft.com/office/drawing/2015/10/21/chartex" xmlns:cx3="http://schemas.microsoft.com/office/drawing/2016/5/9/chartex" xmlns:cx4="http://schemas.microsoft.com/office/drawing/2016/5/10/chartex" xmlns:cx5="http://schemas.microsoft.com/office/drawing/2016/5/11/chartex" xmlns:cx6="http://schemas.microsoft.com/office/drawing/2016/5/12/chartex" xmlns:cx7="http://schemas.microsoft.com/office/drawing/2016/5/13/chartex" xmlns:cx8="http://schemas.microsoft.com/office/drawing/2016/5/14/chartex" xmlns:mc="http://schemas.openxmlformats.org/markup-compatibility/2006" xmlns:aink="http://schemas.microsoft.com/office/drawing/2016/ink" xmlns:am3d="http://schemas.microsoft.com/office/drawing/2017/model3d" xmlns:o="urn:schemas-microsoft-com:office:office" xmlns:oel="http://schemas.microsoft.com/office/2019/extlst" xmlns:r="http://schemas.openxmlformats.org/officeDocument/2006/relationships" xmlns:m="http://schemas.openxmlformats.org/officeDocument/2006/math" xmlns:v="urn:schemas-microsoft-com:vml" xmlns:wp14="http://schemas.microsoft.com/office/word/2010/wordprocessingDrawing" xmlns:wp="http://schemas.openxmlformats.org/drawingml/2006/wordprocessingDrawing" xmlns:w10="urn:schemas-microsoft-com:office:word" xmlns:w="http://schemas.openxmlformats.org/wordprocessingml/2006/main" xmlns:w14="http://schemas.microsoft.com/office/word/2010/wordml" xmlns:w15="http://schemas.microsoft.com/office/word/2012/wordml" xmlns:w16cex="http://schemas.microsoft.com/office/word/2018/wordml/cex" xmlns:w16cid="http://schemas.microsoft.com/office/word/2016/wordml/cid" xmlns:w16="http://schemas.microsoft.com/office/word/2018/wordml" xmlns:w16du="http://schemas.microsoft.com/office/word/2023/wordml/word16du" xmlns:w16sdtdh="http://schemas.microsoft.com/office/word/2020/wordml/sdtdatahash" xmlns:w16se="http://schemas.microsoft.com/office/word/2015/wordml/symex" xmlns:wpg="http://schemas.microsoft.com/office/word/2010/wordprocessingGroup" xmlns:wpi="http://schemas.microsoft.com/office/word/2010/wordprocessingInk" xmlns:wne="http://schemas.microsoft.com/office/word/2006/wordml" xmlns:wps="http://schemas.microsoft.com/office/word/2010/wordprocessingShape" mc:Ignorable="w14 w15 w16se w16cid w16 w16cex w16sdtdh w16du wp14">
   <w:abstractNum w:abstractNumId="0" w15:restartNumberingAfterBreak="0">
     <w:nsid w:val="00B65E8C"/>
     <w:multiLevelType w:val="hybridMultilevel"/>
@@ -4524,7 +4537,7 @@
 </file>
 
 <file path=word/styles.xml><?xml version="1.0" encoding="utf-8"?>
-<w:styles xmlns:mc="http://schemas.openxmlformats.org/markup-compatibility/2006" xmlns:r="http://schemas.openxmlformats.org/officeDocument/2006/relationships" xmlns:w="http://schemas.openxmlformats.org/wordprocessingml/2006/main" xmlns:w14="http://schemas.microsoft.com/office/word/2010/wordml" xmlns:w15="http://schemas.microsoft.com/office/word/2012/wordml" xmlns:w16cex="http://schemas.microsoft.com/office/word/2018/wordml/cex" xmlns:w16cid="http://schemas.microsoft.com/office/word/2016/wordml/cid" xmlns:w16="http://schemas.microsoft.com/office/word/2018/wordml" xmlns:w16sdtdh="http://schemas.microsoft.com/office/word/2020/wordml/sdtdatahash" xmlns:w16se="http://schemas.microsoft.com/office/word/2015/wordml/symex" mc:Ignorable="w14 w15 w16se w16cid w16 w16cex w16sdtdh">
+<w:styles xmlns:mc="http://schemas.openxmlformats.org/markup-compatibility/2006" xmlns:r="http://schemas.openxmlformats.org/officeDocument/2006/relationships" xmlns:w="http://schemas.openxmlformats.org/wordprocessingml/2006/main" xmlns:w14="http://schemas.microsoft.com/office/word/2010/wordml" xmlns:w15="http://schemas.microsoft.com/office/word/2012/wordml" xmlns:w16cex="http://schemas.microsoft.com/office/word/2018/wordml/cex" xmlns:w16cid="http://schemas.microsoft.com/office/word/2016/wordml/cid" xmlns:w16="http://schemas.microsoft.com/office/word/2018/wordml" xmlns:w16du="http://schemas.microsoft.com/office/word/2023/wordml/word16du" xmlns:w16sdtdh="http://schemas.microsoft.com/office/word/2020/wordml/sdtdatahash" xmlns:w16se="http://schemas.microsoft.com/office/word/2015/wordml/symex" mc:Ignorable="w14 w15 w16se w16cid w16 w16cex w16sdtdh w16du">
   <w:docDefaults>
     <w:rPrDefault>
       <w:rPr>
@@ -5419,6 +5432,26 @@
 </file>
 
 <file path=customXml/item1.xml><?xml version="1.0" encoding="utf-8"?>
+<p:properties xmlns:p="http://schemas.microsoft.com/office/2006/metadata/properties" xmlns:xsi="http://www.w3.org/2001/XMLSchema-instance" xmlns:pc="http://schemas.microsoft.com/office/infopath/2007/PartnerControls">
+  <documentManagement>
+    <lcf76f155ced4ddcb4097134ff3c332f xmlns="c2af1203-a1e0-49fe-9bc1-da87b6900221">
+      <Terms xmlns="http://schemas.microsoft.com/office/infopath/2007/PartnerControls"/>
+    </lcf76f155ced4ddcb4097134ff3c332f>
+    <TaxCatchAll xmlns="e7263df1-7b3c-4456-b643-d7b891353f09" xsi:nil="true"/>
+  </documentManagement>
+</p:properties>
+</file>
+
+<file path=customXml/item2.xml><?xml version="1.0" encoding="utf-8"?>
+<?mso-contentType ?>
+<FormTemplates xmlns="http://schemas.microsoft.com/sharepoint/v3/contenttype/forms">
+  <Display>DocumentLibraryForm</Display>
+  <Edit>DocumentLibraryForm</Edit>
+  <New>DocumentLibraryForm</New>
+</FormTemplates>
+</file>
+
+<file path=customXml/item3.xml><?xml version="1.0" encoding="utf-8"?>
 <ct:contentTypeSchema xmlns:ct="http://schemas.microsoft.com/office/2006/metadata/contentType" xmlns:ma="http://schemas.microsoft.com/office/2006/metadata/properties/metaAttributes" ct:_="" ma:_="" ma:contentTypeName="Document" ma:contentTypeID="0x010100A12D9C9D01CCA4438BE9E67D7166C649" ma:contentTypeVersion="16" ma:contentTypeDescription="Create a new document." ma:contentTypeScope="" ma:versionID="ef5461eeed1f5fed1e8ac8427d49ee74">
   <xsd:schema xmlns:xsd="http://www.w3.org/2001/XMLSchema" xmlns:xs="http://www.w3.org/2001/XMLSchema" xmlns:p="http://schemas.microsoft.com/office/2006/metadata/properties" xmlns:ns2="c2af1203-a1e0-49fe-9bc1-da87b6900221" xmlns:ns3="e7263df1-7b3c-4456-b643-d7b891353f09" targetNamespace="http://schemas.microsoft.com/office/2006/metadata/properties" ma:root="true" ma:fieldsID="0b7e09319a80c88d68a5bafa4469e7ea" ns2:_="" ns3:_="">
     <xsd:import namespace="c2af1203-a1e0-49fe-9bc1-da87b6900221"/>
@@ -5661,27 +5694,26 @@
 </ct:contentTypeSchema>
 </file>
 
-<file path=customXml/item2.xml><?xml version="1.0" encoding="utf-8"?>
-<?mso-contentType ?>
-<FormTemplates xmlns="http://schemas.microsoft.com/sharepoint/v3/contenttype/forms">
-  <Display>DocumentLibraryForm</Display>
-  <Edit>DocumentLibraryForm</Edit>
-  <New>DocumentLibraryForm</New>
-</FormTemplates>
+<file path=customXml/itemProps1.xml><?xml version="1.0" encoding="utf-8"?>
+<ds:datastoreItem xmlns:ds="http://schemas.openxmlformats.org/officeDocument/2006/customXml" ds:itemID="{B6A719F4-0EA2-44AC-AE6A-FF3BB7143B04}">
+  <ds:schemaRefs>
+    <ds:schemaRef ds:uri="http://schemas.microsoft.com/office/2006/metadata/properties"/>
+    <ds:schemaRef ds:uri="http://schemas.microsoft.com/office/infopath/2007/PartnerControls"/>
+    <ds:schemaRef ds:uri="c2af1203-a1e0-49fe-9bc1-da87b6900221"/>
+    <ds:schemaRef ds:uri="e7263df1-7b3c-4456-b643-d7b891353f09"/>
+  </ds:schemaRefs>
+</ds:datastoreItem>
 </file>
 
-<file path=customXml/item3.xml><?xml version="1.0" encoding="utf-8"?>
-<p:properties xmlns:p="http://schemas.microsoft.com/office/2006/metadata/properties" xmlns:xsi="http://www.w3.org/2001/XMLSchema-instance" xmlns:pc="http://schemas.microsoft.com/office/infopath/2007/PartnerControls">
-  <documentManagement>
-    <lcf76f155ced4ddcb4097134ff3c332f xmlns="c2af1203-a1e0-49fe-9bc1-da87b6900221">
-      <Terms xmlns="http://schemas.microsoft.com/office/infopath/2007/PartnerControls"/>
-    </lcf76f155ced4ddcb4097134ff3c332f>
-    <TaxCatchAll xmlns="e7263df1-7b3c-4456-b643-d7b891353f09" xsi:nil="true"/>
-  </documentManagement>
-</p:properties>
+<file path=customXml/itemProps2.xml><?xml version="1.0" encoding="utf-8"?>
+<ds:datastoreItem xmlns:ds="http://schemas.openxmlformats.org/officeDocument/2006/customXml" ds:itemID="{AD92593F-3DBE-4B7D-A763-D84595DF8936}">
+  <ds:schemaRefs>
+    <ds:schemaRef ds:uri="http://schemas.microsoft.com/sharepoint/v3/contenttype/forms"/>
+  </ds:schemaRefs>
+</ds:datastoreItem>
 </file>
 
-<file path=customXml/itemProps1.xml><?xml version="1.0" encoding="utf-8"?>
+<file path=customXml/itemProps3.xml><?xml version="1.0" encoding="utf-8"?>
 <ds:datastoreItem xmlns:ds="http://schemas.openxmlformats.org/officeDocument/2006/customXml" ds:itemID="{73326571-7C9C-4901-80A0-2985B15E0FDF}">
   <ds:schemaRefs>
     <ds:schemaRef ds:uri="http://schemas.microsoft.com/office/2006/metadata/contentType"/>
@@ -5698,23 +5730,4 @@
     <ds:schemaRef ds:uri="http://schemas.microsoft.com/internal/obd"/>
   </ds:schemaRefs>
 </ds:datastoreItem>
-</file>
-
-<file path=customXml/itemProps2.xml><?xml version="1.0" encoding="utf-8"?>
-<ds:datastoreItem xmlns:ds="http://schemas.openxmlformats.org/officeDocument/2006/customXml" ds:itemID="{AD92593F-3DBE-4B7D-A763-D84595DF8936}">
-  <ds:schemaRefs>
-    <ds:schemaRef ds:uri="http://schemas.microsoft.com/sharepoint/v3/contenttype/forms"/>
-  </ds:schemaRefs>
-</ds:datastoreItem>
-</file>
-
-<file path=customXml/itemProps3.xml><?xml version="1.0" encoding="utf-8"?>
-<ds:datastoreItem xmlns:ds="http://schemas.openxmlformats.org/officeDocument/2006/customXml" ds:itemID="{B6A719F4-0EA2-44AC-AE6A-FF3BB7143B04}">
-  <ds:schemaRefs>
-    <ds:schemaRef ds:uri="http://schemas.microsoft.com/office/2006/metadata/properties"/>
-    <ds:schemaRef ds:uri="http://schemas.microsoft.com/office/infopath/2007/PartnerControls"/>
-    <ds:schemaRef ds:uri="c2af1203-a1e0-49fe-9bc1-da87b6900221"/>
-    <ds:schemaRef ds:uri="e7263df1-7b3c-4456-b643-d7b891353f09"/>
-  </ds:schemaRefs>
-</ds:datastoreItem>
 </file>
--- a/word_files/Annex/Q1-Poster.docx
+++ b/word_files/Annex/Q1-Poster.docx
@@ -10,145 +10,8 @@
         <w:rPr>
           <w:rFonts w:ascii="Segoe UI" w:hAnsi="Segoe UI" w:cs="Segoe UI"/>
           <w:color w:val="2E74B5"/>
-          <w:sz w:val="18"/>
-          <w:szCs w:val="18"/>
-        </w:rPr>
-      </w:pPr>
-      <w:r>
-        <w:rPr>
-          <w:rFonts w:ascii="Segoe UI" w:hAnsi="Segoe UI" w:cs="Segoe UI"/>
-          <w:color w:val="2E74B5"/>
-          <w:sz w:val="18"/>
-          <w:szCs w:val="18"/>
-        </w:rPr>
-        <w:t>Poster</w:t>
-      </w:r>
-      <w:r>
-        <w:rPr>
-          <w:rFonts w:ascii="Segoe UI" w:hAnsi="Segoe UI" w:cs="Segoe UI"/>
-          <w:color w:val="2E74B5"/>
-          <w:sz w:val="18"/>
-          <w:szCs w:val="18"/>
-        </w:rPr>
-        <w:t xml:space="preserve"> Rubric</w:t>
-      </w:r>
-    </w:p>
-    <w:p>
-      <w:pPr>
-        <w:pStyle w:val="paragraph"/>
-        <w:spacing w:before="0" w:beforeAutospacing="0" w:after="0" w:afterAutospacing="0"/>
-        <w:textAlignment w:val="baseline"/>
-        <w:rPr>
-          <w:rFonts w:ascii="Segoe UI" w:hAnsi="Segoe UI" w:cs="Segoe UI"/>
-          <w:color w:val="2E74B5"/>
-          <w:sz w:val="18"/>
-          <w:szCs w:val="18"/>
-        </w:rPr>
-      </w:pPr>
-      <w:r>
-        <w:rPr>
-          <w:rFonts w:ascii="Segoe UI" w:hAnsi="Segoe UI" w:cs="Segoe UI"/>
-          <w:color w:val="2E74B5"/>
-          <w:sz w:val="18"/>
-          <w:szCs w:val="18"/>
-        </w:rPr>
-        <w:t xml:space="preserve">Weight of assessment in final grade: </w:t>
-      </w:r>
-      <w:r>
-        <w:rPr>
-          <w:rFonts w:ascii="Segoe UI" w:hAnsi="Segoe UI" w:cs="Segoe UI"/>
-          <w:color w:val="2E74B5"/>
-          <w:sz w:val="18"/>
-          <w:szCs w:val="18"/>
-        </w:rPr>
-        <w:t>2</w:t>
-      </w:r>
-      <w:r>
-        <w:rPr>
-          <w:rFonts w:ascii="Segoe UI" w:hAnsi="Segoe UI" w:cs="Segoe UI"/>
-          <w:color w:val="2E74B5"/>
-          <w:sz w:val="18"/>
-          <w:szCs w:val="18"/>
-        </w:rPr>
-        <w:t>0%</w:t>
-      </w:r>
-    </w:p>
-    <w:p>
-      <w:pPr>
-        <w:pStyle w:val="paragraph"/>
-        <w:spacing w:before="0" w:beforeAutospacing="0" w:after="0" w:afterAutospacing="0"/>
-        <w:textAlignment w:val="baseline"/>
-        <w:rPr>
-          <w:rFonts w:ascii="Segoe UI" w:hAnsi="Segoe UI" w:cs="Segoe UI"/>
-          <w:color w:val="2E74B5"/>
-          <w:sz w:val="18"/>
-          <w:szCs w:val="18"/>
-        </w:rPr>
-      </w:pPr>
-      <w:r>
-        <w:rPr>
-          <w:rFonts w:ascii="Segoe UI" w:hAnsi="Segoe UI" w:cs="Segoe UI"/>
-          <w:color w:val="2E74B5"/>
-          <w:sz w:val="18"/>
-          <w:szCs w:val="18"/>
-        </w:rPr>
-        <w:t>Type of assessment: group</w:t>
-      </w:r>
-    </w:p>
-    <w:p>
-      <w:pPr>
-        <w:pStyle w:val="paragraph"/>
-        <w:spacing w:before="0" w:beforeAutospacing="0" w:after="0" w:afterAutospacing="0"/>
-        <w:textAlignment w:val="baseline"/>
-        <w:rPr>
-          <w:rFonts w:ascii="Segoe UI" w:hAnsi="Segoe UI" w:cs="Segoe UI"/>
-          <w:color w:val="2E74B5"/>
-          <w:sz w:val="18"/>
-          <w:szCs w:val="18"/>
-        </w:rPr>
-      </w:pPr>
-      <w:r>
-        <w:rPr>
-          <w:rFonts w:ascii="Segoe UI" w:hAnsi="Segoe UI" w:cs="Segoe UI"/>
-          <w:color w:val="2E74B5"/>
-          <w:sz w:val="18"/>
-          <w:szCs w:val="18"/>
-        </w:rPr>
-        <w:t>Evaluator: Supervisors</w:t>
-      </w:r>
-      <w:r>
-        <w:rPr>
-          <w:rFonts w:ascii="Segoe UI" w:hAnsi="Segoe UI" w:cs="Segoe UI"/>
-          <w:color w:val="2E74B5"/>
-          <w:sz w:val="18"/>
-          <w:szCs w:val="18"/>
-        </w:rPr>
-        <w:t>, thread leaders</w:t>
-      </w:r>
-    </w:p>
-    <w:p>
-      <w:pPr>
-        <w:pStyle w:val="paragraph"/>
-        <w:spacing w:before="0" w:beforeAutospacing="0" w:after="0" w:afterAutospacing="0"/>
-        <w:textAlignment w:val="baseline"/>
-        <w:rPr>
-          <w:rFonts w:ascii="Segoe UI" w:hAnsi="Segoe UI" w:cs="Segoe UI"/>
-          <w:color w:val="2E74B5"/>
-          <w:sz w:val="18"/>
-          <w:szCs w:val="18"/>
-        </w:rPr>
-      </w:pPr>
-    </w:p>
-    <w:p>
-      <w:pPr>
-        <w:pStyle w:val="paragraph"/>
-        <w:spacing w:before="0" w:beforeAutospacing="0" w:after="0" w:afterAutospacing="0"/>
-        <w:textAlignment w:val="baseline"/>
-        <w:rPr>
-          <w:rFonts w:ascii="Segoe UI" w:hAnsi="Segoe UI" w:cs="Segoe UI"/>
-          <w:color w:val="2E74B5"/>
-          <w:sz w:val="18"/>
-          <w:szCs w:val="18"/>
+          <w:sz w:val="28"/>
+          <w:szCs w:val="28"/>
         </w:rPr>
       </w:pPr>
     </w:p>
@@ -171,9 +34,9 @@
         <w:tblLook w:val="04A0" w:firstRow="1" w:lastRow="0" w:firstColumn="1" w:lastColumn="0" w:noHBand="0" w:noVBand="1"/>
       </w:tblPr>
       <w:tblGrid>
-        <w:gridCol w:w="1286"/>
-        <w:gridCol w:w="2807"/>
-        <w:gridCol w:w="2808"/>
+        <w:gridCol w:w="1706"/>
+        <w:gridCol w:w="2410"/>
+        <w:gridCol w:w="2785"/>
         <w:gridCol w:w="2808"/>
         <w:gridCol w:w="2808"/>
         <w:gridCol w:w="2808"/>
@@ -186,7 +49,7 @@
         </w:trPr>
         <w:tc>
           <w:tcPr>
-            <w:tcW w:w="1286" w:type="dxa"/>
+            <w:tcW w:w="1706" w:type="dxa"/>
             <w:shd w:val="clear" w:color="auto" w:fill="auto"/>
             <w:hideMark/>
           </w:tcPr>
@@ -195,13 +58,15 @@
               <w:textAlignment w:val="baseline"/>
               <w:rPr>
                 <w:rFonts w:ascii="Calibri" w:eastAsia="Times New Roman" w:hAnsi="Calibri" w:cs="Calibri"/>
-                <w:sz w:val="18"/>
-                <w:szCs w:val="18"/>
-              </w:rPr>
-            </w:pPr>
-            <w:r>
-              <w:rPr>
-                <w:rFonts w:ascii="Calibri" w:eastAsia="Times New Roman" w:hAnsi="Calibri" w:cs="Calibri"/>
+                <w:sz w:val="28"/>
+                <w:szCs w:val="28"/>
+              </w:rPr>
+            </w:pPr>
+            <w:r>
+              <w:rPr>
+                <w:rFonts w:ascii="Calibri" w:eastAsia="Times New Roman" w:hAnsi="Calibri" w:cs="Calibri"/>
+                <w:sz w:val="28"/>
+                <w:szCs w:val="28"/>
               </w:rPr>
               <w:t> </w:t>
             </w:r>
@@ -209,7 +74,7 @@
         </w:tc>
         <w:tc>
           <w:tcPr>
-            <w:tcW w:w="2807" w:type="dxa"/>
+            <w:tcW w:w="2410" w:type="dxa"/>
             <w:shd w:val="clear" w:color="auto" w:fill="auto"/>
             <w:vAlign w:val="center"/>
             <w:hideMark/>
@@ -220,15 +85,15 @@
               <w:textAlignment w:val="baseline"/>
               <w:rPr>
                 <w:rFonts w:ascii="Calibri" w:eastAsia="Times New Roman" w:hAnsi="Calibri" w:cs="Calibri"/>
-                <w:sz w:val="18"/>
-                <w:szCs w:val="18"/>
-              </w:rPr>
-            </w:pPr>
-            <w:r>
-              <w:rPr>
-                <w:rFonts w:ascii="Calibri" w:eastAsia="Times New Roman" w:hAnsi="Calibri" w:cs="Calibri"/>
-                <w:sz w:val="18"/>
-                <w:szCs w:val="18"/>
+                <w:sz w:val="28"/>
+                <w:szCs w:val="28"/>
+              </w:rPr>
+            </w:pPr>
+            <w:r>
+              <w:rPr>
+                <w:rFonts w:ascii="Calibri" w:eastAsia="Times New Roman" w:hAnsi="Calibri" w:cs="Calibri"/>
+                <w:sz w:val="28"/>
+                <w:szCs w:val="28"/>
               </w:rPr>
               <w:t xml:space="preserve">Learning Outcome </w:t>
             </w:r>
@@ -239,15 +104,15 @@
               <w:textAlignment w:val="baseline"/>
               <w:rPr>
                 <w:rFonts w:ascii="Calibri" w:eastAsia="Times New Roman" w:hAnsi="Calibri" w:cs="Calibri"/>
-                <w:sz w:val="18"/>
-                <w:szCs w:val="18"/>
-              </w:rPr>
-            </w:pPr>
-            <w:r>
-              <w:rPr>
-                <w:rFonts w:ascii="Calibri" w:eastAsia="Times New Roman" w:hAnsi="Calibri" w:cs="Calibri"/>
-                <w:sz w:val="18"/>
-                <w:szCs w:val="18"/>
+                <w:sz w:val="28"/>
+                <w:szCs w:val="28"/>
+              </w:rPr>
+            </w:pPr>
+            <w:r>
+              <w:rPr>
+                <w:rFonts w:ascii="Calibri" w:eastAsia="Times New Roman" w:hAnsi="Calibri" w:cs="Calibri"/>
+                <w:sz w:val="28"/>
+                <w:szCs w:val="28"/>
               </w:rPr>
               <w:t>(numbers based on overall outcomes)</w:t>
             </w:r>
@@ -255,7 +120,7 @@
         </w:tc>
         <w:tc>
           <w:tcPr>
-            <w:tcW w:w="2808" w:type="dxa"/>
+            <w:tcW w:w="2785" w:type="dxa"/>
             <w:shd w:val="clear" w:color="auto" w:fill="auto"/>
             <w:vAlign w:val="center"/>
             <w:hideMark/>
@@ -266,13 +131,15 @@
               <w:textAlignment w:val="baseline"/>
               <w:rPr>
                 <w:rFonts w:ascii="Calibri" w:eastAsia="Times New Roman" w:hAnsi="Calibri" w:cs="Calibri"/>
-                <w:sz w:val="24"/>
-              </w:rPr>
-            </w:pPr>
-            <w:r>
-              <w:rPr>
-                <w:rFonts w:ascii="Calibri" w:eastAsia="Times New Roman" w:hAnsi="Calibri" w:cs="Calibri"/>
-                <w:sz w:val="24"/>
+                <w:sz w:val="32"/>
+                <w:szCs w:val="32"/>
+              </w:rPr>
+            </w:pPr>
+            <w:r>
+              <w:rPr>
+                <w:rFonts w:ascii="Calibri" w:eastAsia="Times New Roman" w:hAnsi="Calibri" w:cs="Calibri"/>
+                <w:sz w:val="32"/>
+                <w:szCs w:val="32"/>
               </w:rPr>
               <w:t>Criteria</w:t>
             </w:r>
@@ -289,13 +156,15 @@
               <w:textAlignment w:val="baseline"/>
               <w:rPr>
                 <w:rFonts w:ascii="Calibri" w:eastAsia="Times New Roman" w:hAnsi="Calibri" w:cs="Calibri"/>
-                <w:sz w:val="24"/>
-              </w:rPr>
-            </w:pPr>
-            <w:r>
-              <w:rPr>
-                <w:rFonts w:ascii="Calibri" w:eastAsia="Times New Roman" w:hAnsi="Calibri" w:cs="Calibri"/>
-                <w:sz w:val="24"/>
+                <w:sz w:val="32"/>
+                <w:szCs w:val="32"/>
+              </w:rPr>
+            </w:pPr>
+            <w:r>
+              <w:rPr>
+                <w:rFonts w:ascii="Calibri" w:eastAsia="Times New Roman" w:hAnsi="Calibri" w:cs="Calibri"/>
+                <w:sz w:val="32"/>
+                <w:szCs w:val="32"/>
               </w:rPr>
               <w:t>4-5 Insufficient</w:t>
             </w:r>
@@ -312,13 +181,15 @@
               <w:textAlignment w:val="baseline"/>
               <w:rPr>
                 <w:rFonts w:ascii="Calibri" w:eastAsia="Times New Roman" w:hAnsi="Calibri" w:cs="Calibri"/>
-                <w:sz w:val="24"/>
-              </w:rPr>
-            </w:pPr>
-            <w:r>
-              <w:rPr>
-                <w:rFonts w:ascii="Calibri" w:eastAsia="Times New Roman" w:hAnsi="Calibri" w:cs="Calibri"/>
-                <w:sz w:val="24"/>
+                <w:sz w:val="32"/>
+                <w:szCs w:val="32"/>
+              </w:rPr>
+            </w:pPr>
+            <w:r>
+              <w:rPr>
+                <w:rFonts w:ascii="Calibri" w:eastAsia="Times New Roman" w:hAnsi="Calibri" w:cs="Calibri"/>
+                <w:sz w:val="32"/>
+                <w:szCs w:val="32"/>
               </w:rPr>
               <w:t>6 Sufficient</w:t>
             </w:r>
@@ -335,13 +206,15 @@
               <w:textAlignment w:val="baseline"/>
               <w:rPr>
                 <w:rFonts w:ascii="Calibri" w:eastAsia="Times New Roman" w:hAnsi="Calibri" w:cs="Calibri"/>
-                <w:sz w:val="24"/>
-              </w:rPr>
-            </w:pPr>
-            <w:r>
-              <w:rPr>
-                <w:rFonts w:ascii="Calibri" w:eastAsia="Times New Roman" w:hAnsi="Calibri" w:cs="Calibri"/>
-                <w:sz w:val="24"/>
+                <w:sz w:val="32"/>
+                <w:szCs w:val="32"/>
+              </w:rPr>
+            </w:pPr>
+            <w:r>
+              <w:rPr>
+                <w:rFonts w:ascii="Calibri" w:eastAsia="Times New Roman" w:hAnsi="Calibri" w:cs="Calibri"/>
+                <w:sz w:val="32"/>
+                <w:szCs w:val="32"/>
               </w:rPr>
               <w:t>7-8 Good</w:t>
             </w:r>
@@ -358,13 +231,15 @@
               <w:textAlignment w:val="baseline"/>
               <w:rPr>
                 <w:rFonts w:ascii="Calibri" w:eastAsia="Times New Roman" w:hAnsi="Calibri" w:cs="Calibri"/>
-                <w:sz w:val="24"/>
-              </w:rPr>
-            </w:pPr>
-            <w:r>
-              <w:rPr>
-                <w:rFonts w:ascii="Calibri" w:eastAsia="Times New Roman" w:hAnsi="Calibri" w:cs="Calibri"/>
-                <w:sz w:val="24"/>
+                <w:sz w:val="32"/>
+                <w:szCs w:val="32"/>
+              </w:rPr>
+            </w:pPr>
+            <w:r>
+              <w:rPr>
+                <w:rFonts w:ascii="Calibri" w:eastAsia="Times New Roman" w:hAnsi="Calibri" w:cs="Calibri"/>
+                <w:sz w:val="32"/>
+                <w:szCs w:val="32"/>
               </w:rPr>
               <w:t>9-10 Excellent</w:t>
             </w:r>
@@ -381,13 +256,15 @@
               <w:textAlignment w:val="baseline"/>
               <w:rPr>
                 <w:rFonts w:ascii="Calibri" w:eastAsia="Times New Roman" w:hAnsi="Calibri" w:cs="Calibri"/>
-                <w:sz w:val="24"/>
-              </w:rPr>
-            </w:pPr>
-            <w:r>
-              <w:rPr>
-                <w:rFonts w:ascii="Calibri" w:eastAsia="Times New Roman" w:hAnsi="Calibri" w:cs="Calibri"/>
-                <w:sz w:val="24"/>
+                <w:sz w:val="32"/>
+                <w:szCs w:val="32"/>
+              </w:rPr>
+            </w:pPr>
+            <w:r>
+              <w:rPr>
+                <w:rFonts w:ascii="Calibri" w:eastAsia="Times New Roman" w:hAnsi="Calibri" w:cs="Calibri"/>
+                <w:sz w:val="32"/>
+                <w:szCs w:val="32"/>
               </w:rPr>
               <w:t>Comments</w:t>
             </w:r>
@@ -400,7 +277,7 @@
         </w:trPr>
         <w:tc>
           <w:tcPr>
-            <w:tcW w:w="1286" w:type="dxa"/>
+            <w:tcW w:w="1706" w:type="dxa"/>
             <w:vMerge w:val="restart"/>
             <w:shd w:val="clear" w:color="auto" w:fill="00B0F0"/>
             <w:vAlign w:val="center"/>
@@ -413,13 +290,16 @@
               <w:rPr>
                 <w:rFonts w:ascii="Calibri" w:hAnsi="Calibri" w:cs="Calibri"/>
                 <w:color w:val="000000"/>
-                <w:sz w:val="20"/>
+                <w:sz w:val="28"/>
+                <w:szCs w:val="28"/>
                 <w:shd w:val="clear" w:color="auto" w:fill="FFFFFF"/>
               </w:rPr>
             </w:pPr>
             <w:r>
               <w:rPr>
                 <w:rFonts w:ascii="Calibri" w:eastAsia="Times New Roman" w:hAnsi="Calibri" w:cs="Calibri"/>
+                <w:sz w:val="28"/>
+                <w:szCs w:val="28"/>
                 <w:lang w:val="en-GB" w:eastAsia="en-GB"/>
               </w:rPr>
               <w:t>Communicate </w:t>
@@ -428,17 +308,23 @@
         </w:tc>
         <w:tc>
           <w:tcPr>
-            <w:tcW w:w="2807" w:type="dxa"/>
+            <w:tcW w:w="2410" w:type="dxa"/>
             <w:shd w:val="clear" w:color="auto" w:fill="auto"/>
             <w:hideMark/>
           </w:tcPr>
           <w:p>
             <w:pPr>
               <w:pStyle w:val="NoSpacing"/>
+              <w:rPr>
+                <w:sz w:val="28"/>
+                <w:szCs w:val="28"/>
+              </w:rPr>
             </w:pPr>
             <w:r>
               <w:rPr>
                 <w:rStyle w:val="eop"/>
+                <w:sz w:val="28"/>
+                <w:szCs w:val="28"/>
               </w:rPr>
               <w:t>1</w:t>
             </w:r>
@@ -446,6 +332,8 @@
               <w:rPr>
                 <w:rFonts w:eastAsia="Calibri"/>
                 <w:kern w:val="2"/>
+                <w:sz w:val="28"/>
+                <w:szCs w:val="28"/>
                 <w:lang w:eastAsia="en-GB"/>
               </w:rPr>
               <w:t>.a. Adapt a poster presentation to various audiences (peers, stakeholders and non-academics).</w:t>
@@ -454,7 +342,7 @@
         </w:tc>
         <w:tc>
           <w:tcPr>
-            <w:tcW w:w="2808" w:type="dxa"/>
+            <w:tcW w:w="2785" w:type="dxa"/>
             <w:shd w:val="clear" w:color="auto" w:fill="auto"/>
             <w:hideMark/>
           </w:tcPr>
@@ -465,29 +353,39 @@
               </w:tabs>
               <w:rPr>
                 <w:rFonts w:ascii="Calibri" w:hAnsi="Calibri" w:cs="Calibri"/>
-              </w:rPr>
-            </w:pPr>
-            <w:r>
-              <w:rPr>
-                <w:rFonts w:ascii="Calibri" w:eastAsia="Calibri" w:hAnsi="Calibri" w:cs="Calibri"/>
+                <w:sz w:val="28"/>
+                <w:szCs w:val="28"/>
+              </w:rPr>
+            </w:pPr>
+            <w:r>
+              <w:rPr>
+                <w:rFonts w:ascii="Calibri" w:eastAsia="Calibri" w:hAnsi="Calibri" w:cs="Calibri"/>
+                <w:sz w:val="28"/>
+                <w:szCs w:val="28"/>
               </w:rPr>
               <w:t>Audience analysis and adaptability</w:t>
             </w:r>
             <w:r>
               <w:rPr>
                 <w:rFonts w:ascii="Calibri" w:eastAsia="Calibri" w:hAnsi="Calibri" w:cs="Calibri"/>
+                <w:sz w:val="28"/>
+                <w:szCs w:val="28"/>
               </w:rPr>
               <w:t xml:space="preserve"> </w:t>
             </w:r>
             <w:r>
               <w:rPr>
                 <w:rFonts w:ascii="Calibri" w:hAnsi="Calibri" w:cs="Calibri"/>
+                <w:sz w:val="28"/>
+                <w:szCs w:val="28"/>
               </w:rPr>
               <w:br/>
             </w:r>
             <w:r>
               <w:rPr>
                 <w:rFonts w:ascii="Calibri" w:eastAsia="Calibri" w:hAnsi="Calibri" w:cs="Calibri"/>
+                <w:sz w:val="28"/>
+                <w:szCs w:val="28"/>
               </w:rPr>
               <w:t xml:space="preserve">  </w:t>
             </w:r>
@@ -501,23 +399,31 @@
             <w:pPr>
               <w:rPr>
                 <w:rFonts w:ascii="Calibri" w:hAnsi="Calibri" w:cs="Calibri"/>
-              </w:rPr>
-            </w:pPr>
-            <w:r>
-              <w:rPr>
-                <w:rFonts w:ascii="Calibri" w:eastAsia="Calibri" w:hAnsi="Calibri" w:cs="Calibri"/>
+                <w:sz w:val="28"/>
+                <w:szCs w:val="28"/>
+              </w:rPr>
+            </w:pPr>
+            <w:r>
+              <w:rPr>
+                <w:rFonts w:ascii="Calibri" w:eastAsia="Calibri" w:hAnsi="Calibri" w:cs="Calibri"/>
+                <w:sz w:val="28"/>
+                <w:szCs w:val="28"/>
               </w:rPr>
               <w:t xml:space="preserve">The poster presentation is not properly understandable for various audiences; </w:t>
             </w:r>
             <w:r>
               <w:rPr>
                 <w:rFonts w:ascii="Calibri" w:eastAsia="Calibri" w:hAnsi="Calibri" w:cs="Calibri"/>
+                <w:sz w:val="28"/>
+                <w:szCs w:val="28"/>
               </w:rPr>
               <w:t>e.g.</w:t>
             </w:r>
             <w:r>
               <w:rPr>
                 <w:rFonts w:ascii="Calibri" w:eastAsia="Calibri" w:hAnsi="Calibri" w:cs="Calibri"/>
+                <w:sz w:val="28"/>
+                <w:szCs w:val="28"/>
               </w:rPr>
               <w:t>, because:</w:t>
             </w:r>
@@ -532,13 +438,15 @@
               <w:spacing w:after="0" w:line="257" w:lineRule="auto"/>
               <w:rPr>
                 <w:rFonts w:ascii="Calibri" w:hAnsi="Calibri" w:cs="Calibri"/>
-              </w:rPr>
-            </w:pPr>
-            <w:r>
-              <w:rPr>
-                <w:rFonts w:ascii="Calibri" w:hAnsi="Calibri" w:cs="Calibri"/>
-                <w:sz w:val="20"/>
-                <w:szCs w:val="20"/>
+                <w:sz w:val="28"/>
+                <w:szCs w:val="28"/>
+              </w:rPr>
+            </w:pPr>
+            <w:r>
+              <w:rPr>
+                <w:rFonts w:ascii="Calibri" w:hAnsi="Calibri" w:cs="Calibri"/>
+                <w:sz w:val="28"/>
+                <w:szCs w:val="28"/>
               </w:rPr>
               <w:t>Jargon / technical terms are not explained</w:t>
             </w:r>
@@ -553,13 +461,15 @@
               <w:spacing w:after="0" w:line="257" w:lineRule="auto"/>
               <w:rPr>
                 <w:rFonts w:ascii="Calibri" w:hAnsi="Calibri" w:cs="Calibri"/>
-              </w:rPr>
-            </w:pPr>
-            <w:r>
-              <w:rPr>
-                <w:rFonts w:ascii="Calibri" w:hAnsi="Calibri" w:cs="Calibri"/>
-                <w:sz w:val="20"/>
-                <w:szCs w:val="20"/>
+                <w:sz w:val="28"/>
+                <w:szCs w:val="28"/>
+              </w:rPr>
+            </w:pPr>
+            <w:r>
+              <w:rPr>
+                <w:rFonts w:ascii="Calibri" w:hAnsi="Calibri" w:cs="Calibri"/>
+                <w:sz w:val="28"/>
+                <w:szCs w:val="28"/>
               </w:rPr>
               <w:t>The presentation does not make clear how the research topic is relevant to stakeholders or a non-academic audience</w:t>
             </w:r>
@@ -568,12 +478,15 @@
             <w:pPr>
               <w:rPr>
                 <w:rFonts w:ascii="Calibri" w:hAnsi="Calibri" w:cs="Calibri"/>
-              </w:rPr>
-            </w:pPr>
-            <w:r>
-              <w:rPr>
-                <w:rFonts w:ascii="Calibri" w:eastAsia="Calibri" w:hAnsi="Calibri" w:cs="Calibri"/>
-                <w:szCs w:val="20"/>
+                <w:sz w:val="28"/>
+                <w:szCs w:val="28"/>
+              </w:rPr>
+            </w:pPr>
+            <w:r>
+              <w:rPr>
+                <w:rFonts w:ascii="Calibri" w:eastAsia="Calibri" w:hAnsi="Calibri" w:cs="Calibri"/>
+                <w:sz w:val="28"/>
+                <w:szCs w:val="28"/>
               </w:rPr>
               <w:t xml:space="preserve"> </w:t>
             </w:r>
@@ -587,12 +500,15 @@
             <w:pPr>
               <w:rPr>
                 <w:rFonts w:ascii="Calibri" w:hAnsi="Calibri" w:cs="Calibri"/>
-              </w:rPr>
-            </w:pPr>
-            <w:r>
-              <w:rPr>
-                <w:rFonts w:ascii="Calibri" w:eastAsia="Calibri" w:hAnsi="Calibri" w:cs="Calibri"/>
-                <w:szCs w:val="20"/>
+                <w:sz w:val="28"/>
+                <w:szCs w:val="28"/>
+              </w:rPr>
+            </w:pPr>
+            <w:r>
+              <w:rPr>
+                <w:rFonts w:ascii="Calibri" w:eastAsia="Calibri" w:hAnsi="Calibri" w:cs="Calibri"/>
+                <w:sz w:val="28"/>
+                <w:szCs w:val="28"/>
               </w:rPr>
               <w:t>The poster presentation is largely understandable to various audiences; e.g., because:</w:t>
             </w:r>
@@ -607,13 +523,15 @@
               <w:spacing w:after="0" w:line="257" w:lineRule="auto"/>
               <w:rPr>
                 <w:rFonts w:ascii="Calibri" w:hAnsi="Calibri" w:cs="Calibri"/>
-              </w:rPr>
-            </w:pPr>
-            <w:r>
-              <w:rPr>
-                <w:rFonts w:ascii="Calibri" w:hAnsi="Calibri" w:cs="Calibri"/>
-                <w:sz w:val="20"/>
-                <w:szCs w:val="20"/>
+                <w:sz w:val="28"/>
+                <w:szCs w:val="28"/>
+              </w:rPr>
+            </w:pPr>
+            <w:r>
+              <w:rPr>
+                <w:rFonts w:ascii="Calibri" w:hAnsi="Calibri" w:cs="Calibri"/>
+                <w:sz w:val="28"/>
+                <w:szCs w:val="28"/>
               </w:rPr>
               <w:t>Key technical terms or concepts are explained, but not always clearly enough</w:t>
             </w:r>
@@ -628,49 +546,48 @@
               <w:spacing w:after="0" w:line="257" w:lineRule="auto"/>
               <w:rPr>
                 <w:rFonts w:ascii="Calibri" w:hAnsi="Calibri" w:cs="Calibri"/>
-              </w:rPr>
-            </w:pPr>
-            <w:r>
-              <w:rPr>
-                <w:rFonts w:ascii="Calibri" w:hAnsi="Calibri" w:cs="Calibri"/>
-                <w:sz w:val="20"/>
-                <w:szCs w:val="20"/>
+                <w:sz w:val="28"/>
+                <w:szCs w:val="28"/>
+              </w:rPr>
+            </w:pPr>
+            <w:r>
+              <w:rPr>
+                <w:rFonts w:ascii="Calibri" w:hAnsi="Calibri" w:cs="Calibri"/>
+                <w:sz w:val="28"/>
+                <w:szCs w:val="28"/>
               </w:rPr>
               <w:t xml:space="preserve">Relevance of the topic is presented, but not clearly related to peers, </w:t>
             </w:r>
             <w:r>
               <w:rPr>
                 <w:rFonts w:ascii="Calibri" w:hAnsi="Calibri" w:cs="Calibri"/>
-                <w:sz w:val="20"/>
-                <w:szCs w:val="20"/>
+                <w:sz w:val="28"/>
+                <w:szCs w:val="28"/>
               </w:rPr>
               <w:t>stakeholders,</w:t>
             </w:r>
             <w:r>
               <w:rPr>
                 <w:rFonts w:ascii="Calibri" w:hAnsi="Calibri" w:cs="Calibri"/>
-                <w:sz w:val="20"/>
-                <w:szCs w:val="20"/>
+                <w:sz w:val="28"/>
+                <w:szCs w:val="28"/>
               </w:rPr>
               <w:t xml:space="preserve"> or non-academics</w:t>
             </w:r>
             <w:r>
               <w:rPr>
                 <w:rFonts w:ascii="Calibri" w:hAnsi="Calibri" w:cs="Calibri"/>
+                <w:sz w:val="28"/>
+                <w:szCs w:val="28"/>
               </w:rPr>
               <w:br/>
-            </w:r>
-            <w:r>
-              <w:rPr>
-                <w:rFonts w:ascii="Calibri" w:hAnsi="Calibri" w:cs="Calibri"/>
-                <w:sz w:val="20"/>
-                <w:szCs w:val="20"/>
-              </w:rPr>
               <w:t xml:space="preserve"> </w:t>
             </w:r>
             <w:r>
               <w:rPr>
                 <w:rFonts w:ascii="Calibri" w:hAnsi="Calibri" w:cs="Calibri"/>
+                <w:sz w:val="28"/>
+                <w:szCs w:val="28"/>
               </w:rPr>
               <w:br/>
             </w:r>
@@ -684,12 +601,15 @@
             <w:pPr>
               <w:rPr>
                 <w:rFonts w:ascii="Calibri" w:hAnsi="Calibri" w:cs="Calibri"/>
-              </w:rPr>
-            </w:pPr>
-            <w:r>
-              <w:rPr>
-                <w:rFonts w:ascii="Calibri" w:eastAsia="Calibri" w:hAnsi="Calibri" w:cs="Calibri"/>
-                <w:szCs w:val="20"/>
+                <w:sz w:val="28"/>
+                <w:szCs w:val="28"/>
+              </w:rPr>
+            </w:pPr>
+            <w:r>
+              <w:rPr>
+                <w:rFonts w:ascii="Calibri" w:eastAsia="Calibri" w:hAnsi="Calibri" w:cs="Calibri"/>
+                <w:sz w:val="28"/>
+                <w:szCs w:val="28"/>
               </w:rPr>
               <w:t>The poster presentation is entirely understandable for various audiences; e.g., because:</w:t>
             </w:r>
@@ -704,13 +624,15 @@
               <w:spacing w:after="0" w:line="257" w:lineRule="auto"/>
               <w:rPr>
                 <w:rFonts w:ascii="Calibri" w:hAnsi="Calibri" w:cs="Calibri"/>
-              </w:rPr>
-            </w:pPr>
-            <w:r>
-              <w:rPr>
-                <w:rFonts w:ascii="Calibri" w:hAnsi="Calibri" w:cs="Calibri"/>
-                <w:sz w:val="20"/>
-                <w:szCs w:val="20"/>
+                <w:sz w:val="28"/>
+                <w:szCs w:val="28"/>
+              </w:rPr>
+            </w:pPr>
+            <w:r>
+              <w:rPr>
+                <w:rFonts w:ascii="Calibri" w:hAnsi="Calibri" w:cs="Calibri"/>
+                <w:sz w:val="28"/>
+                <w:szCs w:val="28"/>
               </w:rPr>
               <w:t>Key terms or concepts are all clearly explained</w:t>
             </w:r>
@@ -725,51 +647,55 @@
               <w:spacing w:after="0" w:line="257" w:lineRule="auto"/>
               <w:rPr>
                 <w:rFonts w:ascii="Calibri" w:hAnsi="Calibri" w:cs="Calibri"/>
-              </w:rPr>
-            </w:pPr>
-            <w:r>
-              <w:rPr>
-                <w:rFonts w:ascii="Calibri" w:hAnsi="Calibri" w:cs="Calibri"/>
-                <w:sz w:val="20"/>
-                <w:szCs w:val="20"/>
+                <w:sz w:val="28"/>
+                <w:szCs w:val="28"/>
+              </w:rPr>
+            </w:pPr>
+            <w:r>
+              <w:rPr>
+                <w:rFonts w:ascii="Calibri" w:hAnsi="Calibri" w:cs="Calibri"/>
+                <w:sz w:val="28"/>
+                <w:szCs w:val="28"/>
               </w:rPr>
               <w:t xml:space="preserve">Relevance of the topic is addressed and clearly related to peers, </w:t>
             </w:r>
             <w:r>
               <w:rPr>
                 <w:rFonts w:ascii="Calibri" w:hAnsi="Calibri" w:cs="Calibri"/>
-                <w:sz w:val="20"/>
-                <w:szCs w:val="20"/>
+                <w:sz w:val="28"/>
+                <w:szCs w:val="28"/>
               </w:rPr>
               <w:t>stakeholders,</w:t>
             </w:r>
             <w:r>
               <w:rPr>
                 <w:rFonts w:ascii="Calibri" w:hAnsi="Calibri" w:cs="Calibri"/>
-                <w:sz w:val="20"/>
-                <w:szCs w:val="20"/>
+                <w:sz w:val="28"/>
+                <w:szCs w:val="28"/>
               </w:rPr>
               <w:t xml:space="preserve"> or non-academics (e.g</w:t>
             </w:r>
             <w:r>
               <w:rPr>
                 <w:rFonts w:ascii="Calibri" w:hAnsi="Calibri" w:cs="Calibri"/>
-                <w:sz w:val="20"/>
-                <w:szCs w:val="20"/>
+                <w:sz w:val="28"/>
+                <w:szCs w:val="28"/>
               </w:rPr>
               <w:t>.</w:t>
             </w:r>
             <w:r>
               <w:rPr>
                 <w:rFonts w:ascii="Calibri" w:hAnsi="Calibri" w:cs="Calibri"/>
-                <w:sz w:val="20"/>
-                <w:szCs w:val="20"/>
+                <w:sz w:val="28"/>
+                <w:szCs w:val="28"/>
               </w:rPr>
               <w:t xml:space="preserve">, by using a concrete example or accounting for research choices made) </w:t>
             </w:r>
             <w:r>
               <w:rPr>
                 <w:rFonts w:ascii="Calibri" w:hAnsi="Calibri" w:cs="Calibri"/>
+                <w:sz w:val="28"/>
+                <w:szCs w:val="28"/>
               </w:rPr>
               <w:br/>
             </w:r>
@@ -783,12 +709,15 @@
             <w:pPr>
               <w:rPr>
                 <w:rFonts w:ascii="Calibri" w:hAnsi="Calibri" w:cs="Calibri"/>
-              </w:rPr>
-            </w:pPr>
-            <w:r>
-              <w:rPr>
-                <w:rFonts w:ascii="Calibri" w:eastAsia="Calibri" w:hAnsi="Calibri" w:cs="Calibri"/>
-                <w:szCs w:val="20"/>
+                <w:sz w:val="28"/>
+                <w:szCs w:val="28"/>
+              </w:rPr>
+            </w:pPr>
+            <w:r>
+              <w:rPr>
+                <w:rFonts w:ascii="Calibri" w:eastAsia="Calibri" w:hAnsi="Calibri" w:cs="Calibri"/>
+                <w:sz w:val="28"/>
+                <w:szCs w:val="28"/>
               </w:rPr>
               <w:t xml:space="preserve">The poster presentation is entirely understandable </w:t>
             </w:r>
@@ -797,14 +726,16 @@
                 <w:rFonts w:ascii="Calibri" w:eastAsia="Calibri" w:hAnsi="Calibri" w:cs="Calibri"/>
                 <w:i/>
                 <w:iCs/>
-                <w:szCs w:val="20"/>
+                <w:sz w:val="28"/>
+                <w:szCs w:val="28"/>
               </w:rPr>
               <w:t>and</w:t>
             </w:r>
             <w:r>
               <w:rPr>
                 <w:rFonts w:ascii="Calibri" w:eastAsia="Calibri" w:hAnsi="Calibri" w:cs="Calibri"/>
-                <w:szCs w:val="20"/>
+                <w:sz w:val="28"/>
+                <w:szCs w:val="28"/>
               </w:rPr>
               <w:t xml:space="preserve"> attractive for various audiences; e.g., because:</w:t>
             </w:r>
@@ -819,31 +750,31 @@
               <w:spacing w:after="0" w:line="257" w:lineRule="auto"/>
               <w:rPr>
                 <w:rFonts w:ascii="Calibri" w:hAnsi="Calibri" w:cs="Calibri"/>
-                <w:sz w:val="20"/>
-                <w:szCs w:val="20"/>
-              </w:rPr>
-            </w:pPr>
-            <w:r>
-              <w:rPr>
-                <w:rFonts w:ascii="Calibri" w:hAnsi="Calibri" w:cs="Calibri"/>
-                <w:sz w:val="20"/>
-                <w:szCs w:val="20"/>
+                <w:sz w:val="28"/>
+                <w:szCs w:val="28"/>
+              </w:rPr>
+            </w:pPr>
+            <w:r>
+              <w:rPr>
+                <w:rFonts w:ascii="Calibri" w:hAnsi="Calibri" w:cs="Calibri"/>
+                <w:sz w:val="28"/>
+                <w:szCs w:val="28"/>
               </w:rPr>
               <w:t xml:space="preserve">Speakers apply an </w:t>
             </w:r>
             <w:r>
               <w:rPr>
                 <w:rFonts w:ascii="Calibri" w:hAnsi="Calibri" w:cs="Calibri"/>
-                <w:sz w:val="20"/>
-                <w:szCs w:val="20"/>
+                <w:sz w:val="28"/>
+                <w:szCs w:val="28"/>
               </w:rPr>
               <w:t xml:space="preserve">engaging </w:t>
             </w:r>
             <w:r>
               <w:rPr>
                 <w:rFonts w:ascii="Calibri" w:hAnsi="Calibri" w:cs="Calibri"/>
-                <w:sz w:val="20"/>
-                <w:szCs w:val="20"/>
+                <w:sz w:val="28"/>
+                <w:szCs w:val="28"/>
               </w:rPr>
               <w:t xml:space="preserve">narrative to explain the relevance of the topic </w:t>
             </w:r>
@@ -858,77 +789,79 @@
               <w:spacing w:after="0" w:line="257" w:lineRule="auto"/>
               <w:rPr>
                 <w:rFonts w:ascii="Calibri" w:eastAsia="Calibri" w:hAnsi="Calibri" w:cs="Calibri"/>
-              </w:rPr>
-            </w:pPr>
-            <w:r>
-              <w:rPr>
-                <w:rFonts w:ascii="Calibri" w:hAnsi="Calibri" w:cs="Calibri"/>
-                <w:sz w:val="20"/>
-                <w:szCs w:val="20"/>
+                <w:sz w:val="28"/>
+                <w:szCs w:val="28"/>
+              </w:rPr>
+            </w:pPr>
+            <w:r>
+              <w:rPr>
+                <w:rFonts w:ascii="Calibri" w:hAnsi="Calibri" w:cs="Calibri"/>
+                <w:sz w:val="28"/>
+                <w:szCs w:val="28"/>
               </w:rPr>
               <w:t>Speaker</w:t>
             </w:r>
             <w:r>
               <w:rPr>
                 <w:rFonts w:ascii="Calibri" w:hAnsi="Calibri" w:cs="Calibri"/>
-                <w:sz w:val="20"/>
-                <w:szCs w:val="20"/>
+                <w:sz w:val="28"/>
+                <w:szCs w:val="28"/>
               </w:rPr>
               <w:t xml:space="preserve"> actively </w:t>
             </w:r>
             <w:r>
               <w:rPr>
                 <w:rFonts w:ascii="Calibri" w:hAnsi="Calibri" w:cs="Calibri"/>
-                <w:sz w:val="20"/>
-                <w:szCs w:val="20"/>
+                <w:sz w:val="28"/>
+                <w:szCs w:val="28"/>
               </w:rPr>
               <w:t>gear</w:t>
             </w:r>
             <w:r>
               <w:rPr>
                 <w:rFonts w:ascii="Calibri" w:hAnsi="Calibri" w:cs="Calibri"/>
-                <w:sz w:val="20"/>
-                <w:szCs w:val="20"/>
+                <w:sz w:val="28"/>
+                <w:szCs w:val="28"/>
               </w:rPr>
               <w:t>s</w:t>
             </w:r>
             <w:r>
               <w:rPr>
                 <w:rFonts w:ascii="Calibri" w:hAnsi="Calibri" w:cs="Calibri"/>
-                <w:sz w:val="20"/>
-                <w:szCs w:val="20"/>
+                <w:sz w:val="28"/>
+                <w:szCs w:val="28"/>
               </w:rPr>
               <w:t xml:space="preserve"> examples and explanations to </w:t>
             </w:r>
             <w:r>
               <w:rPr>
                 <w:rFonts w:ascii="Calibri" w:hAnsi="Calibri" w:cs="Calibri"/>
-                <w:sz w:val="20"/>
-                <w:szCs w:val="20"/>
+                <w:sz w:val="28"/>
+                <w:szCs w:val="28"/>
               </w:rPr>
               <w:t>audiences</w:t>
             </w:r>
             <w:r>
               <w:rPr>
                 <w:rFonts w:ascii="Calibri" w:hAnsi="Calibri" w:cs="Calibri"/>
-                <w:sz w:val="20"/>
-                <w:szCs w:val="20"/>
+                <w:sz w:val="28"/>
+                <w:szCs w:val="28"/>
               </w:rPr>
               <w:t xml:space="preserve"> (</w:t>
             </w:r>
             <w:r>
               <w:rPr>
                 <w:rFonts w:ascii="Calibri" w:hAnsi="Calibri" w:cs="Calibri"/>
-                <w:sz w:val="20"/>
-                <w:szCs w:val="20"/>
+                <w:sz w:val="28"/>
+                <w:szCs w:val="28"/>
               </w:rPr>
               <w:t>e.g.,</w:t>
             </w:r>
             <w:r>
               <w:rPr>
                 <w:rFonts w:ascii="Calibri" w:hAnsi="Calibri" w:cs="Calibri"/>
-                <w:sz w:val="20"/>
-                <w:szCs w:val="20"/>
+                <w:sz w:val="28"/>
+                <w:szCs w:val="28"/>
               </w:rPr>
               <w:t xml:space="preserve"> specific stakeholders)</w:t>
             </w:r>
@@ -943,6 +876,8 @@
               <w:textAlignment w:val="baseline"/>
               <w:rPr>
                 <w:rFonts w:ascii="Calibri" w:eastAsia="Times New Roman" w:hAnsi="Calibri" w:cs="Calibri"/>
+                <w:sz w:val="28"/>
+                <w:szCs w:val="28"/>
               </w:rPr>
             </w:pPr>
           </w:p>
@@ -951,7 +886,7 @@
       <w:tr>
         <w:tc>
           <w:tcPr>
-            <w:tcW w:w="1286" w:type="dxa"/>
+            <w:tcW w:w="1706" w:type="dxa"/>
             <w:vMerge/>
             <w:vAlign w:val="center"/>
             <w:hideMark/>
@@ -960,15 +895,15 @@
             <w:pPr>
               <w:rPr>
                 <w:rFonts w:ascii="Calibri" w:eastAsia="Times New Roman" w:hAnsi="Calibri" w:cs="Calibri"/>
-                <w:sz w:val="18"/>
-                <w:szCs w:val="18"/>
-              </w:rPr>
-            </w:pPr>
-          </w:p>
-        </w:tc>
-        <w:tc>
-          <w:tcPr>
-            <w:tcW w:w="2807" w:type="dxa"/>
+                <w:sz w:val="28"/>
+                <w:szCs w:val="28"/>
+              </w:rPr>
+            </w:pPr>
+          </w:p>
+        </w:tc>
+        <w:tc>
+          <w:tcPr>
+            <w:tcW w:w="2410" w:type="dxa"/>
             <w:vMerge w:val="restart"/>
             <w:shd w:val="clear" w:color="auto" w:fill="auto"/>
             <w:hideMark/>
@@ -979,7 +914,8 @@
               <w:rPr>
                 <w:rFonts w:ascii="Calibri" w:eastAsia="Calibri" w:hAnsi="Calibri" w:cs="Calibri"/>
                 <w:color w:val="000000" w:themeColor="text1"/>
-                <w:szCs w:val="20"/>
+                <w:sz w:val="28"/>
+                <w:szCs w:val="28"/>
               </w:rPr>
             </w:pPr>
             <w:r>
@@ -987,7 +923,8 @@
                 <w:rStyle w:val="eop"/>
                 <w:rFonts w:ascii="Calibri" w:eastAsia="Calibri" w:hAnsi="Calibri" w:cs="Calibri"/>
                 <w:color w:val="000000" w:themeColor="text1"/>
-                <w:szCs w:val="20"/>
+                <w:sz w:val="28"/>
+                <w:szCs w:val="28"/>
               </w:rPr>
               <w:t xml:space="preserve">b. Create an effective poster </w:t>
             </w:r>
@@ -995,7 +932,8 @@
               <w:rPr>
                 <w:rStyle w:val="eop"/>
                 <w:rFonts w:ascii="Calibri" w:eastAsia="Calibri" w:hAnsi="Calibri" w:cs="Calibri"/>
-                <w:szCs w:val="20"/>
+                <w:sz w:val="28"/>
+                <w:szCs w:val="28"/>
               </w:rPr>
               <w:t>presentation (e.g., with a clear structure and visuals</w:t>
             </w:r>
@@ -1004,7 +942,8 @@
                 <w:rStyle w:val="eop"/>
                 <w:rFonts w:ascii="Calibri" w:eastAsia="Calibri" w:hAnsi="Calibri" w:cs="Calibri"/>
                 <w:color w:val="000000" w:themeColor="text1"/>
-                <w:szCs w:val="20"/>
+                <w:sz w:val="28"/>
+                <w:szCs w:val="28"/>
               </w:rPr>
               <w:t xml:space="preserve">) </w:t>
             </w:r>
@@ -1012,7 +951,7 @@
         </w:tc>
         <w:tc>
           <w:tcPr>
-            <w:tcW w:w="2808" w:type="dxa"/>
+            <w:tcW w:w="2785" w:type="dxa"/>
             <w:shd w:val="clear" w:color="auto" w:fill="auto"/>
             <w:hideMark/>
           </w:tcPr>
@@ -1020,35 +959,47 @@
             <w:pPr>
               <w:rPr>
                 <w:rFonts w:ascii="Calibri" w:hAnsi="Calibri" w:cs="Calibri"/>
-              </w:rPr>
-            </w:pPr>
-            <w:r>
-              <w:rPr>
-                <w:rFonts w:ascii="Calibri" w:eastAsia="Calibri" w:hAnsi="Calibri" w:cs="Calibri"/>
+                <w:sz w:val="28"/>
+                <w:szCs w:val="28"/>
+              </w:rPr>
+            </w:pPr>
+            <w:r>
+              <w:rPr>
+                <w:rFonts w:ascii="Calibri" w:eastAsia="Calibri" w:hAnsi="Calibri" w:cs="Calibri"/>
+                <w:sz w:val="28"/>
+                <w:szCs w:val="28"/>
               </w:rPr>
               <w:t>Key elements</w:t>
             </w:r>
             <w:r>
               <w:rPr>
                 <w:rFonts w:ascii="Calibri" w:eastAsia="Calibri" w:hAnsi="Calibri" w:cs="Calibri"/>
+                <w:sz w:val="28"/>
+                <w:szCs w:val="28"/>
               </w:rPr>
               <w:t xml:space="preserve">: </w:t>
             </w:r>
             <w:r>
               <w:rPr>
                 <w:rFonts w:ascii="Calibri" w:hAnsi="Calibri" w:cs="Calibri"/>
+                <w:sz w:val="28"/>
+                <w:szCs w:val="28"/>
               </w:rPr>
               <w:br/>
             </w:r>
             <w:r>
               <w:rPr>
                 <w:rFonts w:ascii="Calibri" w:eastAsia="Calibri" w:hAnsi="Calibri" w:cs="Calibri"/>
+                <w:sz w:val="28"/>
+                <w:szCs w:val="28"/>
               </w:rPr>
               <w:t>presence and structure</w:t>
             </w:r>
             <w:r>
               <w:rPr>
                 <w:rFonts w:ascii="Calibri" w:hAnsi="Calibri" w:cs="Calibri"/>
+                <w:sz w:val="28"/>
+                <w:szCs w:val="28"/>
               </w:rPr>
               <w:br/>
             </w:r>
@@ -1057,6 +1008,8 @@
             <w:pPr>
               <w:rPr>
                 <w:rFonts w:ascii="Calibri" w:eastAsia="Calibri" w:hAnsi="Calibri" w:cs="Calibri"/>
+                <w:sz w:val="28"/>
+                <w:szCs w:val="28"/>
               </w:rPr>
             </w:pPr>
           </w:p>
@@ -1069,12 +1022,15 @@
             <w:pPr>
               <w:rPr>
                 <w:rFonts w:ascii="Calibri" w:hAnsi="Calibri" w:cs="Calibri"/>
-              </w:rPr>
-            </w:pPr>
-            <w:r>
-              <w:rPr>
-                <w:rFonts w:ascii="Calibri" w:eastAsia="Calibri" w:hAnsi="Calibri" w:cs="Calibri"/>
-                <w:szCs w:val="20"/>
+                <w:sz w:val="28"/>
+                <w:szCs w:val="28"/>
+              </w:rPr>
+            </w:pPr>
+            <w:r>
+              <w:rPr>
+                <w:rFonts w:ascii="Calibri" w:eastAsia="Calibri" w:hAnsi="Calibri" w:cs="Calibri"/>
+                <w:sz w:val="28"/>
+                <w:szCs w:val="28"/>
               </w:rPr>
               <w:t xml:space="preserve">The poster presentation does not contain all key elements of the research proposal </w:t>
             </w:r>
@@ -1084,11 +1040,15 @@
               <w:spacing w:line="257" w:lineRule="auto"/>
               <w:rPr>
                 <w:rFonts w:ascii="Calibri" w:hAnsi="Calibri" w:cs="Calibri"/>
-              </w:rPr>
-            </w:pPr>
-            <w:r>
-              <w:rPr>
-                <w:rFonts w:ascii="Calibri" w:eastAsia="Calibri" w:hAnsi="Calibri" w:cs="Calibri"/>
+                <w:sz w:val="28"/>
+                <w:szCs w:val="28"/>
+              </w:rPr>
+            </w:pPr>
+            <w:r>
+              <w:rPr>
+                <w:rFonts w:ascii="Calibri" w:eastAsia="Calibri" w:hAnsi="Calibri" w:cs="Calibri"/>
+                <w:sz w:val="28"/>
+                <w:szCs w:val="28"/>
               </w:rPr>
               <w:t xml:space="preserve"> </w:t>
             </w:r>
@@ -1097,6 +1057,8 @@
             <w:pPr>
               <w:rPr>
                 <w:rFonts w:ascii="Calibri" w:hAnsi="Calibri" w:cs="Calibri"/>
+                <w:sz w:val="28"/>
+                <w:szCs w:val="28"/>
               </w:rPr>
             </w:pPr>
           </w:p>
@@ -1109,11 +1071,15 @@
             <w:pPr>
               <w:rPr>
                 <w:rFonts w:ascii="Calibri" w:hAnsi="Calibri" w:cs="Calibri"/>
-              </w:rPr>
-            </w:pPr>
-            <w:r>
-              <w:rPr>
-                <w:rFonts w:ascii="Calibri" w:eastAsia="Calibri" w:hAnsi="Calibri" w:cs="Calibri"/>
+                <w:sz w:val="28"/>
+                <w:szCs w:val="28"/>
+              </w:rPr>
+            </w:pPr>
+            <w:r>
+              <w:rPr>
+                <w:rFonts w:ascii="Calibri" w:eastAsia="Calibri" w:hAnsi="Calibri" w:cs="Calibri"/>
+                <w:sz w:val="28"/>
+                <w:szCs w:val="28"/>
               </w:rPr>
               <w:t xml:space="preserve">The poster presentation contains all key elements of the research proposal </w:t>
             </w:r>
@@ -1122,18 +1088,24 @@
             <w:pPr>
               <w:rPr>
                 <w:rFonts w:ascii="Calibri" w:eastAsia="Calibri" w:hAnsi="Calibri" w:cs="Calibri"/>
-              </w:rPr>
-            </w:pPr>
-          </w:p>
-          <w:p>
-            <w:pPr>
-              <w:rPr>
-                <w:rFonts w:ascii="Calibri" w:hAnsi="Calibri" w:cs="Calibri"/>
-              </w:rPr>
-            </w:pPr>
-            <w:r>
-              <w:rPr>
-                <w:rFonts w:ascii="Calibri" w:eastAsia="Calibri" w:hAnsi="Calibri" w:cs="Calibri"/>
+                <w:sz w:val="28"/>
+                <w:szCs w:val="28"/>
+              </w:rPr>
+            </w:pPr>
+          </w:p>
+          <w:p>
+            <w:pPr>
+              <w:rPr>
+                <w:rFonts w:ascii="Calibri" w:hAnsi="Calibri" w:cs="Calibri"/>
+                <w:sz w:val="28"/>
+                <w:szCs w:val="28"/>
+              </w:rPr>
+            </w:pPr>
+            <w:r>
+              <w:rPr>
+                <w:rFonts w:ascii="Calibri" w:eastAsia="Calibri" w:hAnsi="Calibri" w:cs="Calibri"/>
+                <w:sz w:val="28"/>
+                <w:szCs w:val="28"/>
               </w:rPr>
               <w:t>Clear organization of key elements, some connections/transitions may be unclear</w:t>
             </w:r>
@@ -1142,13 +1114,17 @@
             <w:pPr>
               <w:rPr>
                 <w:rFonts w:ascii="Calibri" w:eastAsia="Calibri" w:hAnsi="Calibri" w:cs="Calibri"/>
-              </w:rPr>
-            </w:pPr>
-          </w:p>
-          <w:p>
-            <w:pPr>
-              <w:rPr>
-                <w:rFonts w:ascii="Calibri" w:eastAsia="Calibri" w:hAnsi="Calibri" w:cs="Calibri"/>
+                <w:sz w:val="28"/>
+                <w:szCs w:val="28"/>
+              </w:rPr>
+            </w:pPr>
+          </w:p>
+          <w:p>
+            <w:pPr>
+              <w:rPr>
+                <w:rFonts w:ascii="Calibri" w:eastAsia="Calibri" w:hAnsi="Calibri" w:cs="Calibri"/>
+                <w:sz w:val="28"/>
+                <w:szCs w:val="28"/>
               </w:rPr>
             </w:pPr>
           </w:p>
@@ -1161,12 +1137,15 @@
             <w:pPr>
               <w:rPr>
                 <w:rFonts w:ascii="Calibri" w:hAnsi="Calibri" w:cs="Calibri"/>
-              </w:rPr>
-            </w:pPr>
-            <w:r>
-              <w:rPr>
-                <w:rFonts w:ascii="Calibri" w:eastAsia="Calibri" w:hAnsi="Calibri" w:cs="Calibri"/>
-                <w:szCs w:val="20"/>
+                <w:sz w:val="28"/>
+                <w:szCs w:val="28"/>
+              </w:rPr>
+            </w:pPr>
+            <w:r>
+              <w:rPr>
+                <w:rFonts w:ascii="Calibri" w:eastAsia="Calibri" w:hAnsi="Calibri" w:cs="Calibri"/>
+                <w:sz w:val="28"/>
+                <w:szCs w:val="28"/>
               </w:rPr>
               <w:t xml:space="preserve">The poster presentation contains all key elements of the research proposal </w:t>
             </w:r>
@@ -1176,37 +1155,49 @@
               <w:textAlignment w:val="baseline"/>
               <w:rPr>
                 <w:rFonts w:ascii="Calibri" w:eastAsia="Times New Roman" w:hAnsi="Calibri" w:cs="Calibri"/>
-              </w:rPr>
-            </w:pPr>
-          </w:p>
-          <w:p>
-            <w:pPr>
-              <w:textAlignment w:val="baseline"/>
-              <w:rPr>
-                <w:rFonts w:ascii="Calibri" w:eastAsia="Times New Roman" w:hAnsi="Calibri" w:cs="Calibri"/>
-              </w:rPr>
-            </w:pPr>
-            <w:r>
-              <w:rPr>
-                <w:rFonts w:ascii="Calibri" w:eastAsia="Times New Roman" w:hAnsi="Calibri" w:cs="Calibri"/>
+                <w:sz w:val="28"/>
+                <w:szCs w:val="28"/>
+              </w:rPr>
+            </w:pPr>
+          </w:p>
+          <w:p>
+            <w:pPr>
+              <w:textAlignment w:val="baseline"/>
+              <w:rPr>
+                <w:rFonts w:ascii="Calibri" w:eastAsia="Times New Roman" w:hAnsi="Calibri" w:cs="Calibri"/>
+                <w:sz w:val="28"/>
+                <w:szCs w:val="28"/>
+              </w:rPr>
+            </w:pPr>
+            <w:r>
+              <w:rPr>
+                <w:rFonts w:ascii="Calibri" w:eastAsia="Times New Roman" w:hAnsi="Calibri" w:cs="Calibri"/>
+                <w:sz w:val="28"/>
+                <w:szCs w:val="28"/>
               </w:rPr>
               <w:t xml:space="preserve">Clear organization of </w:t>
             </w:r>
             <w:r>
               <w:rPr>
                 <w:rFonts w:ascii="Calibri" w:eastAsia="Times New Roman" w:hAnsi="Calibri" w:cs="Calibri"/>
+                <w:sz w:val="28"/>
+                <w:szCs w:val="28"/>
               </w:rPr>
               <w:t xml:space="preserve">key </w:t>
             </w:r>
             <w:r>
               <w:rPr>
                 <w:rFonts w:ascii="Calibri" w:eastAsia="Times New Roman" w:hAnsi="Calibri" w:cs="Calibri"/>
+                <w:sz w:val="28"/>
+                <w:szCs w:val="28"/>
               </w:rPr>
               <w:t>elements</w:t>
             </w:r>
             <w:r>
               <w:rPr>
                 <w:rFonts w:ascii="Calibri" w:eastAsia="Times New Roman" w:hAnsi="Calibri" w:cs="Calibri"/>
+                <w:sz w:val="28"/>
+                <w:szCs w:val="28"/>
               </w:rPr>
               <w:t>; connections and transitions between elements are clear</w:t>
             </w:r>
@@ -1216,6 +1207,8 @@
               <w:textAlignment w:val="baseline"/>
               <w:rPr>
                 <w:rFonts w:ascii="Calibri" w:eastAsia="Times New Roman" w:hAnsi="Calibri" w:cs="Calibri"/>
+                <w:sz w:val="28"/>
+                <w:szCs w:val="28"/>
               </w:rPr>
             </w:pPr>
           </w:p>
@@ -1228,12 +1221,15 @@
             <w:pPr>
               <w:rPr>
                 <w:rFonts w:ascii="Calibri" w:hAnsi="Calibri" w:cs="Calibri"/>
-              </w:rPr>
-            </w:pPr>
-            <w:r>
-              <w:rPr>
-                <w:rFonts w:ascii="Calibri" w:eastAsia="Calibri" w:hAnsi="Calibri" w:cs="Calibri"/>
-                <w:szCs w:val="20"/>
+                <w:sz w:val="28"/>
+                <w:szCs w:val="28"/>
+              </w:rPr>
+            </w:pPr>
+            <w:r>
+              <w:rPr>
+                <w:rFonts w:ascii="Calibri" w:eastAsia="Calibri" w:hAnsi="Calibri" w:cs="Calibri"/>
+                <w:sz w:val="28"/>
+                <w:szCs w:val="28"/>
               </w:rPr>
               <w:t xml:space="preserve">The poster presentation contains all key elements of the research proposal </w:t>
             </w:r>
@@ -1243,37 +1239,49 @@
               <w:textAlignment w:val="baseline"/>
               <w:rPr>
                 <w:rFonts w:ascii="Calibri" w:eastAsia="Times New Roman" w:hAnsi="Calibri" w:cs="Calibri"/>
-              </w:rPr>
-            </w:pPr>
-          </w:p>
-          <w:p>
-            <w:pPr>
-              <w:textAlignment w:val="baseline"/>
-              <w:rPr>
-                <w:rFonts w:ascii="Calibri" w:eastAsia="Times New Roman" w:hAnsi="Calibri" w:cs="Calibri"/>
-              </w:rPr>
-            </w:pPr>
-            <w:r>
-              <w:rPr>
-                <w:rFonts w:ascii="Calibri" w:eastAsia="Times New Roman" w:hAnsi="Calibri" w:cs="Calibri"/>
+                <w:sz w:val="28"/>
+                <w:szCs w:val="28"/>
+              </w:rPr>
+            </w:pPr>
+          </w:p>
+          <w:p>
+            <w:pPr>
+              <w:textAlignment w:val="baseline"/>
+              <w:rPr>
+                <w:rFonts w:ascii="Calibri" w:eastAsia="Times New Roman" w:hAnsi="Calibri" w:cs="Calibri"/>
+                <w:sz w:val="28"/>
+                <w:szCs w:val="28"/>
+              </w:rPr>
+            </w:pPr>
+            <w:r>
+              <w:rPr>
+                <w:rFonts w:ascii="Calibri" w:eastAsia="Times New Roman" w:hAnsi="Calibri" w:cs="Calibri"/>
+                <w:sz w:val="28"/>
+                <w:szCs w:val="28"/>
               </w:rPr>
               <w:t xml:space="preserve">Clear organization of key elements; </w:t>
             </w:r>
             <w:r>
               <w:rPr>
                 <w:rFonts w:ascii="Calibri" w:eastAsia="Times New Roman" w:hAnsi="Calibri" w:cs="Calibri"/>
+                <w:sz w:val="28"/>
+                <w:szCs w:val="28"/>
               </w:rPr>
               <w:t xml:space="preserve">argumentative moves from motive to objective (relevance, gap and aim) are </w:t>
             </w:r>
             <w:r>
               <w:rPr>
                 <w:rFonts w:ascii="Calibri" w:eastAsia="Times New Roman" w:hAnsi="Calibri" w:cs="Calibri"/>
+                <w:sz w:val="28"/>
+                <w:szCs w:val="28"/>
               </w:rPr>
               <w:t xml:space="preserve">well </w:t>
             </w:r>
             <w:r>
               <w:rPr>
                 <w:rFonts w:ascii="Calibri" w:eastAsia="Times New Roman" w:hAnsi="Calibri" w:cs="Calibri"/>
+                <w:sz w:val="28"/>
+                <w:szCs w:val="28"/>
               </w:rPr>
               <w:t>emphasized</w:t>
             </w:r>
@@ -1289,6 +1297,8 @@
               <w:textAlignment w:val="baseline"/>
               <w:rPr>
                 <w:rFonts w:ascii="Calibri" w:eastAsia="Times New Roman" w:hAnsi="Calibri" w:cs="Calibri"/>
+                <w:sz w:val="28"/>
+                <w:szCs w:val="28"/>
               </w:rPr>
             </w:pPr>
           </w:p>
@@ -1300,7 +1310,7 @@
         </w:trPr>
         <w:tc>
           <w:tcPr>
-            <w:tcW w:w="1286" w:type="dxa"/>
+            <w:tcW w:w="1706" w:type="dxa"/>
             <w:vMerge/>
             <w:vAlign w:val="center"/>
             <w:hideMark/>
@@ -1309,13 +1319,15 @@
             <w:pPr>
               <w:rPr>
                 <w:rFonts w:ascii="Calibri" w:hAnsi="Calibri" w:cs="Calibri"/>
-              </w:rPr>
-            </w:pPr>
-          </w:p>
-        </w:tc>
-        <w:tc>
-          <w:tcPr>
-            <w:tcW w:w="2807" w:type="dxa"/>
+                <w:sz w:val="28"/>
+                <w:szCs w:val="28"/>
+              </w:rPr>
+            </w:pPr>
+          </w:p>
+        </w:tc>
+        <w:tc>
+          <w:tcPr>
+            <w:tcW w:w="2410" w:type="dxa"/>
             <w:vMerge/>
             <w:hideMark/>
           </w:tcPr>
@@ -1323,13 +1335,15 @@
             <w:pPr>
               <w:rPr>
                 <w:rFonts w:ascii="Calibri" w:hAnsi="Calibri" w:cs="Calibri"/>
-              </w:rPr>
-            </w:pPr>
-          </w:p>
-        </w:tc>
-        <w:tc>
-          <w:tcPr>
-            <w:tcW w:w="2808" w:type="dxa"/>
+                <w:sz w:val="28"/>
+                <w:szCs w:val="28"/>
+              </w:rPr>
+            </w:pPr>
+          </w:p>
+        </w:tc>
+        <w:tc>
+          <w:tcPr>
+            <w:tcW w:w="2785" w:type="dxa"/>
             <w:shd w:val="clear" w:color="auto" w:fill="auto"/>
             <w:hideMark/>
           </w:tcPr>
@@ -1337,17 +1351,23 @@
             <w:pPr>
               <w:rPr>
                 <w:rFonts w:ascii="Calibri" w:hAnsi="Calibri" w:cs="Calibri"/>
-              </w:rPr>
-            </w:pPr>
-            <w:r>
-              <w:rPr>
-                <w:rFonts w:ascii="Calibri" w:hAnsi="Calibri" w:cs="Calibri"/>
+                <w:sz w:val="28"/>
+                <w:szCs w:val="28"/>
+              </w:rPr>
+            </w:pPr>
+            <w:r>
+              <w:rPr>
+                <w:rFonts w:ascii="Calibri" w:hAnsi="Calibri" w:cs="Calibri"/>
+                <w:sz w:val="28"/>
+                <w:szCs w:val="28"/>
               </w:rPr>
               <w:t>Use of visuals</w:t>
             </w:r>
             <w:r>
               <w:rPr>
                 <w:rFonts w:ascii="Calibri" w:hAnsi="Calibri" w:cs="Calibri"/>
+                <w:sz w:val="28"/>
+                <w:szCs w:val="28"/>
               </w:rPr>
               <w:br/>
             </w:r>
@@ -1356,6 +1376,8 @@
             <w:pPr>
               <w:rPr>
                 <w:rFonts w:ascii="Calibri" w:eastAsia="Calibri" w:hAnsi="Calibri" w:cs="Calibri"/>
+                <w:sz w:val="28"/>
+                <w:szCs w:val="28"/>
               </w:rPr>
             </w:pPr>
           </w:p>
@@ -1368,13 +1390,26 @@
             <w:pPr>
               <w:rPr>
                 <w:rFonts w:ascii="Calibri" w:hAnsi="Calibri" w:cs="Calibri"/>
-              </w:rPr>
-            </w:pPr>
-            <w:r>
-              <w:rPr>
-                <w:rFonts w:ascii="Calibri" w:eastAsia="Calibri" w:hAnsi="Calibri" w:cs="Calibri"/>
-              </w:rPr>
-              <w:t>Visuals (figures/tables) are of insufficient quality, e.g., because they are</w:t>
+                <w:sz w:val="28"/>
+                <w:szCs w:val="28"/>
+              </w:rPr>
+            </w:pPr>
+            <w:r>
+              <w:rPr>
+                <w:rFonts w:ascii="Calibri" w:eastAsia="Calibri" w:hAnsi="Calibri" w:cs="Calibri"/>
+                <w:sz w:val="28"/>
+                <w:szCs w:val="28"/>
+              </w:rPr>
+              <w:t xml:space="preserve">Visuals (figures/tables) are of insufficient quality, e.g., because </w:t>
+            </w:r>
+            <w:r>
+              <w:rPr>
+                <w:rFonts w:ascii="Calibri" w:eastAsia="Calibri" w:hAnsi="Calibri" w:cs="Calibri"/>
+                <w:sz w:val="28"/>
+                <w:szCs w:val="28"/>
+              </w:rPr>
+              <w:lastRenderedPageBreak/>
+              <w:t>they are</w:t>
             </w:r>
           </w:p>
           <w:p>
@@ -1387,15 +1422,15 @@
               <w:spacing w:line="257" w:lineRule="auto"/>
               <w:rPr>
                 <w:rFonts w:ascii="Calibri" w:hAnsi="Calibri" w:cs="Calibri"/>
-                <w:sz w:val="20"/>
-                <w:szCs w:val="20"/>
-              </w:rPr>
-            </w:pPr>
-            <w:r>
-              <w:rPr>
-                <w:rFonts w:ascii="Calibri" w:hAnsi="Calibri" w:cs="Calibri"/>
-                <w:sz w:val="20"/>
-                <w:szCs w:val="20"/>
+                <w:sz w:val="28"/>
+                <w:szCs w:val="28"/>
+              </w:rPr>
+            </w:pPr>
+            <w:r>
+              <w:rPr>
+                <w:rFonts w:ascii="Calibri" w:hAnsi="Calibri" w:cs="Calibri"/>
+                <w:sz w:val="28"/>
+                <w:szCs w:val="28"/>
               </w:rPr>
               <w:t>illegible</w:t>
             </w:r>
@@ -1410,13 +1445,15 @@
               <w:spacing w:after="0" w:line="257" w:lineRule="auto"/>
               <w:rPr>
                 <w:rFonts w:ascii="Calibri" w:hAnsi="Calibri" w:cs="Calibri"/>
-              </w:rPr>
-            </w:pPr>
-            <w:r>
-              <w:rPr>
-                <w:rFonts w:ascii="Calibri" w:hAnsi="Calibri" w:cs="Calibri"/>
-                <w:sz w:val="20"/>
-                <w:szCs w:val="20"/>
+                <w:sz w:val="28"/>
+                <w:szCs w:val="28"/>
+              </w:rPr>
+            </w:pPr>
+            <w:r>
+              <w:rPr>
+                <w:rFonts w:ascii="Calibri" w:hAnsi="Calibri" w:cs="Calibri"/>
+                <w:sz w:val="28"/>
+                <w:szCs w:val="28"/>
               </w:rPr>
               <w:t>not stand-alone comprehensible,</w:t>
             </w:r>
@@ -1431,23 +1468,23 @@
               <w:spacing w:after="0" w:line="257" w:lineRule="auto"/>
               <w:rPr>
                 <w:rFonts w:ascii="Calibri" w:hAnsi="Calibri" w:cs="Calibri"/>
-                <w:sz w:val="20"/>
-                <w:szCs w:val="20"/>
-              </w:rPr>
-            </w:pPr>
-            <w:r>
-              <w:rPr>
-                <w:rFonts w:ascii="Calibri" w:hAnsi="Calibri" w:cs="Calibri"/>
-                <w:sz w:val="20"/>
-                <w:szCs w:val="20"/>
+                <w:sz w:val="28"/>
+                <w:szCs w:val="28"/>
+              </w:rPr>
+            </w:pPr>
+            <w:r>
+              <w:rPr>
+                <w:rFonts w:ascii="Calibri" w:hAnsi="Calibri" w:cs="Calibri"/>
+                <w:sz w:val="28"/>
+                <w:szCs w:val="28"/>
               </w:rPr>
               <w:t>irrelevant to the topi</w:t>
             </w:r>
             <w:r>
               <w:rPr>
                 <w:rFonts w:ascii="Calibri" w:hAnsi="Calibri" w:cs="Calibri"/>
-                <w:sz w:val="20"/>
-                <w:szCs w:val="20"/>
+                <w:sz w:val="28"/>
+                <w:szCs w:val="28"/>
               </w:rPr>
               <w:t>c</w:t>
             </w:r>
@@ -1461,12 +1498,17 @@
             <w:pPr>
               <w:rPr>
                 <w:rFonts w:ascii="Calibri" w:hAnsi="Calibri" w:cs="Calibri"/>
-              </w:rPr>
-            </w:pPr>
-            <w:r>
-              <w:rPr>
-                <w:rFonts w:ascii="Calibri" w:eastAsia="Calibri" w:hAnsi="Calibri" w:cs="Calibri"/>
-              </w:rPr>
+                <w:sz w:val="28"/>
+                <w:szCs w:val="28"/>
+              </w:rPr>
+            </w:pPr>
+            <w:r>
+              <w:rPr>
+                <w:rFonts w:ascii="Calibri" w:eastAsia="Calibri" w:hAnsi="Calibri" w:cs="Calibri"/>
+                <w:sz w:val="28"/>
+                <w:szCs w:val="28"/>
+              </w:rPr>
+              <w:lastRenderedPageBreak/>
               <w:t xml:space="preserve"> </w:t>
             </w:r>
           </w:p>
@@ -1474,19 +1516,34 @@
             <w:pPr>
               <w:rPr>
                 <w:rFonts w:ascii="Calibri" w:eastAsia="Calibri" w:hAnsi="Calibri" w:cs="Calibri"/>
-              </w:rPr>
-            </w:pPr>
-            <w:r>
-              <w:rPr>
-                <w:rFonts w:ascii="Calibri" w:eastAsia="Calibri" w:hAnsi="Calibri" w:cs="Calibri"/>
-              </w:rPr>
-              <w:t>Visuals are of decent quality (referred to and stand-alone readable); some minor issues may occur</w:t>
-            </w:r>
-          </w:p>
-          <w:p>
-            <w:pPr>
-              <w:rPr>
-                <w:rFonts w:ascii="Calibri" w:eastAsia="Calibri" w:hAnsi="Calibri" w:cs="Calibri"/>
+                <w:sz w:val="28"/>
+                <w:szCs w:val="28"/>
+              </w:rPr>
+            </w:pPr>
+            <w:r>
+              <w:rPr>
+                <w:rFonts w:ascii="Calibri" w:eastAsia="Calibri" w:hAnsi="Calibri" w:cs="Calibri"/>
+                <w:sz w:val="28"/>
+                <w:szCs w:val="28"/>
+              </w:rPr>
+              <w:t xml:space="preserve">Visuals are of decent quality (referred to and </w:t>
+            </w:r>
+            <w:r>
+              <w:rPr>
+                <w:rFonts w:ascii="Calibri" w:eastAsia="Calibri" w:hAnsi="Calibri" w:cs="Calibri"/>
+                <w:sz w:val="28"/>
+                <w:szCs w:val="28"/>
+              </w:rPr>
+              <w:lastRenderedPageBreak/>
+              <w:t>stand-alone readable); some minor issues may occur</w:t>
+            </w:r>
+          </w:p>
+          <w:p>
+            <w:pPr>
+              <w:rPr>
+                <w:rFonts w:ascii="Calibri" w:eastAsia="Calibri" w:hAnsi="Calibri" w:cs="Calibri"/>
+                <w:sz w:val="28"/>
+                <w:szCs w:val="28"/>
               </w:rPr>
             </w:pPr>
           </w:p>
@@ -1499,25 +1556,43 @@
             <w:pPr>
               <w:rPr>
                 <w:rFonts w:ascii="Calibri" w:eastAsia="Calibri" w:hAnsi="Calibri" w:cs="Calibri"/>
-              </w:rPr>
-            </w:pPr>
-            <w:r>
-              <w:rPr>
-                <w:rFonts w:ascii="Calibri" w:eastAsia="Times New Roman" w:hAnsi="Calibri" w:cs="Calibri"/>
-              </w:rPr>
+                <w:sz w:val="28"/>
+                <w:szCs w:val="28"/>
+              </w:rPr>
+            </w:pPr>
+            <w:r>
+              <w:rPr>
+                <w:rFonts w:ascii="Calibri" w:eastAsia="Times New Roman" w:hAnsi="Calibri" w:cs="Calibri"/>
+                <w:sz w:val="28"/>
+                <w:szCs w:val="28"/>
+              </w:rPr>
+              <w:lastRenderedPageBreak/>
               <w:t xml:space="preserve">Visuals are of good quality: they are </w:t>
             </w:r>
             <w:r>
               <w:rPr>
                 <w:rFonts w:ascii="Calibri" w:eastAsia="Calibri" w:hAnsi="Calibri" w:cs="Calibri"/>
-              </w:rPr>
-              <w:t>supportive of content, referred to and stand-alone readable</w:t>
-            </w:r>
-          </w:p>
-          <w:p>
-            <w:pPr>
-              <w:rPr>
-                <w:rFonts w:ascii="Calibri" w:eastAsia="Calibri" w:hAnsi="Calibri" w:cs="Calibri"/>
+                <w:sz w:val="28"/>
+                <w:szCs w:val="28"/>
+              </w:rPr>
+              <w:t xml:space="preserve">supportive of content, </w:t>
+            </w:r>
+            <w:r>
+              <w:rPr>
+                <w:rFonts w:ascii="Calibri" w:eastAsia="Calibri" w:hAnsi="Calibri" w:cs="Calibri"/>
+                <w:sz w:val="28"/>
+                <w:szCs w:val="28"/>
+              </w:rPr>
+              <w:lastRenderedPageBreak/>
+              <w:t>referred to and stand-alone readable</w:t>
+            </w:r>
+          </w:p>
+          <w:p>
+            <w:pPr>
+              <w:rPr>
+                <w:rFonts w:ascii="Calibri" w:eastAsia="Calibri" w:hAnsi="Calibri" w:cs="Calibri"/>
+                <w:sz w:val="28"/>
+                <w:szCs w:val="28"/>
               </w:rPr>
             </w:pPr>
           </w:p>
@@ -1530,19 +1605,35 @@
             <w:pPr>
               <w:rPr>
                 <w:rFonts w:ascii="Calibri" w:eastAsia="Times New Roman" w:hAnsi="Calibri" w:cs="Calibri"/>
-              </w:rPr>
-            </w:pPr>
-            <w:r>
-              <w:rPr>
-                <w:rFonts w:ascii="Calibri" w:eastAsia="Times New Roman" w:hAnsi="Calibri" w:cs="Calibri"/>
-              </w:rPr>
-              <w:t>All visuals are of high quality; elements of visuals are highlighted and used to support the storyline</w:t>
-            </w:r>
-          </w:p>
-          <w:p>
-            <w:pPr>
-              <w:rPr>
-                <w:rFonts w:ascii="Calibri" w:eastAsia="Calibri" w:hAnsi="Calibri" w:cs="Calibri"/>
+                <w:sz w:val="28"/>
+                <w:szCs w:val="28"/>
+              </w:rPr>
+            </w:pPr>
+            <w:r>
+              <w:rPr>
+                <w:rFonts w:ascii="Calibri" w:eastAsia="Times New Roman" w:hAnsi="Calibri" w:cs="Calibri"/>
+                <w:sz w:val="28"/>
+                <w:szCs w:val="28"/>
+              </w:rPr>
+              <w:lastRenderedPageBreak/>
+              <w:t xml:space="preserve">All visuals are of high quality; elements of visuals are highlighted </w:t>
+            </w:r>
+            <w:r>
+              <w:rPr>
+                <w:rFonts w:ascii="Calibri" w:eastAsia="Times New Roman" w:hAnsi="Calibri" w:cs="Calibri"/>
+                <w:sz w:val="28"/>
+                <w:szCs w:val="28"/>
+              </w:rPr>
+              <w:lastRenderedPageBreak/>
+              <w:t>and used to support the storyline</w:t>
+            </w:r>
+          </w:p>
+          <w:p>
+            <w:pPr>
+              <w:rPr>
+                <w:rFonts w:ascii="Calibri" w:eastAsia="Calibri" w:hAnsi="Calibri" w:cs="Calibri"/>
+                <w:sz w:val="28"/>
+                <w:szCs w:val="28"/>
               </w:rPr>
             </w:pPr>
           </w:p>
@@ -1556,6 +1647,8 @@
             <w:pPr>
               <w:rPr>
                 <w:rFonts w:ascii="Calibri" w:hAnsi="Calibri" w:cs="Calibri"/>
+                <w:sz w:val="28"/>
+                <w:szCs w:val="28"/>
               </w:rPr>
             </w:pPr>
           </w:p>
@@ -1564,7 +1657,7 @@
       <w:tr>
         <w:tc>
           <w:tcPr>
-            <w:tcW w:w="1286" w:type="dxa"/>
+            <w:tcW w:w="1706" w:type="dxa"/>
             <w:vMerge/>
             <w:vAlign w:val="center"/>
             <w:hideMark/>
@@ -1573,15 +1666,15 @@
             <w:pPr>
               <w:rPr>
                 <w:rFonts w:ascii="Calibri" w:eastAsia="Times New Roman" w:hAnsi="Calibri" w:cs="Calibri"/>
-                <w:sz w:val="18"/>
-                <w:szCs w:val="18"/>
-              </w:rPr>
-            </w:pPr>
-          </w:p>
-        </w:tc>
-        <w:tc>
-          <w:tcPr>
-            <w:tcW w:w="2807" w:type="dxa"/>
+                <w:sz w:val="28"/>
+                <w:szCs w:val="28"/>
+              </w:rPr>
+            </w:pPr>
+          </w:p>
+        </w:tc>
+        <w:tc>
+          <w:tcPr>
+            <w:tcW w:w="2410" w:type="dxa"/>
             <w:vMerge w:val="restart"/>
             <w:shd w:val="clear" w:color="auto" w:fill="auto"/>
             <w:hideMark/>
@@ -1592,6 +1685,8 @@
               <w:rPr>
                 <w:rFonts w:ascii="Calibri" w:eastAsia="Calibri" w:hAnsi="Calibri" w:cs="Calibri"/>
                 <w:color w:val="000000" w:themeColor="text1"/>
+                <w:sz w:val="28"/>
+                <w:szCs w:val="28"/>
               </w:rPr>
             </w:pPr>
             <w:r>
@@ -1599,6 +1694,8 @@
                 <w:rStyle w:val="eop"/>
                 <w:rFonts w:ascii="Calibri" w:eastAsia="Calibri" w:hAnsi="Calibri" w:cs="Calibri"/>
                 <w:color w:val="000000" w:themeColor="text1"/>
+                <w:sz w:val="28"/>
+                <w:szCs w:val="28"/>
               </w:rPr>
               <w:t>c.  Effectively deliver a poster presentation at a research symposium</w:t>
             </w:r>
@@ -1606,7 +1703,7 @@
         </w:tc>
         <w:tc>
           <w:tcPr>
-            <w:tcW w:w="2808" w:type="dxa"/>
+            <w:tcW w:w="2785" w:type="dxa"/>
             <w:shd w:val="clear" w:color="auto" w:fill="auto"/>
             <w:hideMark/>
           </w:tcPr>
@@ -1614,25 +1711,31 @@
             <w:pPr>
               <w:rPr>
                 <w:rFonts w:ascii="Calibri" w:eastAsia="Times New Roman" w:hAnsi="Calibri" w:cs="Calibri"/>
-                <w:sz w:val="18"/>
-                <w:szCs w:val="18"/>
-              </w:rPr>
-            </w:pPr>
-            <w:r>
-              <w:rPr>
-                <w:rFonts w:ascii="Calibri" w:hAnsi="Calibri" w:cs="Calibri"/>
+                <w:sz w:val="28"/>
+                <w:szCs w:val="28"/>
+              </w:rPr>
+            </w:pPr>
+            <w:r>
+              <w:rPr>
+                <w:rFonts w:ascii="Calibri" w:hAnsi="Calibri" w:cs="Calibri"/>
+                <w:sz w:val="28"/>
+                <w:szCs w:val="28"/>
               </w:rPr>
               <w:t>Delivery skills</w:t>
             </w:r>
             <w:r>
               <w:rPr>
                 <w:rFonts w:ascii="Calibri" w:hAnsi="Calibri" w:cs="Calibri"/>
+                <w:sz w:val="28"/>
+                <w:szCs w:val="28"/>
               </w:rPr>
               <w:br/>
             </w:r>
             <w:r>
               <w:rPr>
                 <w:rFonts w:ascii="Calibri" w:hAnsi="Calibri" w:cs="Calibri"/>
+                <w:sz w:val="28"/>
+                <w:szCs w:val="28"/>
               </w:rPr>
               <w:t>(individual evaluation)</w:t>
             </w:r>
@@ -1641,6 +1744,8 @@
             <w:pPr>
               <w:rPr>
                 <w:rFonts w:ascii="Calibri" w:hAnsi="Calibri" w:cs="Calibri"/>
+                <w:sz w:val="28"/>
+                <w:szCs w:val="28"/>
               </w:rPr>
             </w:pPr>
           </w:p>
@@ -1650,6 +1755,8 @@
               <w:rPr>
                 <w:rFonts w:ascii="Calibri" w:hAnsi="Calibri" w:cs="Calibri"/>
                 <w:color w:val="000000" w:themeColor="text1"/>
+                <w:sz w:val="28"/>
+                <w:szCs w:val="28"/>
                 <w:lang w:val="en-US"/>
               </w:rPr>
             </w:pPr>
@@ -1664,53 +1771,71 @@
               <w:textAlignment w:val="baseline"/>
               <w:rPr>
                 <w:rFonts w:ascii="Calibri" w:eastAsia="Times New Roman" w:hAnsi="Calibri" w:cs="Calibri"/>
-              </w:rPr>
-            </w:pPr>
-            <w:r>
-              <w:rPr>
-                <w:rFonts w:ascii="Calibri" w:eastAsia="Times New Roman" w:hAnsi="Calibri" w:cs="Calibri"/>
+                <w:sz w:val="28"/>
+                <w:szCs w:val="28"/>
+              </w:rPr>
+            </w:pPr>
+            <w:r>
+              <w:rPr>
+                <w:rFonts w:ascii="Calibri" w:eastAsia="Times New Roman" w:hAnsi="Calibri" w:cs="Calibri"/>
+                <w:sz w:val="28"/>
+                <w:szCs w:val="28"/>
               </w:rPr>
               <w:t xml:space="preserve">Speaker </w:t>
             </w:r>
             <w:r>
               <w:rPr>
                 <w:rFonts w:ascii="Calibri" w:eastAsia="Times New Roman" w:hAnsi="Calibri" w:cs="Calibri"/>
+                <w:sz w:val="28"/>
+                <w:szCs w:val="28"/>
               </w:rPr>
               <w:t xml:space="preserve">does not establish contact with the audience </w:t>
             </w:r>
             <w:r>
               <w:rPr>
                 <w:rFonts w:ascii="Calibri" w:eastAsia="Times New Roman" w:hAnsi="Calibri" w:cs="Calibri"/>
+                <w:sz w:val="28"/>
+                <w:szCs w:val="28"/>
               </w:rPr>
               <w:t xml:space="preserve">(e.g., no eye contact, </w:t>
             </w:r>
             <w:r>
               <w:rPr>
                 <w:rFonts w:ascii="Calibri" w:eastAsia="Times New Roman" w:hAnsi="Calibri" w:cs="Calibri"/>
+                <w:sz w:val="28"/>
+                <w:szCs w:val="28"/>
               </w:rPr>
               <w:t xml:space="preserve">clarity issues due to volume or high pace, no active </w:t>
             </w:r>
             <w:r>
               <w:rPr>
                 <w:rFonts w:ascii="Calibri" w:eastAsia="Times New Roman" w:hAnsi="Calibri" w:cs="Calibri"/>
+                <w:sz w:val="28"/>
+                <w:szCs w:val="28"/>
               </w:rPr>
               <w:t>posture,</w:t>
             </w:r>
             <w:r>
               <w:rPr>
                 <w:rFonts w:ascii="Calibri" w:eastAsia="Times New Roman" w:hAnsi="Calibri" w:cs="Calibri"/>
+                <w:sz w:val="28"/>
+                <w:szCs w:val="28"/>
               </w:rPr>
               <w:t xml:space="preserve"> or gestures)</w:t>
             </w:r>
             <w:r>
               <w:rPr>
                 <w:rFonts w:ascii="Calibri" w:hAnsi="Calibri" w:cs="Calibri"/>
+                <w:sz w:val="28"/>
+                <w:szCs w:val="28"/>
               </w:rPr>
               <w:br/>
             </w:r>
             <w:r>
               <w:rPr>
                 <w:rFonts w:ascii="Calibri" w:hAnsi="Calibri" w:cs="Calibri"/>
+                <w:sz w:val="28"/>
+                <w:szCs w:val="28"/>
               </w:rPr>
               <w:br/>
             </w:r>
@@ -1725,101 +1850,135 @@
               <w:textAlignment w:val="baseline"/>
               <w:rPr>
                 <w:rFonts w:ascii="Calibri" w:eastAsia="Times New Roman" w:hAnsi="Calibri" w:cs="Calibri"/>
-              </w:rPr>
-            </w:pPr>
-            <w:r>
-              <w:rPr>
-                <w:rFonts w:ascii="Calibri" w:eastAsia="Times New Roman" w:hAnsi="Calibri" w:cs="Calibri"/>
+                <w:sz w:val="28"/>
+                <w:szCs w:val="28"/>
+              </w:rPr>
+            </w:pPr>
+            <w:r>
+              <w:rPr>
+                <w:rFonts w:ascii="Calibri" w:eastAsia="Times New Roman" w:hAnsi="Calibri" w:cs="Calibri"/>
+                <w:sz w:val="28"/>
+                <w:szCs w:val="28"/>
               </w:rPr>
               <w:t xml:space="preserve">Speaker </w:t>
             </w:r>
             <w:r>
               <w:rPr>
                 <w:rFonts w:ascii="Calibri" w:eastAsia="Times New Roman" w:hAnsi="Calibri" w:cs="Calibri"/>
+                <w:sz w:val="28"/>
+                <w:szCs w:val="28"/>
               </w:rPr>
               <w:t xml:space="preserve">regularly </w:t>
             </w:r>
             <w:r>
               <w:rPr>
                 <w:rFonts w:ascii="Calibri" w:eastAsia="Times New Roman" w:hAnsi="Calibri" w:cs="Calibri"/>
+                <w:sz w:val="28"/>
+                <w:szCs w:val="28"/>
               </w:rPr>
               <w:t>display</w:t>
             </w:r>
             <w:r>
               <w:rPr>
                 <w:rFonts w:ascii="Calibri" w:eastAsia="Times New Roman" w:hAnsi="Calibri" w:cs="Calibri"/>
+                <w:sz w:val="28"/>
+                <w:szCs w:val="28"/>
               </w:rPr>
               <w:t>s</w:t>
             </w:r>
             <w:r>
               <w:rPr>
                 <w:rFonts w:ascii="Calibri" w:eastAsia="Times New Roman" w:hAnsi="Calibri" w:cs="Calibri"/>
+                <w:sz w:val="28"/>
+                <w:szCs w:val="28"/>
               </w:rPr>
               <w:t xml:space="preserve"> delivery skills to</w:t>
             </w:r>
             <w:r>
               <w:rPr>
                 <w:rFonts w:ascii="Calibri" w:eastAsia="Times New Roman" w:hAnsi="Calibri" w:cs="Calibri"/>
+                <w:sz w:val="28"/>
+                <w:szCs w:val="28"/>
               </w:rPr>
               <w:t xml:space="preserve"> establish contact with the audienc</w:t>
             </w:r>
             <w:r>
               <w:rPr>
                 <w:rFonts w:ascii="Calibri" w:eastAsia="Times New Roman" w:hAnsi="Calibri" w:cs="Calibri"/>
+                <w:sz w:val="28"/>
+                <w:szCs w:val="28"/>
               </w:rPr>
               <w:t>e, but</w:t>
             </w:r>
             <w:r>
               <w:rPr>
                 <w:rFonts w:ascii="Calibri" w:eastAsia="Times New Roman" w:hAnsi="Calibri" w:cs="Calibri"/>
+                <w:sz w:val="28"/>
+                <w:szCs w:val="28"/>
               </w:rPr>
               <w:t xml:space="preserve"> occasionally </w:t>
             </w:r>
             <w:r>
               <w:rPr>
                 <w:rFonts w:ascii="Calibri" w:eastAsia="Times New Roman" w:hAnsi="Calibri" w:cs="Calibri"/>
+                <w:sz w:val="28"/>
+                <w:szCs w:val="28"/>
               </w:rPr>
               <w:t xml:space="preserve">lacks </w:t>
             </w:r>
             <w:r>
               <w:rPr>
                 <w:rFonts w:ascii="Calibri" w:eastAsia="Times New Roman" w:hAnsi="Calibri" w:cs="Calibri"/>
+                <w:sz w:val="28"/>
+                <w:szCs w:val="28"/>
               </w:rPr>
               <w:t>eye contact, clarity</w:t>
             </w:r>
             <w:r>
               <w:rPr>
                 <w:rFonts w:ascii="Calibri" w:eastAsia="Times New Roman" w:hAnsi="Calibri" w:cs="Calibri"/>
+                <w:sz w:val="28"/>
+                <w:szCs w:val="28"/>
               </w:rPr>
               <w:t xml:space="preserve"> (regarding pace or articulation)</w:t>
             </w:r>
             <w:r>
               <w:rPr>
                 <w:rFonts w:ascii="Calibri" w:eastAsia="Times New Roman" w:hAnsi="Calibri" w:cs="Calibri"/>
+                <w:sz w:val="28"/>
+                <w:szCs w:val="28"/>
               </w:rPr>
               <w:t xml:space="preserve">, or </w:t>
             </w:r>
             <w:r>
               <w:rPr>
                 <w:rFonts w:ascii="Calibri" w:eastAsia="Times New Roman" w:hAnsi="Calibri" w:cs="Calibri"/>
+                <w:sz w:val="28"/>
+                <w:szCs w:val="28"/>
               </w:rPr>
               <w:t>a</w:t>
             </w:r>
             <w:r>
               <w:rPr>
                 <w:rFonts w:ascii="Calibri" w:eastAsia="Times New Roman" w:hAnsi="Calibri" w:cs="Calibri"/>
+                <w:sz w:val="28"/>
+                <w:szCs w:val="28"/>
               </w:rPr>
               <w:t>n</w:t>
             </w:r>
             <w:r>
               <w:rPr>
                 <w:rFonts w:ascii="Calibri" w:eastAsia="Times New Roman" w:hAnsi="Calibri" w:cs="Calibri"/>
+                <w:sz w:val="28"/>
+                <w:szCs w:val="28"/>
               </w:rPr>
               <w:t xml:space="preserve"> </w:t>
             </w:r>
             <w:r>
               <w:rPr>
                 <w:rFonts w:ascii="Calibri" w:eastAsia="Times New Roman" w:hAnsi="Calibri" w:cs="Calibri"/>
+                <w:sz w:val="28"/>
+                <w:szCs w:val="28"/>
               </w:rPr>
               <w:t xml:space="preserve">active posture and gestures </w:t>
             </w:r>
@@ -1829,6 +1988,8 @@
               <w:textAlignment w:val="baseline"/>
               <w:rPr>
                 <w:rFonts w:ascii="Calibri" w:eastAsia="Times New Roman" w:hAnsi="Calibri" w:cs="Calibri"/>
+                <w:sz w:val="28"/>
+                <w:szCs w:val="28"/>
                 <w:lang w:val="en-US"/>
               </w:rPr>
             </w:pPr>
@@ -1843,41 +2004,55 @@
               <w:textAlignment w:val="baseline"/>
               <w:rPr>
                 <w:rFonts w:ascii="Calibri" w:eastAsia="Times New Roman" w:hAnsi="Calibri" w:cs="Calibri"/>
-              </w:rPr>
-            </w:pPr>
-            <w:r>
-              <w:rPr>
-                <w:rFonts w:ascii="Calibri" w:eastAsia="Times New Roman" w:hAnsi="Calibri" w:cs="Calibri"/>
+                <w:sz w:val="28"/>
+                <w:szCs w:val="28"/>
+              </w:rPr>
+            </w:pPr>
+            <w:r>
+              <w:rPr>
+                <w:rFonts w:ascii="Calibri" w:eastAsia="Times New Roman" w:hAnsi="Calibri" w:cs="Calibri"/>
+                <w:sz w:val="28"/>
+                <w:szCs w:val="28"/>
               </w:rPr>
               <w:t>Speaker displays engaging delivery skills</w:t>
             </w:r>
             <w:r>
               <w:rPr>
                 <w:rFonts w:ascii="Calibri" w:eastAsia="Times New Roman" w:hAnsi="Calibri" w:cs="Calibri"/>
+                <w:sz w:val="28"/>
+                <w:szCs w:val="28"/>
               </w:rPr>
               <w:t xml:space="preserve"> (regular eye contact, </w:t>
             </w:r>
             <w:r>
               <w:rPr>
                 <w:rFonts w:ascii="Calibri" w:eastAsia="Times New Roman" w:hAnsi="Calibri" w:cs="Calibri"/>
+                <w:sz w:val="28"/>
+                <w:szCs w:val="28"/>
               </w:rPr>
               <w:t>good pace</w:t>
             </w:r>
             <w:r>
               <w:rPr>
                 <w:rFonts w:ascii="Calibri" w:eastAsia="Times New Roman" w:hAnsi="Calibri" w:cs="Calibri"/>
+                <w:sz w:val="28"/>
+                <w:szCs w:val="28"/>
               </w:rPr>
               <w:t>,</w:t>
             </w:r>
             <w:r>
               <w:rPr>
                 <w:rFonts w:ascii="Calibri" w:eastAsia="Times New Roman" w:hAnsi="Calibri" w:cs="Calibri"/>
+                <w:sz w:val="28"/>
+                <w:szCs w:val="28"/>
               </w:rPr>
               <w:t xml:space="preserve"> varied intonation, active posture and supporting gestures)</w:t>
             </w:r>
             <w:r>
               <w:rPr>
                 <w:rFonts w:ascii="Calibri" w:eastAsia="Times New Roman" w:hAnsi="Calibri" w:cs="Calibri"/>
+                <w:sz w:val="28"/>
+                <w:szCs w:val="28"/>
               </w:rPr>
               <w:t xml:space="preserve"> but with minor inconsistencies</w:t>
             </w:r>
@@ -1887,14 +2062,18 @@
               <w:textAlignment w:val="baseline"/>
               <w:rPr>
                 <w:rFonts w:ascii="Calibri" w:eastAsia="Times New Roman" w:hAnsi="Calibri" w:cs="Calibri"/>
-              </w:rPr>
-            </w:pPr>
-          </w:p>
-          <w:p>
-            <w:pPr>
-              <w:textAlignment w:val="baseline"/>
-              <w:rPr>
-                <w:rFonts w:ascii="Calibri" w:eastAsia="Times New Roman" w:hAnsi="Calibri" w:cs="Calibri"/>
+                <w:sz w:val="28"/>
+                <w:szCs w:val="28"/>
+              </w:rPr>
+            </w:pPr>
+          </w:p>
+          <w:p>
+            <w:pPr>
+              <w:textAlignment w:val="baseline"/>
+              <w:rPr>
+                <w:rFonts w:ascii="Calibri" w:eastAsia="Times New Roman" w:hAnsi="Calibri" w:cs="Calibri"/>
+                <w:sz w:val="28"/>
+                <w:szCs w:val="28"/>
               </w:rPr>
             </w:pPr>
           </w:p>
@@ -1908,23 +2087,31 @@
               <w:textAlignment w:val="baseline"/>
               <w:rPr>
                 <w:rFonts w:ascii="Calibri" w:eastAsia="Times New Roman" w:hAnsi="Calibri" w:cs="Calibri"/>
-              </w:rPr>
-            </w:pPr>
-            <w:r>
-              <w:rPr>
-                <w:rFonts w:ascii="Calibri" w:eastAsia="Times New Roman" w:hAnsi="Calibri" w:cs="Calibri"/>
+                <w:sz w:val="28"/>
+                <w:szCs w:val="28"/>
+              </w:rPr>
+            </w:pPr>
+            <w:r>
+              <w:rPr>
+                <w:rFonts w:ascii="Calibri" w:eastAsia="Times New Roman" w:hAnsi="Calibri" w:cs="Calibri"/>
+                <w:sz w:val="28"/>
+                <w:szCs w:val="28"/>
               </w:rPr>
               <w:t>Speaker consistently displays engaging delivery skills</w:t>
             </w:r>
             <w:r>
               <w:rPr>
                 <w:rFonts w:ascii="Calibri" w:eastAsia="Times New Roman" w:hAnsi="Calibri" w:cs="Calibri"/>
+                <w:sz w:val="28"/>
+                <w:szCs w:val="28"/>
               </w:rPr>
               <w:t>, and shows to be able adapt the delivery skills to emphasize the content and storyline</w:t>
             </w:r>
             <w:r>
               <w:rPr>
                 <w:rFonts w:ascii="Calibri" w:eastAsia="Times New Roman" w:hAnsi="Calibri" w:cs="Calibri"/>
+                <w:sz w:val="28"/>
+                <w:szCs w:val="28"/>
               </w:rPr>
               <w:t xml:space="preserve"> </w:t>
             </w:r>
@@ -1934,14 +2121,18 @@
               <w:textAlignment w:val="baseline"/>
               <w:rPr>
                 <w:rFonts w:ascii="Calibri" w:eastAsia="Times New Roman" w:hAnsi="Calibri" w:cs="Calibri"/>
-              </w:rPr>
-            </w:pPr>
-          </w:p>
-          <w:p>
-            <w:pPr>
-              <w:textAlignment w:val="baseline"/>
-              <w:rPr>
-                <w:rFonts w:ascii="Calibri" w:eastAsia="Times New Roman" w:hAnsi="Calibri" w:cs="Calibri"/>
+                <w:sz w:val="28"/>
+                <w:szCs w:val="28"/>
+              </w:rPr>
+            </w:pPr>
+          </w:p>
+          <w:p>
+            <w:pPr>
+              <w:textAlignment w:val="baseline"/>
+              <w:rPr>
+                <w:rFonts w:ascii="Calibri" w:eastAsia="Times New Roman" w:hAnsi="Calibri" w:cs="Calibri"/>
+                <w:sz w:val="28"/>
+                <w:szCs w:val="28"/>
               </w:rPr>
             </w:pPr>
           </w:p>
@@ -1956,6 +2147,8 @@
               <w:textAlignment w:val="baseline"/>
               <w:rPr>
                 <w:rFonts w:ascii="Calibri" w:eastAsia="Times New Roman" w:hAnsi="Calibri" w:cs="Calibri"/>
+                <w:sz w:val="28"/>
+                <w:szCs w:val="28"/>
               </w:rPr>
             </w:pPr>
           </w:p>
@@ -1967,7 +2160,7 @@
         </w:trPr>
         <w:tc>
           <w:tcPr>
-            <w:tcW w:w="1286" w:type="dxa"/>
+            <w:tcW w:w="1706" w:type="dxa"/>
             <w:vMerge/>
             <w:vAlign w:val="center"/>
             <w:hideMark/>
@@ -1976,13 +2169,15 @@
             <w:pPr>
               <w:rPr>
                 <w:rFonts w:ascii="Calibri" w:hAnsi="Calibri" w:cs="Calibri"/>
-              </w:rPr>
-            </w:pPr>
-          </w:p>
-        </w:tc>
-        <w:tc>
-          <w:tcPr>
-            <w:tcW w:w="2807" w:type="dxa"/>
+                <w:sz w:val="28"/>
+                <w:szCs w:val="28"/>
+              </w:rPr>
+            </w:pPr>
+          </w:p>
+        </w:tc>
+        <w:tc>
+          <w:tcPr>
+            <w:tcW w:w="2410" w:type="dxa"/>
             <w:vMerge/>
             <w:hideMark/>
           </w:tcPr>
@@ -1990,13 +2185,15 @@
             <w:pPr>
               <w:rPr>
                 <w:rFonts w:ascii="Calibri" w:hAnsi="Calibri" w:cs="Calibri"/>
-              </w:rPr>
-            </w:pPr>
-          </w:p>
-        </w:tc>
-        <w:tc>
-          <w:tcPr>
-            <w:tcW w:w="2808" w:type="dxa"/>
+                <w:sz w:val="28"/>
+                <w:szCs w:val="28"/>
+              </w:rPr>
+            </w:pPr>
+          </w:p>
+        </w:tc>
+        <w:tc>
+          <w:tcPr>
+            <w:tcW w:w="2785" w:type="dxa"/>
             <w:shd w:val="clear" w:color="auto" w:fill="auto"/>
             <w:hideMark/>
           </w:tcPr>
@@ -2004,31 +2201,39 @@
             <w:pPr>
               <w:rPr>
                 <w:rFonts w:ascii="Calibri" w:eastAsia="Times New Roman" w:hAnsi="Calibri" w:cs="Calibri"/>
-                <w:sz w:val="18"/>
-                <w:szCs w:val="18"/>
-              </w:rPr>
-            </w:pPr>
-            <w:r>
-              <w:rPr>
-                <w:rFonts w:ascii="Calibri" w:hAnsi="Calibri" w:cs="Calibri"/>
+                <w:sz w:val="28"/>
+                <w:szCs w:val="28"/>
+              </w:rPr>
+            </w:pPr>
+            <w:r>
+              <w:rPr>
+                <w:rFonts w:ascii="Calibri" w:hAnsi="Calibri" w:cs="Calibri"/>
+                <w:sz w:val="28"/>
+                <w:szCs w:val="28"/>
               </w:rPr>
               <w:t>Interaction with the audience</w:t>
             </w:r>
             <w:r>
               <w:rPr>
                 <w:rFonts w:ascii="Calibri" w:hAnsi="Calibri" w:cs="Calibri"/>
+                <w:sz w:val="28"/>
+                <w:szCs w:val="28"/>
               </w:rPr>
               <w:br/>
             </w:r>
             <w:r>
               <w:rPr>
                 <w:rFonts w:ascii="Calibri" w:hAnsi="Calibri" w:cs="Calibri"/>
+                <w:sz w:val="28"/>
+                <w:szCs w:val="28"/>
               </w:rPr>
               <w:t>(group)</w:t>
             </w:r>
             <w:r>
               <w:rPr>
                 <w:rFonts w:ascii="Calibri" w:hAnsi="Calibri" w:cs="Calibri"/>
+                <w:sz w:val="28"/>
+                <w:szCs w:val="28"/>
               </w:rPr>
               <w:br/>
             </w:r>
@@ -2037,6 +2242,8 @@
             <w:pPr>
               <w:rPr>
                 <w:rFonts w:ascii="Calibri" w:hAnsi="Calibri" w:cs="Calibri"/>
+                <w:sz w:val="28"/>
+                <w:szCs w:val="28"/>
               </w:rPr>
             </w:pPr>
           </w:p>
@@ -2049,23 +2256,31 @@
             <w:pPr>
               <w:rPr>
                 <w:rFonts w:ascii="Calibri" w:eastAsia="Times New Roman" w:hAnsi="Calibri" w:cs="Calibri"/>
-              </w:rPr>
-            </w:pPr>
-            <w:r>
-              <w:rPr>
-                <w:rFonts w:ascii="Calibri" w:eastAsia="Times New Roman" w:hAnsi="Calibri" w:cs="Calibri"/>
+                <w:sz w:val="28"/>
+                <w:szCs w:val="28"/>
+              </w:rPr>
+            </w:pPr>
+            <w:r>
+              <w:rPr>
+                <w:rFonts w:ascii="Calibri" w:eastAsia="Times New Roman" w:hAnsi="Calibri" w:cs="Calibri"/>
+                <w:sz w:val="28"/>
+                <w:szCs w:val="28"/>
               </w:rPr>
               <w:t>Speaker</w:t>
             </w:r>
             <w:r>
               <w:rPr>
                 <w:rFonts w:ascii="Calibri" w:eastAsia="Times New Roman" w:hAnsi="Calibri" w:cs="Calibri"/>
+                <w:sz w:val="28"/>
+                <w:szCs w:val="28"/>
               </w:rPr>
               <w:t>s</w:t>
             </w:r>
             <w:r>
               <w:rPr>
                 <w:rFonts w:ascii="Calibri" w:eastAsia="Times New Roman" w:hAnsi="Calibri" w:cs="Calibri"/>
+                <w:sz w:val="28"/>
+                <w:szCs w:val="28"/>
               </w:rPr>
               <w:t xml:space="preserve"> do not attempt to actively involve the audience, and/or do not demonstrate listening skills, and/or do not handle questions effectively</w:t>
             </w:r>
@@ -2080,30 +2295,40 @@
               <w:rPr>
                 <w:rFonts w:ascii="Calibri" w:hAnsi="Calibri" w:cs="Calibri"/>
                 <w:color w:val="000000" w:themeColor="text1"/>
+                <w:sz w:val="28"/>
+                <w:szCs w:val="28"/>
                 <w:lang w:val="en-US"/>
               </w:rPr>
             </w:pPr>
             <w:r>
               <w:rPr>
                 <w:rFonts w:ascii="Calibri" w:eastAsia="Times New Roman" w:hAnsi="Calibri" w:cs="Calibri"/>
+                <w:sz w:val="28"/>
+                <w:szCs w:val="28"/>
               </w:rPr>
               <w:t>Speaker</w:t>
             </w:r>
             <w:r>
               <w:rPr>
                 <w:rFonts w:ascii="Calibri" w:eastAsia="Times New Roman" w:hAnsi="Calibri" w:cs="Calibri"/>
+                <w:sz w:val="28"/>
+                <w:szCs w:val="28"/>
               </w:rPr>
               <w:t>s</w:t>
             </w:r>
             <w:r>
               <w:rPr>
                 <w:rFonts w:ascii="Calibri" w:eastAsia="Times New Roman" w:hAnsi="Calibri" w:cs="Calibri"/>
+                <w:sz w:val="28"/>
+                <w:szCs w:val="28"/>
               </w:rPr>
               <w:t xml:space="preserve"> attempt to establish a connection with the audience, </w:t>
             </w:r>
             <w:r>
               <w:rPr>
                 <w:rFonts w:ascii="Calibri" w:eastAsia="Times New Roman" w:hAnsi="Calibri" w:cs="Calibri"/>
+                <w:sz w:val="28"/>
+                <w:szCs w:val="28"/>
               </w:rPr>
               <w:t>but involve</w:t>
             </w:r>
@@ -2111,6 +2336,8 @@
               <w:rPr>
                 <w:rFonts w:ascii="Calibri" w:hAnsi="Calibri" w:cs="Calibri"/>
                 <w:color w:val="000000" w:themeColor="text1"/>
+                <w:sz w:val="28"/>
+                <w:szCs w:val="28"/>
                 <w:lang w:val="en-US"/>
               </w:rPr>
               <w:t xml:space="preserve"> the audience inconsistently, show some gaps in active listening skills, or occasionally do not effectively answer questions</w:t>
@@ -2120,6 +2347,8 @@
             <w:pPr>
               <w:rPr>
                 <w:rFonts w:ascii="Calibri" w:eastAsia="Times New Roman" w:hAnsi="Calibri" w:cs="Calibri"/>
+                <w:sz w:val="28"/>
+                <w:szCs w:val="28"/>
               </w:rPr>
             </w:pPr>
           </w:p>
@@ -2132,23 +2361,31 @@
             <w:pPr>
               <w:rPr>
                 <w:rFonts w:ascii="Calibri" w:eastAsia="Times New Roman" w:hAnsi="Calibri" w:cs="Calibri"/>
-              </w:rPr>
-            </w:pPr>
-            <w:r>
-              <w:rPr>
-                <w:rFonts w:ascii="Calibri" w:eastAsia="Times New Roman" w:hAnsi="Calibri" w:cs="Calibri"/>
+                <w:sz w:val="28"/>
+                <w:szCs w:val="28"/>
+              </w:rPr>
+            </w:pPr>
+            <w:r>
+              <w:rPr>
+                <w:rFonts w:ascii="Calibri" w:eastAsia="Times New Roman" w:hAnsi="Calibri" w:cs="Calibri"/>
+                <w:sz w:val="28"/>
+                <w:szCs w:val="28"/>
               </w:rPr>
               <w:t>Speaker</w:t>
             </w:r>
             <w:r>
               <w:rPr>
                 <w:rFonts w:ascii="Calibri" w:eastAsia="Times New Roman" w:hAnsi="Calibri" w:cs="Calibri"/>
+                <w:sz w:val="28"/>
+                <w:szCs w:val="28"/>
               </w:rPr>
               <w:t>s</w:t>
             </w:r>
             <w:r>
               <w:rPr>
                 <w:rFonts w:ascii="Calibri" w:eastAsia="Times New Roman" w:hAnsi="Calibri" w:cs="Calibri"/>
+                <w:sz w:val="28"/>
+                <w:szCs w:val="28"/>
               </w:rPr>
               <w:t xml:space="preserve"> establish a connection with the audience, regularly involve the audience, show active listening skills, and handle questions effectively</w:t>
             </w:r>
@@ -2162,23 +2399,31 @@
             <w:pPr>
               <w:rPr>
                 <w:rFonts w:ascii="Calibri" w:eastAsia="Times New Roman" w:hAnsi="Calibri" w:cs="Calibri"/>
-              </w:rPr>
-            </w:pPr>
-            <w:r>
-              <w:rPr>
-                <w:rFonts w:ascii="Calibri" w:eastAsia="Times New Roman" w:hAnsi="Calibri" w:cs="Calibri"/>
+                <w:sz w:val="28"/>
+                <w:szCs w:val="28"/>
+              </w:rPr>
+            </w:pPr>
+            <w:r>
+              <w:rPr>
+                <w:rFonts w:ascii="Calibri" w:eastAsia="Times New Roman" w:hAnsi="Calibri" w:cs="Calibri"/>
+                <w:sz w:val="28"/>
+                <w:szCs w:val="28"/>
               </w:rPr>
               <w:t>Speaker</w:t>
             </w:r>
             <w:r>
               <w:rPr>
                 <w:rFonts w:ascii="Calibri" w:eastAsia="Times New Roman" w:hAnsi="Calibri" w:cs="Calibri"/>
+                <w:sz w:val="28"/>
+                <w:szCs w:val="28"/>
               </w:rPr>
               <w:t xml:space="preserve">s </w:t>
             </w:r>
             <w:r>
               <w:rPr>
                 <w:rFonts w:ascii="Calibri" w:eastAsia="Times New Roman" w:hAnsi="Calibri" w:cs="Calibri"/>
+                <w:sz w:val="28"/>
+                <w:szCs w:val="28"/>
               </w:rPr>
               <w:t>actively establish a successful connection with the audience and consistently interact with the audience by showing active listening skills and effective handling of questions</w:t>
             </w:r>
@@ -2187,45 +2432,50 @@
             <w:pPr>
               <w:rPr>
                 <w:rFonts w:ascii="Calibri" w:eastAsia="Times New Roman" w:hAnsi="Calibri" w:cs="Calibri"/>
-              </w:rPr>
-            </w:pPr>
-          </w:p>
-          <w:p>
-            <w:pPr>
-              <w:rPr>
-                <w:rFonts w:ascii="Calibri" w:eastAsia="Times New Roman" w:hAnsi="Calibri" w:cs="Calibri"/>
-              </w:rPr>
-            </w:pPr>
-            <w:r>
-              <w:rPr>
-                <w:rFonts w:ascii="Calibri" w:eastAsia="Times New Roman" w:hAnsi="Calibri" w:cs="Calibri"/>
+                <w:sz w:val="28"/>
+                <w:szCs w:val="28"/>
+              </w:rPr>
+            </w:pPr>
+          </w:p>
+          <w:p>
+            <w:pPr>
+              <w:rPr>
+                <w:rFonts w:ascii="Calibri" w:eastAsia="Times New Roman" w:hAnsi="Calibri" w:cs="Calibri"/>
+                <w:sz w:val="28"/>
+                <w:szCs w:val="28"/>
+              </w:rPr>
+            </w:pPr>
+            <w:r>
+              <w:rPr>
+                <w:rFonts w:ascii="Calibri" w:eastAsia="Times New Roman" w:hAnsi="Calibri" w:cs="Calibri"/>
+                <w:sz w:val="28"/>
+                <w:szCs w:val="28"/>
               </w:rPr>
               <w:t>Speaker</w:t>
             </w:r>
             <w:r>
               <w:rPr>
                 <w:rFonts w:ascii="Calibri" w:eastAsia="Times New Roman" w:hAnsi="Calibri" w:cs="Calibri"/>
+                <w:sz w:val="28"/>
+                <w:szCs w:val="28"/>
               </w:rPr>
               <w:t>s</w:t>
             </w:r>
             <w:r>
               <w:rPr>
                 <w:rFonts w:ascii="Calibri" w:eastAsia="Times New Roman" w:hAnsi="Calibri" w:cs="Calibri"/>
-              </w:rPr>
-              <w:t xml:space="preserve"> show to be in control of the situation (e.g., by strategic </w:t>
-            </w:r>
-            <w:r>
-              <w:rPr>
-                <w:rFonts w:ascii="Calibri" w:eastAsia="Times New Roman" w:hAnsi="Calibri" w:cs="Calibri"/>
-              </w:rPr>
-              <w:lastRenderedPageBreak/>
-              <w:t>movement or responding unexpected / challenging situations)</w:t>
-            </w:r>
-          </w:p>
-          <w:p>
-            <w:pPr>
-              <w:rPr>
-                <w:rFonts w:ascii="Calibri" w:eastAsia="Times New Roman" w:hAnsi="Calibri" w:cs="Calibri"/>
+                <w:sz w:val="28"/>
+                <w:szCs w:val="28"/>
+              </w:rPr>
+              <w:t xml:space="preserve"> show to be in control of the situation (e.g., by strategic movement or responding unexpected / challenging situations)</w:t>
+            </w:r>
+          </w:p>
+          <w:p>
+            <w:pPr>
+              <w:rPr>
+                <w:rFonts w:ascii="Calibri" w:eastAsia="Times New Roman" w:hAnsi="Calibri" w:cs="Calibri"/>
+                <w:sz w:val="28"/>
+                <w:szCs w:val="28"/>
               </w:rPr>
             </w:pPr>
           </w:p>
@@ -2239,6 +2489,8 @@
             <w:pPr>
               <w:rPr>
                 <w:rFonts w:ascii="Calibri" w:hAnsi="Calibri" w:cs="Calibri"/>
+                <w:sz w:val="28"/>
+                <w:szCs w:val="28"/>
               </w:rPr>
             </w:pPr>
           </w:p>
@@ -2250,7 +2502,7 @@
         </w:trPr>
         <w:tc>
           <w:tcPr>
-            <w:tcW w:w="1286" w:type="dxa"/>
+            <w:tcW w:w="1706" w:type="dxa"/>
             <w:shd w:val="clear" w:color="auto" w:fill="DA32AE"/>
             <w:vAlign w:val="center"/>
             <w:hideMark/>
@@ -2260,13 +2512,15 @@
               <w:jc w:val="center"/>
               <w:rPr>
                 <w:rFonts w:ascii="Calibri" w:eastAsia="Times New Roman" w:hAnsi="Calibri" w:cs="Calibri"/>
-                <w:sz w:val="18"/>
-                <w:szCs w:val="18"/>
-              </w:rPr>
-            </w:pPr>
-            <w:r>
-              <w:rPr>
-                <w:rFonts w:ascii="Calibri" w:eastAsia="Times New Roman" w:hAnsi="Calibri" w:cs="Calibri"/>
+                <w:sz w:val="28"/>
+                <w:szCs w:val="28"/>
+              </w:rPr>
+            </w:pPr>
+            <w:r>
+              <w:rPr>
+                <w:rFonts w:ascii="Calibri" w:eastAsia="Times New Roman" w:hAnsi="Calibri" w:cs="Calibri"/>
+                <w:sz w:val="28"/>
+                <w:szCs w:val="28"/>
               </w:rPr>
               <w:t>Collaborate</w:t>
             </w:r>
@@ -2274,7 +2528,7 @@
         </w:tc>
         <w:tc>
           <w:tcPr>
-            <w:tcW w:w="2807" w:type="dxa"/>
+            <w:tcW w:w="2410" w:type="dxa"/>
             <w:shd w:val="clear" w:color="auto" w:fill="auto"/>
             <w:hideMark/>
           </w:tcPr>
@@ -2282,12 +2536,16 @@
             <w:pPr>
               <w:pStyle w:val="NoSpacing"/>
               <w:rPr>
+                <w:sz w:val="28"/>
+                <w:szCs w:val="28"/>
                 <w:lang w:val="en-US"/>
               </w:rPr>
             </w:pPr>
             <w:r>
               <w:rPr>
                 <w:rStyle w:val="normaltextrun"/>
+                <w:sz w:val="28"/>
+                <w:szCs w:val="28"/>
               </w:rPr>
               <w:t>2.e. Provide constructive feedback and show openness to feedback from others.</w:t>
             </w:r>
@@ -2295,7 +2553,7 @@
         </w:tc>
         <w:tc>
           <w:tcPr>
-            <w:tcW w:w="2808" w:type="dxa"/>
+            <w:tcW w:w="2785" w:type="dxa"/>
             <w:shd w:val="clear" w:color="auto" w:fill="auto"/>
             <w:hideMark/>
           </w:tcPr>
@@ -2304,13 +2562,15 @@
               <w:textAlignment w:val="baseline"/>
               <w:rPr>
                 <w:rFonts w:ascii="Calibri" w:eastAsia="Times New Roman" w:hAnsi="Calibri" w:cs="Calibri"/>
-                <w:sz w:val="18"/>
-                <w:szCs w:val="18"/>
-              </w:rPr>
-            </w:pPr>
-            <w:r>
-              <w:rPr>
-                <w:rFonts w:ascii="Calibri" w:eastAsia="Times New Roman" w:hAnsi="Calibri" w:cs="Calibri"/>
+                <w:sz w:val="28"/>
+                <w:szCs w:val="28"/>
+              </w:rPr>
+            </w:pPr>
+            <w:r>
+              <w:rPr>
+                <w:rFonts w:ascii="Calibri" w:eastAsia="Times New Roman" w:hAnsi="Calibri" w:cs="Calibri"/>
+                <w:sz w:val="28"/>
+                <w:szCs w:val="28"/>
               </w:rPr>
               <w:t xml:space="preserve"> Providing feedback to the other teams on their presentation based on the rubric </w:t>
             </w:r>
@@ -2325,11 +2585,15 @@
               <w:textAlignment w:val="baseline"/>
               <w:rPr>
                 <w:rFonts w:ascii="Calibri" w:eastAsia="Times New Roman" w:hAnsi="Calibri" w:cs="Calibri"/>
-              </w:rPr>
-            </w:pPr>
-            <w:r>
-              <w:rPr>
-                <w:rFonts w:ascii="Calibri" w:eastAsia="Times New Roman" w:hAnsi="Calibri" w:cs="Calibri"/>
+                <w:sz w:val="28"/>
+                <w:szCs w:val="28"/>
+              </w:rPr>
+            </w:pPr>
+            <w:r>
+              <w:rPr>
+                <w:rFonts w:ascii="Calibri" w:eastAsia="Times New Roman" w:hAnsi="Calibri" w:cs="Calibri"/>
+                <w:sz w:val="28"/>
+                <w:szCs w:val="28"/>
               </w:rPr>
               <w:t>The feedback is not related to the content or the format of the poster.</w:t>
             </w:r>
@@ -2344,11 +2608,15 @@
               <w:textAlignment w:val="baseline"/>
               <w:rPr>
                 <w:rFonts w:ascii="Calibri" w:eastAsia="Times New Roman" w:hAnsi="Calibri" w:cs="Calibri"/>
-              </w:rPr>
-            </w:pPr>
-            <w:r>
-              <w:rPr>
-                <w:rFonts w:ascii="Calibri" w:eastAsia="Times New Roman" w:hAnsi="Calibri" w:cs="Calibri"/>
+                <w:sz w:val="28"/>
+                <w:szCs w:val="28"/>
+              </w:rPr>
+            </w:pPr>
+            <w:r>
+              <w:rPr>
+                <w:rFonts w:ascii="Calibri" w:eastAsia="Times New Roman" w:hAnsi="Calibri" w:cs="Calibri"/>
+                <w:sz w:val="28"/>
+                <w:szCs w:val="28"/>
               </w:rPr>
               <w:t xml:space="preserve">The feedback is brief, but it is based on the Poster rubrics’ elements related to communication and research. </w:t>
             </w:r>
@@ -2363,13 +2631,26 @@
               <w:textAlignment w:val="baseline"/>
               <w:rPr>
                 <w:rFonts w:ascii="Calibri" w:eastAsia="Times New Roman" w:hAnsi="Calibri" w:cs="Calibri"/>
-              </w:rPr>
-            </w:pPr>
-            <w:r>
-              <w:rPr>
-                <w:rFonts w:ascii="Calibri" w:eastAsia="Times New Roman" w:hAnsi="Calibri" w:cs="Calibri"/>
-              </w:rPr>
-              <w:t>The detailed feedback is based on the Poster rubrics’ elements related to communication and research, it mentions positive and negative aspects of the poster.</w:t>
+                <w:sz w:val="28"/>
+                <w:szCs w:val="28"/>
+              </w:rPr>
+            </w:pPr>
+            <w:r>
+              <w:rPr>
+                <w:rFonts w:ascii="Calibri" w:eastAsia="Times New Roman" w:hAnsi="Calibri" w:cs="Calibri"/>
+                <w:sz w:val="28"/>
+                <w:szCs w:val="28"/>
+              </w:rPr>
+              <w:t xml:space="preserve">The detailed feedback is based on the Poster rubrics’ elements related to communication and research, it mentions </w:t>
+            </w:r>
+            <w:r>
+              <w:rPr>
+                <w:rFonts w:ascii="Calibri" w:eastAsia="Times New Roman" w:hAnsi="Calibri" w:cs="Calibri"/>
+                <w:sz w:val="28"/>
+                <w:szCs w:val="28"/>
+              </w:rPr>
+              <w:lastRenderedPageBreak/>
+              <w:t>positive and negative aspects of the poster.</w:t>
             </w:r>
           </w:p>
         </w:tc>
@@ -2382,17 +2663,33 @@
               <w:textAlignment w:val="baseline"/>
               <w:rPr>
                 <w:rFonts w:ascii="Calibri" w:eastAsia="Times New Roman" w:hAnsi="Calibri" w:cs="Calibri"/>
-              </w:rPr>
-            </w:pPr>
-            <w:r>
-              <w:rPr>
-                <w:rFonts w:ascii="Calibri" w:eastAsia="Times New Roman" w:hAnsi="Calibri" w:cs="Calibri"/>
-              </w:rPr>
-              <w:t>The detailed feedback is based on the Poster rubrics’ elements related to communication and research, it mentions positive and negative aspects of the poster and it is constructive, suggesting solutions to make the other team’s poster presentation better</w:t>
-            </w:r>
-            <w:r>
-              <w:rPr>
-                <w:rFonts w:ascii="Calibri" w:eastAsia="Times New Roman" w:hAnsi="Calibri" w:cs="Calibri"/>
+                <w:sz w:val="28"/>
+                <w:szCs w:val="28"/>
+              </w:rPr>
+            </w:pPr>
+            <w:r>
+              <w:rPr>
+                <w:rFonts w:ascii="Calibri" w:eastAsia="Times New Roman" w:hAnsi="Calibri" w:cs="Calibri"/>
+                <w:sz w:val="28"/>
+                <w:szCs w:val="28"/>
+              </w:rPr>
+              <w:lastRenderedPageBreak/>
+              <w:t xml:space="preserve">The detailed feedback is based on the Poster rubrics’ elements related to communication and research, it mentions </w:t>
+            </w:r>
+            <w:r>
+              <w:rPr>
+                <w:rFonts w:ascii="Calibri" w:eastAsia="Times New Roman" w:hAnsi="Calibri" w:cs="Calibri"/>
+                <w:sz w:val="28"/>
+                <w:szCs w:val="28"/>
+              </w:rPr>
+              <w:lastRenderedPageBreak/>
+              <w:t>positive and negative aspects of the poster and it is constructive, suggesting solutions to make the other team’s poster presentation better</w:t>
+            </w:r>
+            <w:r>
+              <w:rPr>
+                <w:rFonts w:ascii="Calibri" w:eastAsia="Times New Roman" w:hAnsi="Calibri" w:cs="Calibri"/>
+                <w:sz w:val="28"/>
+                <w:szCs w:val="28"/>
               </w:rPr>
               <w:t>.</w:t>
             </w:r>
@@ -2407,6 +2704,8 @@
               <w:textAlignment w:val="baseline"/>
               <w:rPr>
                 <w:rFonts w:ascii="Calibri" w:eastAsia="Times New Roman" w:hAnsi="Calibri" w:cs="Calibri"/>
+                <w:sz w:val="28"/>
+                <w:szCs w:val="28"/>
               </w:rPr>
             </w:pPr>
           </w:p>
@@ -2418,7 +2717,7 @@
         </w:trPr>
         <w:tc>
           <w:tcPr>
-            <w:tcW w:w="1286" w:type="dxa"/>
+            <w:tcW w:w="1706" w:type="dxa"/>
             <w:vMerge w:val="restart"/>
             <w:shd w:val="clear" w:color="auto" w:fill="92D050"/>
             <w:vAlign w:val="center"/>
@@ -2431,11 +2730,15 @@
               <w:textAlignment w:val="baseline"/>
               <w:rPr>
                 <w:rFonts w:ascii="Calibri" w:eastAsia="Times New Roman" w:hAnsi="Calibri" w:cs="Calibri"/>
-              </w:rPr>
-            </w:pPr>
-            <w:r>
-              <w:rPr>
-                <w:rFonts w:ascii="Calibri" w:eastAsia="Times New Roman" w:hAnsi="Calibri" w:cs="Calibri"/>
+                <w:sz w:val="28"/>
+                <w:szCs w:val="28"/>
+              </w:rPr>
+            </w:pPr>
+            <w:r>
+              <w:rPr>
+                <w:rFonts w:ascii="Calibri" w:eastAsia="Times New Roman" w:hAnsi="Calibri" w:cs="Calibri"/>
+                <w:sz w:val="28"/>
+                <w:szCs w:val="28"/>
               </w:rPr>
               <w:t>Research</w:t>
             </w:r>
@@ -2443,7 +2746,7 @@
         </w:tc>
         <w:tc>
           <w:tcPr>
-            <w:tcW w:w="2807" w:type="dxa"/>
+            <w:tcW w:w="2410" w:type="dxa"/>
             <w:shd w:val="clear" w:color="auto" w:fill="auto"/>
             <w:hideMark/>
           </w:tcPr>
@@ -2452,18 +2755,24 @@
               <w:pStyle w:val="NoSpacing"/>
               <w:rPr>
                 <w:rFonts w:eastAsia="Times New Roman"/>
+                <w:sz w:val="28"/>
+                <w:szCs w:val="28"/>
                 <w:lang w:val="en-US"/>
               </w:rPr>
             </w:pPr>
             <w:r>
               <w:rPr>
                 <w:rStyle w:val="normaltextrun"/>
+                <w:sz w:val="28"/>
+                <w:szCs w:val="28"/>
               </w:rPr>
               <w:t>3.a. Develop a strategy to learn a body of information (current knowledge about a topic from multiple sources, perspectives and methodologies)</w:t>
             </w:r>
             <w:r>
               <w:rPr>
                 <w:rStyle w:val="eop"/>
+                <w:sz w:val="28"/>
+                <w:szCs w:val="28"/>
               </w:rPr>
               <w:t>.</w:t>
             </w:r>
@@ -2471,7 +2780,7 @@
         </w:tc>
         <w:tc>
           <w:tcPr>
-            <w:tcW w:w="2808" w:type="dxa"/>
+            <w:tcW w:w="2785" w:type="dxa"/>
             <w:shd w:val="clear" w:color="auto" w:fill="auto"/>
             <w:hideMark/>
           </w:tcPr>
@@ -2480,13 +2789,15 @@
               <w:textAlignment w:val="baseline"/>
               <w:rPr>
                 <w:rFonts w:ascii="Calibri" w:eastAsia="Times New Roman" w:hAnsi="Calibri" w:cs="Calibri"/>
-                <w:sz w:val="18"/>
-                <w:szCs w:val="18"/>
-              </w:rPr>
-            </w:pPr>
-            <w:r>
-              <w:rPr>
-                <w:rFonts w:ascii="Calibri" w:eastAsia="Times New Roman" w:hAnsi="Calibri" w:cs="Calibri"/>
+                <w:sz w:val="28"/>
+                <w:szCs w:val="28"/>
+              </w:rPr>
+            </w:pPr>
+            <w:r>
+              <w:rPr>
+                <w:rFonts w:ascii="Calibri" w:eastAsia="Times New Roman" w:hAnsi="Calibri" w:cs="Calibri"/>
+                <w:sz w:val="28"/>
+                <w:szCs w:val="28"/>
               </w:rPr>
               <w:t>Understanding what the strategy has been to reached the end result in terms of knowledge acquisition, perspectives and methodologies</w:t>
             </w:r>
@@ -2501,20 +2812,23 @@
               <w:textAlignment w:val="baseline"/>
               <w:rPr>
                 <w:rFonts w:ascii="Calibri" w:eastAsia="Calibri" w:hAnsi="Calibri" w:cs="Calibri"/>
-                <w:szCs w:val="20"/>
-              </w:rPr>
-            </w:pPr>
-            <w:r>
-              <w:rPr>
-                <w:rFonts w:ascii="Calibri" w:eastAsia="Calibri" w:hAnsi="Calibri" w:cs="Calibri"/>
-                <w:szCs w:val="20"/>
+                <w:sz w:val="28"/>
+                <w:szCs w:val="28"/>
+              </w:rPr>
+            </w:pPr>
+            <w:r>
+              <w:rPr>
+                <w:rFonts w:ascii="Calibri" w:eastAsia="Calibri" w:hAnsi="Calibri" w:cs="Calibri"/>
+                <w:sz w:val="28"/>
+                <w:szCs w:val="28"/>
               </w:rPr>
               <w:t>Demonstrates limited ability to develop a learning strategy. Strategy lacks clarity, depth, and</w:t>
             </w:r>
             <w:r>
               <w:rPr>
                 <w:rFonts w:ascii="Calibri" w:eastAsia="Calibri" w:hAnsi="Calibri" w:cs="Calibri"/>
-                <w:szCs w:val="20"/>
+                <w:sz w:val="28"/>
+                <w:szCs w:val="28"/>
                 <w:lang w:val="en-US"/>
               </w:rPr>
               <w:t>/or</w:t>
@@ -2522,7 +2836,8 @@
             <w:r>
               <w:rPr>
                 <w:rFonts w:ascii="Calibri" w:eastAsia="Calibri" w:hAnsi="Calibri" w:cs="Calibri"/>
-                <w:szCs w:val="20"/>
+                <w:sz w:val="28"/>
+                <w:szCs w:val="28"/>
               </w:rPr>
               <w:t xml:space="preserve"> consideration of diverse sources and perspectives.</w:t>
             </w:r>
@@ -2532,6 +2847,8 @@
               <w:textAlignment w:val="baseline"/>
               <w:rPr>
                 <w:rFonts w:ascii="Calibri" w:eastAsia="Times New Roman" w:hAnsi="Calibri" w:cs="Calibri"/>
+                <w:sz w:val="28"/>
+                <w:szCs w:val="28"/>
               </w:rPr>
             </w:pPr>
           </w:p>
@@ -2545,20 +2862,23 @@
               <w:textAlignment w:val="baseline"/>
               <w:rPr>
                 <w:rFonts w:ascii="Calibri" w:eastAsiaTheme="minorEastAsia" w:hAnsi="Calibri" w:cs="Calibri"/>
-                <w:szCs w:val="20"/>
+                <w:sz w:val="28"/>
+                <w:szCs w:val="28"/>
               </w:rPr>
             </w:pPr>
             <w:r>
               <w:rPr>
                 <w:rFonts w:ascii="Calibri" w:eastAsiaTheme="minorEastAsia" w:hAnsi="Calibri" w:cs="Calibri"/>
-                <w:szCs w:val="20"/>
+                <w:sz w:val="28"/>
+                <w:szCs w:val="28"/>
               </w:rPr>
               <w:t>Partially develops a strategy for learning information. Some effectiveness, but lacks clarity or depth</w:t>
             </w:r>
             <w:r>
               <w:rPr>
                 <w:rFonts w:ascii="Calibri" w:eastAsiaTheme="minorEastAsia" w:hAnsi="Calibri" w:cs="Calibri"/>
-                <w:szCs w:val="20"/>
+                <w:sz w:val="28"/>
+                <w:szCs w:val="28"/>
               </w:rPr>
               <w:t>.</w:t>
             </w:r>
@@ -2573,12 +2893,15 @@
               <w:textAlignment w:val="baseline"/>
               <w:rPr>
                 <w:rFonts w:ascii="Calibri" w:hAnsi="Calibri" w:cs="Calibri"/>
-              </w:rPr>
-            </w:pPr>
-            <w:r>
-              <w:rPr>
-                <w:rFonts w:ascii="Calibri" w:eastAsia="Calibri" w:hAnsi="Calibri" w:cs="Calibri"/>
-                <w:szCs w:val="20"/>
+                <w:sz w:val="28"/>
+                <w:szCs w:val="28"/>
+              </w:rPr>
+            </w:pPr>
+            <w:r>
+              <w:rPr>
+                <w:rFonts w:ascii="Calibri" w:eastAsia="Calibri" w:hAnsi="Calibri" w:cs="Calibri"/>
+                <w:sz w:val="28"/>
+                <w:szCs w:val="28"/>
               </w:rPr>
               <w:t>Develops a clear and coherent strategy. Demonstrates understanding of the importance of diverse sources and perspectives about the current topic.</w:t>
             </w:r>
@@ -2588,6 +2911,8 @@
               <w:textAlignment w:val="baseline"/>
               <w:rPr>
                 <w:rFonts w:ascii="Calibri" w:eastAsia="Times New Roman" w:hAnsi="Calibri" w:cs="Calibri"/>
+                <w:sz w:val="28"/>
+                <w:szCs w:val="28"/>
               </w:rPr>
             </w:pPr>
           </w:p>
@@ -2601,12 +2926,15 @@
               <w:textAlignment w:val="baseline"/>
               <w:rPr>
                 <w:rFonts w:ascii="Calibri" w:hAnsi="Calibri" w:cs="Calibri"/>
-              </w:rPr>
-            </w:pPr>
-            <w:r>
-              <w:rPr>
-                <w:rFonts w:ascii="Calibri" w:eastAsia="Calibri" w:hAnsi="Calibri" w:cs="Calibri"/>
-                <w:szCs w:val="20"/>
+                <w:sz w:val="28"/>
+                <w:szCs w:val="28"/>
+              </w:rPr>
+            </w:pPr>
+            <w:r>
+              <w:rPr>
+                <w:rFonts w:ascii="Calibri" w:eastAsia="Calibri" w:hAnsi="Calibri" w:cs="Calibri"/>
+                <w:sz w:val="28"/>
+                <w:szCs w:val="28"/>
               </w:rPr>
               <w:t>Excels in developing a highly detailed and comprehensive research strategy. Demonstrates a deep understanding of how to approach multiple sources, perspectives, and methodologies.</w:t>
             </w:r>
@@ -2616,6 +2944,8 @@
               <w:textAlignment w:val="baseline"/>
               <w:rPr>
                 <w:rFonts w:ascii="Calibri" w:eastAsia="Times New Roman" w:hAnsi="Calibri" w:cs="Calibri"/>
+                <w:sz w:val="28"/>
+                <w:szCs w:val="28"/>
               </w:rPr>
             </w:pPr>
           </w:p>
@@ -2629,6 +2959,8 @@
               <w:textAlignment w:val="baseline"/>
               <w:rPr>
                 <w:rFonts w:ascii="Calibri" w:eastAsia="Times New Roman" w:hAnsi="Calibri" w:cs="Calibri"/>
+                <w:sz w:val="28"/>
+                <w:szCs w:val="28"/>
               </w:rPr>
             </w:pPr>
           </w:p>
@@ -2640,7 +2972,7 @@
         </w:trPr>
         <w:tc>
           <w:tcPr>
-            <w:tcW w:w="1286" w:type="dxa"/>
+            <w:tcW w:w="1706" w:type="dxa"/>
             <w:vMerge/>
             <w:vAlign w:val="center"/>
             <w:hideMark/>
@@ -2651,30 +2983,38 @@
               <w:textAlignment w:val="baseline"/>
               <w:rPr>
                 <w:rFonts w:ascii="Calibri" w:eastAsia="Times New Roman" w:hAnsi="Calibri" w:cs="Calibri"/>
-                <w:sz w:val="18"/>
-                <w:szCs w:val="18"/>
-              </w:rPr>
-            </w:pPr>
-          </w:p>
-        </w:tc>
-        <w:tc>
-          <w:tcPr>
-            <w:tcW w:w="2807" w:type="dxa"/>
+                <w:sz w:val="28"/>
+                <w:szCs w:val="28"/>
+              </w:rPr>
+            </w:pPr>
+          </w:p>
+        </w:tc>
+        <w:tc>
+          <w:tcPr>
+            <w:tcW w:w="2410" w:type="dxa"/>
             <w:shd w:val="clear" w:color="auto" w:fill="auto"/>
             <w:hideMark/>
           </w:tcPr>
           <w:p>
             <w:pPr>
               <w:pStyle w:val="NoSpacing"/>
-            </w:pPr>
-            <w:r>
+              <w:rPr>
+                <w:sz w:val="28"/>
+                <w:szCs w:val="28"/>
+              </w:rPr>
+            </w:pPr>
+            <w:r>
+              <w:rPr>
+                <w:sz w:val="28"/>
+                <w:szCs w:val="28"/>
+              </w:rPr>
               <w:t>3.b. Formulate an adequate research question.</w:t>
             </w:r>
           </w:p>
         </w:tc>
         <w:tc>
           <w:tcPr>
-            <w:tcW w:w="2808" w:type="dxa"/>
+            <w:tcW w:w="2785" w:type="dxa"/>
             <w:shd w:val="clear" w:color="auto" w:fill="auto"/>
             <w:hideMark/>
           </w:tcPr>
@@ -2683,23 +3023,23 @@
               <w:textAlignment w:val="baseline"/>
               <w:rPr>
                 <w:rFonts w:ascii="Calibri" w:eastAsia="Times New Roman" w:hAnsi="Calibri" w:cs="Calibri"/>
-                <w:sz w:val="18"/>
-                <w:szCs w:val="18"/>
-              </w:rPr>
-            </w:pPr>
-            <w:r>
-              <w:rPr>
-                <w:rFonts w:ascii="Calibri" w:eastAsia="Times New Roman" w:hAnsi="Calibri" w:cs="Calibri"/>
-                <w:sz w:val="18"/>
-                <w:szCs w:val="18"/>
+                <w:sz w:val="28"/>
+                <w:szCs w:val="28"/>
+              </w:rPr>
+            </w:pPr>
+            <w:r>
+              <w:rPr>
+                <w:rFonts w:ascii="Calibri" w:eastAsia="Times New Roman" w:hAnsi="Calibri" w:cs="Calibri"/>
+                <w:sz w:val="28"/>
+                <w:szCs w:val="28"/>
               </w:rPr>
               <w:t>Research question</w:t>
             </w:r>
             <w:r>
               <w:rPr>
                 <w:rFonts w:ascii="Calibri" w:eastAsia="Times New Roman" w:hAnsi="Calibri" w:cs="Calibri"/>
-                <w:sz w:val="18"/>
-                <w:szCs w:val="18"/>
+                <w:sz w:val="28"/>
+                <w:szCs w:val="28"/>
               </w:rPr>
               <w:t xml:space="preserve"> formulation</w:t>
             </w:r>
@@ -2714,12 +3054,15 @@
               <w:textAlignment w:val="baseline"/>
               <w:rPr>
                 <w:rFonts w:ascii="Calibri" w:hAnsi="Calibri" w:cs="Calibri"/>
-              </w:rPr>
-            </w:pPr>
-            <w:r>
-              <w:rPr>
-                <w:rFonts w:ascii="Calibri" w:eastAsia="Calibri" w:hAnsi="Calibri" w:cs="Calibri"/>
-                <w:szCs w:val="20"/>
+                <w:sz w:val="28"/>
+                <w:szCs w:val="28"/>
+              </w:rPr>
+            </w:pPr>
+            <w:r>
+              <w:rPr>
+                <w:rFonts w:ascii="Calibri" w:eastAsia="Calibri" w:hAnsi="Calibri" w:cs="Calibri"/>
+                <w:sz w:val="28"/>
+                <w:szCs w:val="28"/>
               </w:rPr>
               <w:t>The question is unclear, overly broad, or not effectively addressing the research topic.</w:t>
             </w:r>
@@ -2734,12 +3077,15 @@
               <w:textAlignment w:val="baseline"/>
               <w:rPr>
                 <w:rFonts w:ascii="Calibri" w:hAnsi="Calibri" w:cs="Calibri"/>
-              </w:rPr>
-            </w:pPr>
-            <w:r>
-              <w:rPr>
-                <w:rFonts w:ascii="Calibri" w:eastAsia="Calibri" w:hAnsi="Calibri" w:cs="Calibri"/>
-                <w:szCs w:val="20"/>
+                <w:sz w:val="28"/>
+                <w:szCs w:val="28"/>
+              </w:rPr>
+            </w:pPr>
+            <w:r>
+              <w:rPr>
+                <w:rFonts w:ascii="Calibri" w:eastAsia="Calibri" w:hAnsi="Calibri" w:cs="Calibri"/>
+                <w:sz w:val="28"/>
+                <w:szCs w:val="28"/>
               </w:rPr>
               <w:t>Partially formulates a research question, but it lacks specificity or depth. The question may require further refinement to effectively address the research topic.</w:t>
             </w:r>
@@ -2749,6 +3095,8 @@
               <w:textAlignment w:val="baseline"/>
               <w:rPr>
                 <w:rFonts w:ascii="Calibri" w:eastAsia="Times New Roman" w:hAnsi="Calibri" w:cs="Calibri"/>
+                <w:sz w:val="28"/>
+                <w:szCs w:val="28"/>
               </w:rPr>
             </w:pPr>
           </w:p>
@@ -2762,12 +3110,15 @@
               <w:textAlignment w:val="baseline"/>
               <w:rPr>
                 <w:rFonts w:ascii="Calibri" w:hAnsi="Calibri" w:cs="Calibri"/>
-              </w:rPr>
-            </w:pPr>
-            <w:r>
-              <w:rPr>
-                <w:rFonts w:ascii="Calibri" w:eastAsia="Calibri" w:hAnsi="Calibri" w:cs="Calibri"/>
-                <w:szCs w:val="20"/>
+                <w:sz w:val="28"/>
+                <w:szCs w:val="28"/>
+              </w:rPr>
+            </w:pPr>
+            <w:r>
+              <w:rPr>
+                <w:rFonts w:ascii="Calibri" w:eastAsia="Calibri" w:hAnsi="Calibri" w:cs="Calibri"/>
+                <w:sz w:val="28"/>
+                <w:szCs w:val="28"/>
               </w:rPr>
               <w:t>The question is relevant to the research topic and demonstrates an understanding of the research area.</w:t>
             </w:r>
@@ -2777,6 +3128,8 @@
               <w:textAlignment w:val="baseline"/>
               <w:rPr>
                 <w:rFonts w:ascii="Calibri" w:eastAsia="Times New Roman" w:hAnsi="Calibri" w:cs="Calibri"/>
+                <w:sz w:val="28"/>
+                <w:szCs w:val="28"/>
               </w:rPr>
             </w:pPr>
           </w:p>
@@ -2790,12 +3143,15 @@
               <w:textAlignment w:val="baseline"/>
               <w:rPr>
                 <w:rFonts w:ascii="Calibri" w:hAnsi="Calibri" w:cs="Calibri"/>
-              </w:rPr>
-            </w:pPr>
-            <w:r>
-              <w:rPr>
-                <w:rFonts w:ascii="Calibri" w:eastAsia="Calibri" w:hAnsi="Calibri" w:cs="Calibri"/>
-                <w:szCs w:val="20"/>
+                <w:sz w:val="28"/>
+                <w:szCs w:val="28"/>
+              </w:rPr>
+            </w:pPr>
+            <w:r>
+              <w:rPr>
+                <w:rFonts w:ascii="Calibri" w:eastAsia="Calibri" w:hAnsi="Calibri" w:cs="Calibri"/>
+                <w:sz w:val="28"/>
+                <w:szCs w:val="28"/>
               </w:rPr>
               <w:t>The question is highly specific, relevant, and shows a deep understanding of the research area. It provides a strong foundation for further investigation</w:t>
             </w:r>
@@ -2810,6 +3166,8 @@
               <w:textAlignment w:val="baseline"/>
               <w:rPr>
                 <w:rFonts w:ascii="Calibri" w:eastAsia="Times New Roman" w:hAnsi="Calibri" w:cs="Calibri"/>
+                <w:sz w:val="28"/>
+                <w:szCs w:val="28"/>
               </w:rPr>
             </w:pPr>
           </w:p>
@@ -2821,7 +3179,7 @@
         </w:trPr>
         <w:tc>
           <w:tcPr>
-            <w:tcW w:w="1286" w:type="dxa"/>
+            <w:tcW w:w="1706" w:type="dxa"/>
             <w:vMerge/>
             <w:vAlign w:val="center"/>
           </w:tcPr>
@@ -2831,13 +3189,15 @@
               <w:textAlignment w:val="baseline"/>
               <w:rPr>
                 <w:rFonts w:ascii="Calibri" w:eastAsia="Times New Roman" w:hAnsi="Calibri" w:cs="Calibri"/>
-              </w:rPr>
-            </w:pPr>
-          </w:p>
-        </w:tc>
-        <w:tc>
-          <w:tcPr>
-            <w:tcW w:w="2807" w:type="dxa"/>
+                <w:sz w:val="28"/>
+                <w:szCs w:val="28"/>
+              </w:rPr>
+            </w:pPr>
+          </w:p>
+        </w:tc>
+        <w:tc>
+          <w:tcPr>
+            <w:tcW w:w="2410" w:type="dxa"/>
             <w:shd w:val="clear" w:color="auto" w:fill="auto"/>
           </w:tcPr>
           <w:p>
@@ -2845,11 +3205,15 @@
               <w:pStyle w:val="NoSpacing"/>
               <w:rPr>
                 <w:rStyle w:val="normaltextrun"/>
+                <w:sz w:val="28"/>
+                <w:szCs w:val="28"/>
               </w:rPr>
             </w:pPr>
             <w:r>
               <w:rPr>
                 <w:rStyle w:val="normaltextrun"/>
+                <w:sz w:val="28"/>
+                <w:szCs w:val="28"/>
               </w:rPr>
               <w:t>3.i. Able to identify, integrate and analyse current knowledge about a topic including from multiple sources, perspectives and methodologies.</w:t>
             </w:r>
@@ -2857,22 +3221,59 @@
         </w:tc>
         <w:tc>
           <w:tcPr>
+            <w:tcW w:w="2785" w:type="dxa"/>
+            <w:shd w:val="clear" w:color="auto" w:fill="auto"/>
+          </w:tcPr>
+          <w:p>
+            <w:pPr>
+              <w:textAlignment w:val="baseline"/>
+              <w:rPr>
+                <w:rFonts w:ascii="Calibri" w:eastAsia="Times New Roman" w:hAnsi="Calibri" w:cs="Calibri"/>
+                <w:sz w:val="28"/>
+                <w:szCs w:val="28"/>
+              </w:rPr>
+            </w:pPr>
+            <w:r>
+              <w:rPr>
+                <w:rFonts w:ascii="Calibri" w:eastAsia="Times New Roman" w:hAnsi="Calibri" w:cs="Calibri"/>
+                <w:sz w:val="28"/>
+                <w:szCs w:val="28"/>
+              </w:rPr>
+              <w:t>Understanding the knowledge</w:t>
+            </w:r>
+          </w:p>
+        </w:tc>
+        <w:tc>
+          <w:tcPr>
             <w:tcW w:w="2808" w:type="dxa"/>
-            <w:shd w:val="clear" w:color="auto" w:fill="auto"/>
-          </w:tcPr>
-          <w:p>
-            <w:pPr>
-              <w:textAlignment w:val="baseline"/>
-              <w:rPr>
-                <w:rFonts w:ascii="Calibri" w:eastAsia="Times New Roman" w:hAnsi="Calibri" w:cs="Calibri"/>
-              </w:rPr>
-            </w:pPr>
-            <w:r>
-              <w:rPr>
-                <w:rFonts w:ascii="Calibri" w:eastAsia="Times New Roman" w:hAnsi="Calibri" w:cs="Calibri"/>
-              </w:rPr>
-              <w:t>Understanding the knowledge</w:t>
-            </w:r>
+          </w:tcPr>
+          <w:p>
+            <w:pPr>
+              <w:textAlignment w:val="baseline"/>
+              <w:rPr>
+                <w:rFonts w:ascii="Calibri" w:hAnsi="Calibri" w:cs="Calibri"/>
+                <w:sz w:val="28"/>
+                <w:szCs w:val="28"/>
+              </w:rPr>
+            </w:pPr>
+            <w:r>
+              <w:rPr>
+                <w:rFonts w:ascii="Calibri" w:eastAsia="Calibri" w:hAnsi="Calibri" w:cs="Calibri"/>
+                <w:sz w:val="28"/>
+                <w:szCs w:val="28"/>
+              </w:rPr>
+              <w:t>Poster does not display integration of knowledge from various sources, perspectives, and methodologies.</w:t>
+            </w:r>
+          </w:p>
+          <w:p>
+            <w:pPr>
+              <w:textAlignment w:val="baseline"/>
+              <w:rPr>
+                <w:rFonts w:ascii="Calibri" w:eastAsia="Times New Roman" w:hAnsi="Calibri" w:cs="Calibri"/>
+                <w:sz w:val="28"/>
+                <w:szCs w:val="28"/>
+              </w:rPr>
+            </w:pPr>
           </w:p>
         </w:tc>
         <w:tc>
@@ -2884,28 +3285,35 @@
               <w:textAlignment w:val="baseline"/>
               <w:rPr>
                 <w:rFonts w:ascii="Calibri" w:hAnsi="Calibri" w:cs="Calibri"/>
-              </w:rPr>
-            </w:pPr>
-            <w:r>
-              <w:rPr>
-                <w:rFonts w:ascii="Calibri" w:eastAsia="Calibri" w:hAnsi="Calibri" w:cs="Calibri"/>
-                <w:szCs w:val="20"/>
-              </w:rPr>
-              <w:t>Poster does not display integration of knowledge from various sources, perspectives, and methodologies</w:t>
-            </w:r>
-            <w:r>
-              <w:rPr>
-                <w:rFonts w:ascii="Calibri" w:eastAsia="Calibri" w:hAnsi="Calibri" w:cs="Calibri"/>
-                <w:sz w:val="24"/>
-              </w:rPr>
-              <w:t>.</w:t>
-            </w:r>
-          </w:p>
-          <w:p>
-            <w:pPr>
-              <w:textAlignment w:val="baseline"/>
-              <w:rPr>
-                <w:rFonts w:ascii="Calibri" w:eastAsia="Times New Roman" w:hAnsi="Calibri" w:cs="Calibri"/>
+                <w:sz w:val="28"/>
+                <w:szCs w:val="28"/>
+              </w:rPr>
+            </w:pPr>
+            <w:r>
+              <w:rPr>
+                <w:rFonts w:ascii="Calibri" w:eastAsia="Calibri" w:hAnsi="Calibri" w:cs="Calibri"/>
+                <w:sz w:val="28"/>
+                <w:szCs w:val="28"/>
+                <w:lang w:val="en-US"/>
+              </w:rPr>
+              <w:t xml:space="preserve">Poster combines </w:t>
+            </w:r>
+            <w:r>
+              <w:rPr>
+                <w:rFonts w:ascii="Calibri" w:eastAsia="Calibri" w:hAnsi="Calibri" w:cs="Calibri"/>
+                <w:sz w:val="28"/>
+                <w:szCs w:val="28"/>
+              </w:rPr>
+              <w:t>knowledge from multiple sources and perspectives but lacks depth and sophistication.</w:t>
+            </w:r>
+          </w:p>
+          <w:p>
+            <w:pPr>
+              <w:textAlignment w:val="baseline"/>
+              <w:rPr>
+                <w:rFonts w:ascii="Calibri" w:eastAsia="Times New Roman" w:hAnsi="Calibri" w:cs="Calibri"/>
+                <w:sz w:val="28"/>
+                <w:szCs w:val="28"/>
               </w:rPr>
             </w:pPr>
           </w:p>
@@ -2919,29 +3327,90 @@
               <w:textAlignment w:val="baseline"/>
               <w:rPr>
                 <w:rFonts w:ascii="Calibri" w:hAnsi="Calibri" w:cs="Calibri"/>
-              </w:rPr>
-            </w:pPr>
-            <w:r>
-              <w:rPr>
-                <w:rFonts w:ascii="Calibri" w:eastAsia="Calibri" w:hAnsi="Calibri" w:cs="Calibri"/>
-                <w:szCs w:val="20"/>
+                <w:sz w:val="28"/>
+                <w:szCs w:val="28"/>
+              </w:rPr>
+            </w:pPr>
+            <w:r>
+              <w:rPr>
+                <w:rFonts w:ascii="Calibri" w:eastAsia="Calibri" w:hAnsi="Calibri" w:cs="Calibri"/>
+                <w:sz w:val="28"/>
+                <w:szCs w:val="28"/>
                 <w:lang w:val="en-US"/>
               </w:rPr>
-              <w:t xml:space="preserve">Poster combines </w:t>
-            </w:r>
-            <w:r>
-              <w:rPr>
-                <w:rFonts w:ascii="Calibri" w:eastAsia="Calibri" w:hAnsi="Calibri" w:cs="Calibri"/>
-                <w:szCs w:val="20"/>
-              </w:rPr>
-              <w:t>knowledge from multiple sources and perspectives but lacks depth and sophistication.</w:t>
-            </w:r>
-          </w:p>
-          <w:p>
-            <w:pPr>
-              <w:textAlignment w:val="baseline"/>
-              <w:rPr>
-                <w:rFonts w:ascii="Calibri" w:eastAsia="Times New Roman" w:hAnsi="Calibri" w:cs="Calibri"/>
+              <w:t xml:space="preserve">Poster demonstrates in-depth </w:t>
+            </w:r>
+            <w:proofErr w:type="spellStart"/>
+            <w:r>
+              <w:rPr>
+                <w:rFonts w:ascii="Calibri" w:eastAsia="Calibri" w:hAnsi="Calibri" w:cs="Calibri"/>
+                <w:sz w:val="28"/>
+                <w:szCs w:val="28"/>
+                <w:lang w:val="en-US"/>
+              </w:rPr>
+              <w:t>i</w:t>
+            </w:r>
+            <w:r>
+              <w:rPr>
+                <w:rFonts w:ascii="Calibri" w:eastAsia="Calibri" w:hAnsi="Calibri" w:cs="Calibri"/>
+                <w:sz w:val="28"/>
+                <w:szCs w:val="28"/>
+              </w:rPr>
+              <w:t>ntegrat</w:t>
+            </w:r>
+            <w:proofErr w:type="spellEnd"/>
+            <w:r>
+              <w:rPr>
+                <w:rFonts w:ascii="Calibri" w:eastAsia="Calibri" w:hAnsi="Calibri" w:cs="Calibri"/>
+                <w:sz w:val="28"/>
+                <w:szCs w:val="28"/>
+                <w:lang w:val="en-US"/>
+              </w:rPr>
+              <w:t>ion</w:t>
+            </w:r>
+            <w:r>
+              <w:rPr>
+                <w:rFonts w:ascii="Calibri" w:eastAsia="Calibri" w:hAnsi="Calibri" w:cs="Calibri"/>
+                <w:sz w:val="28"/>
+                <w:szCs w:val="28"/>
+              </w:rPr>
+              <w:t xml:space="preserve"> and </w:t>
+            </w:r>
+            <w:proofErr w:type="spellStart"/>
+            <w:r>
+              <w:rPr>
+                <w:rFonts w:ascii="Calibri" w:eastAsia="Calibri" w:hAnsi="Calibri" w:cs="Calibri"/>
+                <w:sz w:val="28"/>
+                <w:szCs w:val="28"/>
+              </w:rPr>
+              <w:t>analy</w:t>
+            </w:r>
+            <w:proofErr w:type="spellEnd"/>
+            <w:r>
+              <w:rPr>
+                <w:rFonts w:ascii="Calibri" w:eastAsia="Calibri" w:hAnsi="Calibri" w:cs="Calibri"/>
+                <w:sz w:val="28"/>
+                <w:szCs w:val="28"/>
+                <w:lang w:val="en-US"/>
+              </w:rPr>
+              <w:t>sis</w:t>
+            </w:r>
+            <w:r>
+              <w:rPr>
+                <w:rFonts w:ascii="Calibri" w:eastAsia="Calibri" w:hAnsi="Calibri" w:cs="Calibri"/>
+                <w:sz w:val="28"/>
+                <w:szCs w:val="28"/>
+              </w:rPr>
+              <w:t xml:space="preserve"> from various sources, perspectives, and methodologies.</w:t>
+            </w:r>
+          </w:p>
+          <w:p>
+            <w:pPr>
+              <w:textAlignment w:val="baseline"/>
+              <w:rPr>
+                <w:rFonts w:ascii="Calibri" w:eastAsia="Times New Roman" w:hAnsi="Calibri" w:cs="Calibri"/>
+                <w:sz w:val="28"/>
+                <w:szCs w:val="28"/>
               </w:rPr>
             </w:pPr>
           </w:p>
@@ -2955,144 +3424,68 @@
               <w:textAlignment w:val="baseline"/>
               <w:rPr>
                 <w:rFonts w:ascii="Calibri" w:hAnsi="Calibri" w:cs="Calibri"/>
-              </w:rPr>
-            </w:pPr>
-            <w:r>
-              <w:rPr>
-                <w:rFonts w:ascii="Calibri" w:eastAsia="Calibri" w:hAnsi="Calibri" w:cs="Calibri"/>
-                <w:szCs w:val="20"/>
+                <w:sz w:val="28"/>
+                <w:szCs w:val="28"/>
+              </w:rPr>
+            </w:pPr>
+            <w:r>
+              <w:rPr>
+                <w:rFonts w:ascii="Calibri" w:eastAsia="Calibri" w:hAnsi="Calibri" w:cs="Calibri"/>
+                <w:sz w:val="28"/>
+                <w:szCs w:val="28"/>
                 <w:lang w:val="en-US"/>
               </w:rPr>
-              <w:t xml:space="preserve">Poster demonstrates in-depth </w:t>
+              <w:t>Poster</w:t>
+            </w:r>
+            <w:r>
+              <w:rPr>
+                <w:rFonts w:ascii="Calibri" w:eastAsia="Calibri" w:hAnsi="Calibri" w:cs="Calibri"/>
+                <w:sz w:val="28"/>
+                <w:szCs w:val="28"/>
+              </w:rPr>
+              <w:t xml:space="preserve"> excels in </w:t>
             </w:r>
             <w:proofErr w:type="spellStart"/>
             <w:r>
               <w:rPr>
                 <w:rFonts w:ascii="Calibri" w:eastAsia="Calibri" w:hAnsi="Calibri" w:cs="Calibri"/>
-                <w:szCs w:val="20"/>
+                <w:sz w:val="28"/>
+                <w:szCs w:val="28"/>
+              </w:rPr>
+              <w:t>integrati</w:t>
+            </w:r>
+            <w:proofErr w:type="spellEnd"/>
+            <w:r>
+              <w:rPr>
+                <w:rFonts w:ascii="Calibri" w:eastAsia="Calibri" w:hAnsi="Calibri" w:cs="Calibri"/>
+                <w:sz w:val="28"/>
+                <w:szCs w:val="28"/>
                 <w:lang w:val="en-US"/>
               </w:rPr>
-              <w:t>i</w:t>
-            </w:r>
-            <w:r>
-              <w:rPr>
-                <w:rFonts w:ascii="Calibri" w:eastAsia="Calibri" w:hAnsi="Calibri" w:cs="Calibri"/>
-                <w:szCs w:val="20"/>
-              </w:rPr>
-              <w:t>ntegrat</w:t>
-            </w:r>
-            <w:proofErr w:type="spellEnd"/>
-            <w:r>
-              <w:rPr>
-                <w:rFonts w:ascii="Calibri" w:eastAsia="Calibri" w:hAnsi="Calibri" w:cs="Calibri"/>
-                <w:szCs w:val="20"/>
+              <w:t>on</w:t>
+            </w:r>
+            <w:r>
+              <w:rPr>
+                <w:rFonts w:ascii="Calibri" w:eastAsia="Calibri" w:hAnsi="Calibri" w:cs="Calibri"/>
+                <w:sz w:val="28"/>
+                <w:szCs w:val="28"/>
+              </w:rPr>
+              <w:t xml:space="preserve"> and</w:t>
+            </w:r>
+            <w:r>
+              <w:rPr>
+                <w:rFonts w:ascii="Calibri" w:eastAsia="Calibri" w:hAnsi="Calibri" w:cs="Calibri"/>
+                <w:sz w:val="28"/>
+                <w:szCs w:val="28"/>
                 <w:lang w:val="en-US"/>
               </w:rPr>
-              <w:t>ion</w:t>
-            </w:r>
-            <w:r>
-              <w:rPr>
-                <w:rFonts w:ascii="Calibri" w:eastAsia="Calibri" w:hAnsi="Calibri" w:cs="Calibri"/>
-                <w:szCs w:val="20"/>
-              </w:rPr>
-              <w:t xml:space="preserve"> and </w:t>
-            </w:r>
-            <w:proofErr w:type="spellStart"/>
-            <w:r>
-              <w:rPr>
-                <w:rFonts w:ascii="Calibri" w:eastAsia="Calibri" w:hAnsi="Calibri" w:cs="Calibri"/>
-                <w:szCs w:val="20"/>
-              </w:rPr>
-              <w:t>analy</w:t>
-            </w:r>
-            <w:proofErr w:type="spellEnd"/>
-            <w:r>
-              <w:rPr>
-                <w:rFonts w:ascii="Calibri" w:eastAsia="Calibri" w:hAnsi="Calibri" w:cs="Calibri"/>
-                <w:szCs w:val="20"/>
-                <w:lang w:val="en-US"/>
-              </w:rPr>
-              <w:t>sis</w:t>
-            </w:r>
-            <w:r>
-              <w:rPr>
-                <w:rFonts w:ascii="Calibri" w:eastAsia="Calibri" w:hAnsi="Calibri" w:cs="Calibri"/>
-                <w:szCs w:val="20"/>
-              </w:rPr>
-              <w:t xml:space="preserve"> from various sources, perspectives, and methodologies.</w:t>
-            </w:r>
-          </w:p>
-          <w:p>
-            <w:pPr>
-              <w:textAlignment w:val="baseline"/>
-              <w:rPr>
-                <w:rFonts w:ascii="Calibri" w:eastAsia="Times New Roman" w:hAnsi="Calibri" w:cs="Calibri"/>
-              </w:rPr>
-            </w:pPr>
-          </w:p>
-        </w:tc>
-        <w:tc>
-          <w:tcPr>
-            <w:tcW w:w="2808" w:type="dxa"/>
-          </w:tcPr>
-          <w:p>
-            <w:pPr>
-              <w:textAlignment w:val="baseline"/>
-              <w:rPr>
-                <w:rFonts w:ascii="Calibri" w:hAnsi="Calibri" w:cs="Calibri"/>
-              </w:rPr>
-            </w:pPr>
-            <w:r>
-              <w:rPr>
-                <w:rFonts w:ascii="Calibri" w:eastAsia="Calibri" w:hAnsi="Calibri" w:cs="Calibri"/>
-                <w:szCs w:val="20"/>
-                <w:lang w:val="en-US"/>
-              </w:rPr>
-              <w:t>Poster</w:t>
-            </w:r>
-            <w:r>
-              <w:rPr>
-                <w:rFonts w:ascii="Calibri" w:eastAsia="Calibri" w:hAnsi="Calibri" w:cs="Calibri"/>
-                <w:szCs w:val="20"/>
-              </w:rPr>
-              <w:t xml:space="preserve"> excels in </w:t>
-            </w:r>
-            <w:proofErr w:type="spellStart"/>
-            <w:r>
-              <w:rPr>
-                <w:rFonts w:ascii="Calibri" w:eastAsia="Calibri" w:hAnsi="Calibri" w:cs="Calibri"/>
-                <w:szCs w:val="20"/>
-              </w:rPr>
-              <w:t>integrati</w:t>
-            </w:r>
-            <w:proofErr w:type="spellEnd"/>
-            <w:r>
-              <w:rPr>
-                <w:rFonts w:ascii="Calibri" w:eastAsia="Calibri" w:hAnsi="Calibri" w:cs="Calibri"/>
-                <w:szCs w:val="20"/>
-                <w:lang w:val="en-US"/>
-              </w:rPr>
-              <w:t>on</w:t>
-            </w:r>
-            <w:r>
-              <w:rPr>
-                <w:rFonts w:ascii="Calibri" w:eastAsia="Calibri" w:hAnsi="Calibri" w:cs="Calibri"/>
-                <w:szCs w:val="20"/>
-              </w:rPr>
-              <w:t xml:space="preserve"> and</w:t>
-            </w:r>
-            <w:r>
-              <w:rPr>
-                <w:rFonts w:ascii="Calibri" w:eastAsia="Calibri" w:hAnsi="Calibri" w:cs="Calibri"/>
-                <w:szCs w:val="20"/>
-                <w:lang w:val="en-US"/>
-              </w:rPr>
               <w:t xml:space="preserve"> knowledge analysis</w:t>
             </w:r>
             <w:r>
               <w:rPr>
                 <w:rFonts w:ascii="Calibri" w:eastAsia="Calibri" w:hAnsi="Calibri" w:cs="Calibri"/>
-                <w:szCs w:val="20"/>
+                <w:sz w:val="28"/>
+                <w:szCs w:val="28"/>
               </w:rPr>
               <w:t>, showcasing a deep understanding of the topic.</w:t>
             </w:r>
@@ -3102,6 +3495,8 @@
               <w:textAlignment w:val="baseline"/>
               <w:rPr>
                 <w:rFonts w:ascii="Calibri" w:eastAsia="Times New Roman" w:hAnsi="Calibri" w:cs="Calibri"/>
+                <w:sz w:val="28"/>
+                <w:szCs w:val="28"/>
               </w:rPr>
             </w:pPr>
           </w:p>
@@ -3115,6 +3510,8 @@
               <w:textAlignment w:val="baseline"/>
               <w:rPr>
                 <w:rFonts w:ascii="Calibri" w:eastAsia="Times New Roman" w:hAnsi="Calibri" w:cs="Calibri"/>
+                <w:sz w:val="28"/>
+                <w:szCs w:val="28"/>
               </w:rPr>
             </w:pPr>
           </w:p>
@@ -3126,7 +3523,7 @@
         </w:trPr>
         <w:tc>
           <w:tcPr>
-            <w:tcW w:w="1286" w:type="dxa"/>
+            <w:tcW w:w="1706" w:type="dxa"/>
             <w:shd w:val="clear" w:color="auto" w:fill="FFFF00"/>
             <w:vAlign w:val="center"/>
             <w:hideMark/>
@@ -3136,11 +3533,15 @@
               <w:jc w:val="center"/>
               <w:rPr>
                 <w:rFonts w:ascii="Calibri" w:eastAsia="Times New Roman" w:hAnsi="Calibri" w:cs="Calibri"/>
-              </w:rPr>
-            </w:pPr>
-            <w:r>
-              <w:rPr>
-                <w:rFonts w:ascii="Calibri" w:eastAsia="Times New Roman" w:hAnsi="Calibri" w:cs="Calibri"/>
+                <w:sz w:val="28"/>
+                <w:szCs w:val="28"/>
+              </w:rPr>
+            </w:pPr>
+            <w:r>
+              <w:rPr>
+                <w:rFonts w:ascii="Calibri" w:eastAsia="Times New Roman" w:hAnsi="Calibri" w:cs="Calibri"/>
+                <w:sz w:val="28"/>
+                <w:szCs w:val="28"/>
               </w:rPr>
               <w:t>Reflection</w:t>
             </w:r>
@@ -3148,7 +3549,7 @@
         </w:tc>
         <w:tc>
           <w:tcPr>
-            <w:tcW w:w="2807" w:type="dxa"/>
+            <w:tcW w:w="2410" w:type="dxa"/>
             <w:shd w:val="clear" w:color="auto" w:fill="auto"/>
             <w:hideMark/>
           </w:tcPr>
@@ -3157,19 +3558,23 @@
               <w:pStyle w:val="NoSpacing"/>
               <w:rPr>
                 <w:rFonts w:eastAsia="Times New Roman"/>
-                <w:sz w:val="18"/>
-                <w:szCs w:val="18"/>
+                <w:sz w:val="28"/>
+                <w:szCs w:val="28"/>
                 <w:lang w:eastAsia="en-GB"/>
               </w:rPr>
             </w:pPr>
             <w:r>
+              <w:rPr>
+                <w:sz w:val="28"/>
+                <w:szCs w:val="28"/>
+              </w:rPr>
               <w:t>4.b. Ask for constructive feedback of supervisors.</w:t>
             </w:r>
           </w:p>
         </w:tc>
         <w:tc>
           <w:tcPr>
-            <w:tcW w:w="2808" w:type="dxa"/>
+            <w:tcW w:w="2785" w:type="dxa"/>
             <w:shd w:val="clear" w:color="auto" w:fill="auto"/>
             <w:hideMark/>
           </w:tcPr>
@@ -3178,13 +3583,15 @@
               <w:textAlignment w:val="baseline"/>
               <w:rPr>
                 <w:rFonts w:ascii="Calibri" w:eastAsia="Times New Roman" w:hAnsi="Calibri" w:cs="Calibri"/>
-                <w:sz w:val="18"/>
-                <w:szCs w:val="18"/>
-              </w:rPr>
-            </w:pPr>
-            <w:r>
-              <w:rPr>
-                <w:rFonts w:ascii="Calibri" w:eastAsia="Times New Roman" w:hAnsi="Calibri" w:cs="Calibri"/>
+                <w:sz w:val="28"/>
+                <w:szCs w:val="28"/>
+              </w:rPr>
+            </w:pPr>
+            <w:r>
+              <w:rPr>
+                <w:rFonts w:ascii="Calibri" w:eastAsia="Times New Roman" w:hAnsi="Calibri" w:cs="Calibri"/>
+                <w:sz w:val="28"/>
+                <w:szCs w:val="28"/>
               </w:rPr>
               <w:t>Feedback for poster</w:t>
             </w:r>
@@ -3199,11 +3606,15 @@
               <w:textAlignment w:val="baseline"/>
               <w:rPr>
                 <w:rFonts w:ascii="Calibri" w:eastAsia="Times New Roman" w:hAnsi="Calibri" w:cs="Calibri"/>
-              </w:rPr>
-            </w:pPr>
-            <w:r>
-              <w:rPr>
-                <w:rFonts w:ascii="Calibri" w:eastAsia="Times New Roman" w:hAnsi="Calibri" w:cs="Calibri"/>
+                <w:sz w:val="28"/>
+                <w:szCs w:val="28"/>
+              </w:rPr>
+            </w:pPr>
+            <w:r>
+              <w:rPr>
+                <w:rFonts w:ascii="Calibri" w:eastAsia="Times New Roman" w:hAnsi="Calibri" w:cs="Calibri"/>
+                <w:sz w:val="28"/>
+                <w:szCs w:val="28"/>
               </w:rPr>
               <w:t xml:space="preserve">FAIL: Student does not actively ask for feedback on either the content or lay out of the poster. </w:t>
             </w:r>
@@ -3219,11 +3630,15 @@
               <w:textAlignment w:val="baseline"/>
               <w:rPr>
                 <w:rFonts w:ascii="Calibri" w:eastAsia="Times New Roman" w:hAnsi="Calibri" w:cs="Calibri"/>
-              </w:rPr>
-            </w:pPr>
-            <w:r>
-              <w:rPr>
-                <w:rFonts w:ascii="Calibri" w:eastAsia="Times New Roman" w:hAnsi="Calibri" w:cs="Calibri"/>
+                <w:sz w:val="28"/>
+                <w:szCs w:val="28"/>
+              </w:rPr>
+            </w:pPr>
+            <w:r>
+              <w:rPr>
+                <w:rFonts w:ascii="Calibri" w:eastAsia="Times New Roman" w:hAnsi="Calibri" w:cs="Calibri"/>
+                <w:sz w:val="28"/>
+                <w:szCs w:val="28"/>
               </w:rPr>
               <w:t xml:space="preserve">PASS: Student asks for feedback on the poster during the poster session. </w:t>
             </w:r>
@@ -3231,7 +3646,14 @@
         </w:tc>
       </w:tr>
     </w:tbl>
-    <w:p/>
+    <w:p>
+      <w:pPr>
+        <w:rPr>
+          <w:sz w:val="28"/>
+          <w:szCs w:val="28"/>
+        </w:rPr>
+      </w:pPr>
+    </w:p>
     <w:p>
       <w:pPr>
         <w:pStyle w:val="paragraph"/>
@@ -3240,8 +3662,8 @@
         <w:rPr>
           <w:rFonts w:ascii="Segoe UI" w:hAnsi="Segoe UI" w:cs="Segoe UI"/>
           <w:color w:val="2E74B5"/>
-          <w:sz w:val="18"/>
-          <w:szCs w:val="18"/>
+          <w:sz w:val="28"/>
+          <w:szCs w:val="28"/>
         </w:rPr>
       </w:pPr>
     </w:p>
@@ -5432,26 +5854,6 @@
 </file>
 
 <file path=customXml/item1.xml><?xml version="1.0" encoding="utf-8"?>
-<p:properties xmlns:p="http://schemas.microsoft.com/office/2006/metadata/properties" xmlns:xsi="http://www.w3.org/2001/XMLSchema-instance" xmlns:pc="http://schemas.microsoft.com/office/infopath/2007/PartnerControls">
-  <documentManagement>
-    <lcf76f155ced4ddcb4097134ff3c332f xmlns="c2af1203-a1e0-49fe-9bc1-da87b6900221">
-      <Terms xmlns="http://schemas.microsoft.com/office/infopath/2007/PartnerControls"/>
-    </lcf76f155ced4ddcb4097134ff3c332f>
-    <TaxCatchAll xmlns="e7263df1-7b3c-4456-b643-d7b891353f09" xsi:nil="true"/>
-  </documentManagement>
-</p:properties>
-</file>
-
-<file path=customXml/item2.xml><?xml version="1.0" encoding="utf-8"?>
-<?mso-contentType ?>
-<FormTemplates xmlns="http://schemas.microsoft.com/sharepoint/v3/contenttype/forms">
-  <Display>DocumentLibraryForm</Display>
-  <Edit>DocumentLibraryForm</Edit>
-  <New>DocumentLibraryForm</New>
-</FormTemplates>
-</file>
-
-<file path=customXml/item3.xml><?xml version="1.0" encoding="utf-8"?>
 <ct:contentTypeSchema xmlns:ct="http://schemas.microsoft.com/office/2006/metadata/contentType" xmlns:ma="http://schemas.microsoft.com/office/2006/metadata/properties/metaAttributes" ct:_="" ma:_="" ma:contentTypeName="Document" ma:contentTypeID="0x010100A12D9C9D01CCA4438BE9E67D7166C649" ma:contentTypeVersion="16" ma:contentTypeDescription="Create a new document." ma:contentTypeScope="" ma:versionID="ef5461eeed1f5fed1e8ac8427d49ee74">
   <xsd:schema xmlns:xsd="http://www.w3.org/2001/XMLSchema" xmlns:xs="http://www.w3.org/2001/XMLSchema" xmlns:p="http://schemas.microsoft.com/office/2006/metadata/properties" xmlns:ns2="c2af1203-a1e0-49fe-9bc1-da87b6900221" xmlns:ns3="e7263df1-7b3c-4456-b643-d7b891353f09" targetNamespace="http://schemas.microsoft.com/office/2006/metadata/properties" ma:root="true" ma:fieldsID="0b7e09319a80c88d68a5bafa4469e7ea" ns2:_="" ns3:_="">
     <xsd:import namespace="c2af1203-a1e0-49fe-9bc1-da87b6900221"/>
@@ -5694,26 +6096,27 @@
 </ct:contentTypeSchema>
 </file>
 
-<file path=customXml/itemProps1.xml><?xml version="1.0" encoding="utf-8"?>
-<ds:datastoreItem xmlns:ds="http://schemas.openxmlformats.org/officeDocument/2006/customXml" ds:itemID="{B6A719F4-0EA2-44AC-AE6A-FF3BB7143B04}">
-  <ds:schemaRefs>
-    <ds:schemaRef ds:uri="http://schemas.microsoft.com/office/2006/metadata/properties"/>
-    <ds:schemaRef ds:uri="http://schemas.microsoft.com/office/infopath/2007/PartnerControls"/>
-    <ds:schemaRef ds:uri="c2af1203-a1e0-49fe-9bc1-da87b6900221"/>
-    <ds:schemaRef ds:uri="e7263df1-7b3c-4456-b643-d7b891353f09"/>
-  </ds:schemaRefs>
-</ds:datastoreItem>
+<file path=customXml/item2.xml><?xml version="1.0" encoding="utf-8"?>
+<?mso-contentType ?>
+<FormTemplates xmlns="http://schemas.microsoft.com/sharepoint/v3/contenttype/forms">
+  <Display>DocumentLibraryForm</Display>
+  <Edit>DocumentLibraryForm</Edit>
+  <New>DocumentLibraryForm</New>
+</FormTemplates>
 </file>
 
-<file path=customXml/itemProps2.xml><?xml version="1.0" encoding="utf-8"?>
-<ds:datastoreItem xmlns:ds="http://schemas.openxmlformats.org/officeDocument/2006/customXml" ds:itemID="{AD92593F-3DBE-4B7D-A763-D84595DF8936}">
-  <ds:schemaRefs>
-    <ds:schemaRef ds:uri="http://schemas.microsoft.com/sharepoint/v3/contenttype/forms"/>
-  </ds:schemaRefs>
-</ds:datastoreItem>
+<file path=customXml/item3.xml><?xml version="1.0" encoding="utf-8"?>
+<p:properties xmlns:p="http://schemas.microsoft.com/office/2006/metadata/properties" xmlns:xsi="http://www.w3.org/2001/XMLSchema-instance" xmlns:pc="http://schemas.microsoft.com/office/infopath/2007/PartnerControls">
+  <documentManagement>
+    <lcf76f155ced4ddcb4097134ff3c332f xmlns="c2af1203-a1e0-49fe-9bc1-da87b6900221">
+      <Terms xmlns="http://schemas.microsoft.com/office/infopath/2007/PartnerControls"/>
+    </lcf76f155ced4ddcb4097134ff3c332f>
+    <TaxCatchAll xmlns="e7263df1-7b3c-4456-b643-d7b891353f09" xsi:nil="true"/>
+  </documentManagement>
+</p:properties>
 </file>
 
-<file path=customXml/itemProps3.xml><?xml version="1.0" encoding="utf-8"?>
+<file path=customXml/itemProps1.xml><?xml version="1.0" encoding="utf-8"?>
 <ds:datastoreItem xmlns:ds="http://schemas.openxmlformats.org/officeDocument/2006/customXml" ds:itemID="{73326571-7C9C-4901-80A0-2985B15E0FDF}">
   <ds:schemaRefs>
     <ds:schemaRef ds:uri="http://schemas.microsoft.com/office/2006/metadata/contentType"/>
@@ -5730,4 +6133,23 @@
     <ds:schemaRef ds:uri="http://schemas.microsoft.com/internal/obd"/>
   </ds:schemaRefs>
 </ds:datastoreItem>
+</file>
+
+<file path=customXml/itemProps2.xml><?xml version="1.0" encoding="utf-8"?>
+<ds:datastoreItem xmlns:ds="http://schemas.openxmlformats.org/officeDocument/2006/customXml" ds:itemID="{AD92593F-3DBE-4B7D-A763-D84595DF8936}">
+  <ds:schemaRefs>
+    <ds:schemaRef ds:uri="http://schemas.microsoft.com/sharepoint/v3/contenttype/forms"/>
+  </ds:schemaRefs>
+</ds:datastoreItem>
+</file>
+
+<file path=customXml/itemProps3.xml><?xml version="1.0" encoding="utf-8"?>
+<ds:datastoreItem xmlns:ds="http://schemas.openxmlformats.org/officeDocument/2006/customXml" ds:itemID="{B6A719F4-0EA2-44AC-AE6A-FF3BB7143B04}">
+  <ds:schemaRefs>
+    <ds:schemaRef ds:uri="http://schemas.microsoft.com/office/2006/metadata/properties"/>
+    <ds:schemaRef ds:uri="http://schemas.microsoft.com/office/infopath/2007/PartnerControls"/>
+    <ds:schemaRef ds:uri="c2af1203-a1e0-49fe-9bc1-da87b6900221"/>
+    <ds:schemaRef ds:uri="e7263df1-7b3c-4456-b643-d7b891353f09"/>
+  </ds:schemaRefs>
+</ds:datastoreItem>
 </file>